--- a/workflow-understanding-definition.docx
+++ b/workflow-understanding-definition.docx
@@ -1,10 +1,10 @@
 
 <file path=word/document.xml><?xml version="1.0" encoding="utf-8"?>
-<w:document xmlns:wpc="http://schemas.microsoft.com/office/word/2010/wordprocessingCanvas" xmlns:cx="http://schemas.microsoft.com/office/drawing/2014/chartex" xmlns:cx1="http://schemas.microsoft.com/office/drawing/2015/9/8/chartex" xmlns:mc="http://schemas.openxmlformats.org/markup-compatibility/2006" xmlns:o="urn:schemas-microsoft-com:office:office" xmlns:r="http://schemas.openxmlformats.org/officeDocument/2006/relationships" xmlns:m="http://schemas.openxmlformats.org/officeDocument/2006/math" xmlns:v="urn:schemas-microsoft-com:vml" xmlns:wp14="http://schemas.microsoft.com/office/word/2010/wordprocessingDrawing" xmlns:wp="http://schemas.openxmlformats.org/drawingml/2006/wordprocessingDrawing" xmlns:w10="urn:schemas-microsoft-com:office:word" xmlns:w="http://schemas.openxmlformats.org/wordprocessingml/2006/main" xmlns:w14="http://schemas.microsoft.com/office/word/2010/wordml" xmlns:w15="http://schemas.microsoft.com/office/word/2012/wordml" xmlns:w16se="http://schemas.microsoft.com/office/word/2015/wordml/symex" xmlns:wpg="http://schemas.microsoft.com/office/word/2010/wordprocessingGroup" xmlns:wpi="http://schemas.microsoft.com/office/word/2010/wordprocessingInk" xmlns:wne="http://schemas.microsoft.com/office/word/2006/wordml" xmlns:wps="http://schemas.microsoft.com/office/word/2010/wordprocessingShape" mc:Ignorable="w14 w15 w16se wp14">
+<w:document xmlns:wpc="http://schemas.microsoft.com/office/word/2010/wordprocessingCanvas" xmlns:cx="http://schemas.microsoft.com/office/drawing/2014/chartex" xmlns:cx1="http://schemas.microsoft.com/office/drawing/2015/9/8/chartex" xmlns:cx2="http://schemas.microsoft.com/office/drawing/2015/10/21/chartex" xmlns:cx3="http://schemas.microsoft.com/office/drawing/2016/5/9/chartex" xmlns:cx4="http://schemas.microsoft.com/office/drawing/2016/5/10/chartex" xmlns:cx5="http://schemas.microsoft.com/office/drawing/2016/5/11/chartex" xmlns:cx6="http://schemas.microsoft.com/office/drawing/2016/5/12/chartex" xmlns:cx7="http://schemas.microsoft.com/office/drawing/2016/5/13/chartex" xmlns:cx8="http://schemas.microsoft.com/office/drawing/2016/5/14/chartex" xmlns:mc="http://schemas.openxmlformats.org/markup-compatibility/2006" xmlns:aink="http://schemas.microsoft.com/office/drawing/2016/ink" xmlns:am3d="http://schemas.microsoft.com/office/drawing/2017/model3d" xmlns:o="urn:schemas-microsoft-com:office:office" xmlns:oel="http://schemas.microsoft.com/office/2019/extlst" xmlns:r="http://schemas.openxmlformats.org/officeDocument/2006/relationships" xmlns:m="http://schemas.openxmlformats.org/officeDocument/2006/math" xmlns:v="urn:schemas-microsoft-com:vml" xmlns:wp14="http://schemas.microsoft.com/office/word/2010/wordprocessingDrawing" xmlns:wp="http://schemas.openxmlformats.org/drawingml/2006/wordprocessingDrawing" xmlns:w10="urn:schemas-microsoft-com:office:word" xmlns:w="http://schemas.openxmlformats.org/wordprocessingml/2006/main" xmlns:w14="http://schemas.microsoft.com/office/word/2010/wordml" xmlns:w15="http://schemas.microsoft.com/office/word/2012/wordml" xmlns:w16cex="http://schemas.microsoft.com/office/word/2018/wordml/cex" xmlns:w16cid="http://schemas.microsoft.com/office/word/2016/wordml/cid" xmlns:w16="http://schemas.microsoft.com/office/word/2018/wordml" xmlns:w16du="http://schemas.microsoft.com/office/word/2023/wordml/word16du" xmlns:w16sdtdh="http://schemas.microsoft.com/office/word/2020/wordml/sdtdatahash" xmlns:w16sdtfl="http://schemas.microsoft.com/office/word/2024/wordml/sdtformatlock" xmlns:w16se="http://schemas.microsoft.com/office/word/2015/wordml/symex" xmlns:wpg="http://schemas.microsoft.com/office/word/2010/wordprocessingGroup" xmlns:wpi="http://schemas.microsoft.com/office/word/2010/wordprocessingInk" xmlns:wne="http://schemas.microsoft.com/office/word/2006/wordml" xmlns:wps="http://schemas.microsoft.com/office/word/2010/wordprocessingShape" mc:Ignorable="w14 w15 w16se w16cid w16 w16cex w16sdtdh w16sdtfl w16du wp14">
   <w:body>
     <w:p>
       <w:pPr>
-        <w:pStyle w:val="Titre1"/>
+        <w:pStyle w:val="Heading1"/>
         <w:spacing w:after="200"/>
         <w:jc w:val="center"/>
       </w:pPr>
@@ -14,121 +14,70 @@
     </w:p>
     <w:p>
       <w:pPr>
-        <w:pStyle w:val="Titre2"/>
-        <w:spacing w:after="200"/>
-        <w:rPr>
-          <w:lang w:val="fr-FR"/>
-        </w:rPr>
-      </w:pPr>
-      <w:r>
-        <w:rPr>
-          <w:lang w:val="fr-FR"/>
-        </w:rPr>
-        <w:t xml:space="preserve">Site web de l'UFR SATIC — Université Alioune Diop de </w:t>
-      </w:r>
-      <w:proofErr w:type="spellStart"/>
-      <w:r>
-        <w:rPr>
-          <w:lang w:val="fr-FR"/>
-        </w:rPr>
-        <w:t>Bambey</w:t>
-      </w:r>
-      <w:proofErr w:type="spellEnd"/>
+        <w:pStyle w:val="Heading2"/>
+        <w:spacing w:after="200"/>
+        <w:rPr>
+          <w:lang w:val="fr-FR"/>
+        </w:rPr>
+      </w:pPr>
+      <w:r>
+        <w:rPr>
+          <w:lang w:val="fr-FR"/>
+        </w:rPr>
+        <w:t>Site web de l'UFR SATIC — Université Alioune Diop de Bambey</w:t>
+      </w:r>
     </w:p>
     <w:p>
       <w:pPr>
         <w:spacing w:after="120"/>
       </w:pPr>
-      <w:proofErr w:type="spellStart"/>
       <w:r>
         <w:rPr>
           <w:b/>
           <w:bCs/>
         </w:rPr>
-        <w:t>Groupe</w:t>
-      </w:r>
-      <w:proofErr w:type="spellEnd"/>
+        <w:t xml:space="preserve">Groupe </w:t>
+      </w:r>
+      <w:proofErr w:type="gramStart"/>
       <w:r>
         <w:rPr>
           <w:b/>
           <w:bCs/>
         </w:rPr>
-        <w:t xml:space="preserve"> </w:t>
-      </w:r>
-      <w:proofErr w:type="gramStart"/>
+        <w:t>1</w:t>
+      </w:r>
+      <w:r>
+        <w:t xml:space="preserve"> :</w:t>
+      </w:r>
+      <w:proofErr w:type="gramEnd"/>
+      <w:r>
+        <w:t xml:space="preserve"> Khady GUEYE &amp; Mamadou DIOP</w:t>
+      </w:r>
+      <w:r>
+        <w:br/>
+      </w:r>
       <w:r>
         <w:rPr>
           <w:b/>
           <w:bCs/>
         </w:rPr>
-        <w:t>1</w:t>
-      </w:r>
-      <w:r>
-        <w:t xml:space="preserve"> :</w:t>
-      </w:r>
-      <w:proofErr w:type="gramEnd"/>
-      <w:r>
-        <w:t xml:space="preserve"> </w:t>
-      </w:r>
-      <w:proofErr w:type="spellStart"/>
-      <w:r>
-        <w:t>Khady</w:t>
-      </w:r>
-      <w:proofErr w:type="spellEnd"/>
-      <w:r>
-        <w:t xml:space="preserve"> GUEYE &amp; </w:t>
-      </w:r>
-      <w:proofErr w:type="spellStart"/>
-      <w:r>
-        <w:t>Mamadou</w:t>
-      </w:r>
-      <w:proofErr w:type="spellEnd"/>
-      <w:r>
-        <w:t xml:space="preserve"> DIOP</w:t>
-      </w:r>
-      <w:r>
-        <w:br/>
-      </w:r>
-      <w:proofErr w:type="spellStart"/>
+        <w:t xml:space="preserve">Groupe </w:t>
+      </w:r>
+      <w:proofErr w:type="gramStart"/>
       <w:r>
         <w:rPr>
           <w:b/>
           <w:bCs/>
         </w:rPr>
-        <w:t>Groupe</w:t>
-      </w:r>
-      <w:proofErr w:type="spellEnd"/>
-      <w:r>
-        <w:rPr>
-          <w:b/>
-          <w:bCs/>
-        </w:rPr>
-        <w:t xml:space="preserve"> 2</w:t>
-      </w:r>
-      <w:r>
-        <w:t xml:space="preserve"> : Amar DIENE &amp; </w:t>
-      </w:r>
-      <w:proofErr w:type="spellStart"/>
-      <w:r>
-        <w:t>Modou</w:t>
-      </w:r>
-      <w:proofErr w:type="spellEnd"/>
-      <w:r>
-        <w:t xml:space="preserve"> </w:t>
-      </w:r>
-      <w:proofErr w:type="spellStart"/>
-      <w:r>
-        <w:t>Dieye</w:t>
-      </w:r>
-      <w:proofErr w:type="spellEnd"/>
-      <w:r>
-        <w:t xml:space="preserve"> </w:t>
-      </w:r>
-      <w:proofErr w:type="spellStart"/>
-      <w:r>
-        <w:t>Thiam</w:t>
-      </w:r>
-      <w:proofErr w:type="spellEnd"/>
+        <w:t>2</w:t>
+      </w:r>
+      <w:r>
+        <w:t xml:space="preserve"> :</w:t>
+      </w:r>
+      <w:proofErr w:type="gramEnd"/>
+      <w:r>
+        <w:t xml:space="preserve"> Amar DIENE &amp; Modou Dieye Thiam</w:t>
+      </w:r>
     </w:p>
     <w:p>
       <w:pPr>
@@ -156,7 +105,7 @@
     </w:p>
     <w:p>
       <w:pPr>
-        <w:pStyle w:val="Titre1"/>
+        <w:pStyle w:val="Heading1"/>
         <w:spacing w:after="200"/>
         <w:jc w:val="center"/>
       </w:pPr>
@@ -247,7 +196,7 @@
     </w:p>
     <w:p>
       <w:pPr>
-        <w:pStyle w:val="Titre2"/>
+        <w:pStyle w:val="Heading2"/>
         <w:spacing w:after="200"/>
         <w:rPr>
           <w:lang w:val="fr-FR"/>
@@ -318,23 +267,17 @@
     </w:p>
     <w:p>
       <w:pPr>
-        <w:pStyle w:val="Titre3"/>
-        <w:spacing w:after="200"/>
-        <w:rPr>
-          <w:lang w:val="fr-FR"/>
-        </w:rPr>
-      </w:pPr>
-      <w:r>
-        <w:rPr>
-          <w:lang w:val="fr-FR"/>
-        </w:rPr>
-        <w:t xml:space="preserve">Ce qu'il </w:t>
-      </w:r>
-      <w:r>
-        <w:rPr>
-          <w:lang w:val="fr-FR"/>
-        </w:rPr>
-        <w:t>faut faire</w:t>
+        <w:pStyle w:val="Heading3"/>
+        <w:spacing w:after="200"/>
+        <w:rPr>
+          <w:lang w:val="fr-FR"/>
+        </w:rPr>
+      </w:pPr>
+      <w:r>
+        <w:rPr>
+          <w:lang w:val="fr-FR"/>
+        </w:rPr>
+        <w:t>Ce qu'il faut faire</w:t>
       </w:r>
     </w:p>
     <w:p>
@@ -366,14 +309,9 @@
       <w:r>
         <w:t xml:space="preserve">, </w:t>
       </w:r>
-      <w:proofErr w:type="spellStart"/>
       <w:proofErr w:type="gramStart"/>
       <w:r>
-        <w:t>noter</w:t>
-      </w:r>
-      <w:proofErr w:type="spellEnd"/>
-      <w:r>
-        <w:t xml:space="preserve"> :</w:t>
+        <w:t>noter :</w:t>
       </w:r>
       <w:proofErr w:type="gramEnd"/>
     </w:p>
@@ -387,7 +325,7 @@
     </w:p>
     <w:p>
       <w:pPr>
-        <w:pStyle w:val="Paragraphedeliste"/>
+        <w:pStyle w:val="ListParagraph"/>
         <w:numPr>
           <w:ilvl w:val="0"/>
           <w:numId w:val="2"/>
@@ -413,18 +351,23 @@
     </w:p>
     <w:p>
       <w:pPr>
-        <w:pStyle w:val="Paragraphedeliste"/>
+        <w:pStyle w:val="ListParagraph"/>
         <w:numPr>
           <w:ilvl w:val="0"/>
           <w:numId w:val="2"/>
         </w:numPr>
         <w:spacing w:after="100"/>
       </w:pPr>
-      <w:r>
-        <w:t xml:space="preserve">Que </w:t>
-      </w:r>
       <w:proofErr w:type="spellStart"/>
       <w:r>
+        <w:t>Que</w:t>
+      </w:r>
+      <w:proofErr w:type="spellEnd"/>
+      <w:r>
+        <w:t xml:space="preserve"> </w:t>
+      </w:r>
+      <w:proofErr w:type="spellStart"/>
+      <w:r>
         <w:t>cherchent-</w:t>
       </w:r>
       <w:proofErr w:type="gramStart"/>
@@ -439,7 +382,7 @@
     </w:p>
     <w:p>
       <w:pPr>
-        <w:pStyle w:val="Paragraphedeliste"/>
+        <w:pStyle w:val="ListParagraph"/>
         <w:numPr>
           <w:ilvl w:val="0"/>
           <w:numId w:val="2"/>
@@ -472,7 +415,7 @@
     </w:p>
     <w:p>
       <w:pPr>
-        <w:pStyle w:val="Titre3"/>
+        <w:pStyle w:val="Heading3"/>
         <w:spacing w:after="200"/>
       </w:pPr>
       <w:proofErr w:type="spellStart"/>
@@ -864,40 +807,31 @@
                 <w:b/>
                 <w:bCs/>
               </w:rPr>
-              <w:t xml:space="preserve"> </w:t>
+              <w:t xml:space="preserve"> externes</w:t>
+            </w:r>
+          </w:p>
+        </w:tc>
+        <w:tc>
+          <w:tcPr>
+            <w:tcW w:w="3077" w:type="dxa"/>
+          </w:tcPr>
+          <w:p>
+            <w:r>
+              <w:t xml:space="preserve">Parents, </w:t>
             </w:r>
             <w:proofErr w:type="spellStart"/>
             <w:r>
-              <w:rPr>
-                <w:b/>
-                <w:bCs/>
-              </w:rPr>
-              <w:t>externes</w:t>
+              <w:t>partenaires</w:t>
             </w:r>
             <w:proofErr w:type="spellEnd"/>
-          </w:p>
-        </w:tc>
-        <w:tc>
-          <w:tcPr>
-            <w:tcW w:w="3077" w:type="dxa"/>
-          </w:tcPr>
-          <w:p>
-            <w:r>
-              <w:t xml:space="preserve">Parents, </w:t>
+            <w:r>
+              <w:t xml:space="preserve">, </w:t>
             </w:r>
             <w:proofErr w:type="spellStart"/>
             <w:r>
-              <w:t>partenaires</w:t>
+              <w:t>entreprises</w:t>
             </w:r>
             <w:proofErr w:type="spellEnd"/>
-            <w:r>
-              <w:t xml:space="preserve">, </w:t>
-            </w:r>
-            <w:proofErr w:type="spellStart"/>
-            <w:r>
-              <w:t>entreprises</w:t>
-            </w:r>
-            <w:proofErr w:type="spellEnd"/>
           </w:p>
         </w:tc>
         <w:tc>
@@ -914,13 +848,7 @@
               <w:rPr>
                 <w:lang w:val="fr-FR"/>
               </w:rPr>
-              <w:t>Présentation de</w:t>
-            </w:r>
-            <w:r>
-              <w:rPr>
-                <w:lang w:val="fr-FR"/>
-              </w:rPr>
-              <w:t xml:space="preserve"> l'UFR, contacts, événements</w:t>
+              <w:t>Présentation de l'UFR, contacts, événements</w:t>
             </w:r>
           </w:p>
         </w:tc>
@@ -942,7 +870,7 @@
     </w:p>
     <w:p>
       <w:pPr>
-        <w:pStyle w:val="Titre3"/>
+        <w:pStyle w:val="Heading3"/>
         <w:spacing w:after="200"/>
         <w:rPr>
           <w:lang w:val="fr-FR"/>
@@ -980,21 +908,7 @@
         <w:rPr>
           <w:lang w:val="fr-FR"/>
         </w:rPr>
-        <w:t xml:space="preserve"> (Google </w:t>
-      </w:r>
-      <w:proofErr w:type="spellStart"/>
-      <w:r>
-        <w:rPr>
-          <w:lang w:val="fr-FR"/>
-        </w:rPr>
-        <w:t>Sheets</w:t>
-      </w:r>
-      <w:proofErr w:type="spellEnd"/>
-      <w:r>
-        <w:rPr>
-          <w:lang w:val="fr-FR"/>
-        </w:rPr>
-        <w:t xml:space="preserve"> ou tableau sur papier) avec colonnes : </w:t>
+        <w:t xml:space="preserve"> (Google Sheets ou tableau sur papier) avec colonnes : </w:t>
       </w:r>
       <w:r>
         <w:rPr>
@@ -1046,7 +960,7 @@
     </w:p>
     <w:p>
       <w:pPr>
-        <w:pStyle w:val="Titre2"/>
+        <w:pStyle w:val="Heading2"/>
         <w:spacing w:after="200"/>
         <w:rPr>
           <w:lang w:val="fr-FR"/>
@@ -1131,7 +1045,7 @@
     </w:p>
     <w:p>
       <w:pPr>
-        <w:pStyle w:val="Titre3"/>
+        <w:pStyle w:val="Heading3"/>
         <w:spacing w:after="200"/>
         <w:rPr>
           <w:lang w:val="fr-FR"/>
@@ -1175,7 +1089,7 @@
     </w:p>
     <w:p>
       <w:pPr>
-        <w:pStyle w:val="Paragraphedeliste"/>
+        <w:pStyle w:val="ListParagraph"/>
         <w:numPr>
           <w:ilvl w:val="1"/>
           <w:numId w:val="2"/>
@@ -1189,18 +1103,12 @@
         <w:rPr>
           <w:lang w:val="fr-FR"/>
         </w:rPr>
-        <w:t>5 étudiants (variés : L1, L3, Master, filières différent</w:t>
-      </w:r>
-      <w:r>
-        <w:rPr>
-          <w:lang w:val="fr-FR"/>
-        </w:rPr>
-        <w:t>es)</w:t>
-      </w:r>
-    </w:p>
-    <w:p>
-      <w:pPr>
-        <w:pStyle w:val="Paragraphedeliste"/>
+        <w:t>5 étudiants (variés : L1, L3, Master, filières différentes)</w:t>
+      </w:r>
+    </w:p>
+    <w:p>
+      <w:pPr>
+        <w:pStyle w:val="ListParagraph"/>
         <w:numPr>
           <w:ilvl w:val="1"/>
           <w:numId w:val="2"/>
@@ -1237,7 +1145,7 @@
     </w:p>
     <w:p>
       <w:pPr>
-        <w:pStyle w:val="Paragraphedeliste"/>
+        <w:pStyle w:val="ListParagraph"/>
         <w:numPr>
           <w:ilvl w:val="1"/>
           <w:numId w:val="2"/>
@@ -1274,7 +1182,7 @@
     </w:p>
     <w:p>
       <w:pPr>
-        <w:pStyle w:val="Paragraphedeliste"/>
+        <w:pStyle w:val="ListParagraph"/>
         <w:numPr>
           <w:ilvl w:val="1"/>
           <w:numId w:val="2"/>
@@ -1324,7 +1232,7 @@
     </w:p>
     <w:p>
       <w:pPr>
-        <w:pStyle w:val="Paragraphedeliste"/>
+        <w:pStyle w:val="ListParagraph"/>
         <w:numPr>
           <w:ilvl w:val="1"/>
           <w:numId w:val="2"/>
@@ -1366,7 +1274,7 @@
     </w:p>
     <w:p>
       <w:pPr>
-        <w:pStyle w:val="Paragraphedeliste"/>
+        <w:pStyle w:val="ListParagraph"/>
         <w:numPr>
           <w:ilvl w:val="1"/>
           <w:numId w:val="2"/>
@@ -1380,18 +1288,12 @@
         <w:rPr>
           <w:lang w:val="fr-FR"/>
         </w:rPr>
-        <w:t>En face-à-fac</w:t>
-      </w:r>
-      <w:r>
-        <w:rPr>
-          <w:lang w:val="fr-FR"/>
-        </w:rPr>
-        <w:t>e sur le campus (privilégier)</w:t>
-      </w:r>
-    </w:p>
-    <w:p>
-      <w:pPr>
-        <w:pStyle w:val="Paragraphedeliste"/>
+        <w:t>En face-à-face sur le campus (privilégier)</w:t>
+      </w:r>
+    </w:p>
+    <w:p>
+      <w:pPr>
+        <w:pStyle w:val="ListParagraph"/>
         <w:numPr>
           <w:ilvl w:val="1"/>
           <w:numId w:val="2"/>
@@ -1453,7 +1355,7 @@
     </w:p>
     <w:p>
       <w:pPr>
-        <w:pStyle w:val="Titre3"/>
+        <w:pStyle w:val="Heading3"/>
         <w:spacing w:after="200"/>
         <w:rPr>
           <w:lang w:val="fr-FR"/>
@@ -1469,7 +1371,7 @@
     </w:p>
     <w:p>
       <w:pPr>
-        <w:pStyle w:val="Titre4"/>
+        <w:pStyle w:val="Heading4"/>
         <w:spacing w:after="200"/>
         <w:rPr>
           <w:lang w:val="fr-FR"/>
@@ -1494,13 +1396,7 @@
         <w:rPr>
           <w:lang w:val="fr-FR"/>
         </w:rPr>
-        <w:t>1. Comment accédez-vous actuellement aux informatio</w:t>
-      </w:r>
-      <w:r>
-        <w:rPr>
-          <w:lang w:val="fr-FR"/>
-        </w:rPr>
-        <w:t>ns de l'UFR SATIC ? (</w:t>
+        <w:t>1. Comment accédez-vous actuellement aux informations de l'UFR SATIC ? (</w:t>
       </w:r>
       <w:proofErr w:type="gramStart"/>
       <w:r>
@@ -1529,21 +1425,7 @@
         <w:rPr>
           <w:lang w:val="fr-FR"/>
         </w:rPr>
-        <w:t xml:space="preserve">2. Quelles informations </w:t>
-      </w:r>
-      <w:proofErr w:type="spellStart"/>
-      <w:r>
-        <w:rPr>
-          <w:lang w:val="fr-FR"/>
-        </w:rPr>
-        <w:t>cherchez-vous</w:t>
-      </w:r>
-      <w:proofErr w:type="spellEnd"/>
-      <w:r>
-        <w:rPr>
-          <w:lang w:val="fr-FR"/>
-        </w:rPr>
-        <w:t xml:space="preserve"> le plus souvent ?</w:t>
+        <w:t>2. Quelles informations cherchez-vous le plus souvent ?</w:t>
       </w:r>
     </w:p>
     <w:p>
@@ -1573,13 +1455,7 @@
         <w:rPr>
           <w:lang w:val="fr-FR"/>
         </w:rPr>
-        <w:t>4. Utilisez-vous plutôt votre téléphone o</w:t>
-      </w:r>
-      <w:r>
-        <w:rPr>
-          <w:lang w:val="fr-FR"/>
-        </w:rPr>
-        <w:t>u un ordinateur pour accéder à internet ?</w:t>
+        <w:t>4. Utilisez-vous plutôt votre téléphone ou un ordinateur pour accéder à internet ?</w:t>
       </w:r>
     </w:p>
     <w:p>
@@ -1628,7 +1504,7 @@
     </w:p>
     <w:p>
       <w:pPr>
-        <w:pStyle w:val="Titre4"/>
+        <w:pStyle w:val="Heading4"/>
         <w:spacing w:after="200"/>
         <w:rPr>
           <w:lang w:val="fr-FR"/>
@@ -1653,13 +1529,7 @@
         <w:rPr>
           <w:lang w:val="fr-FR"/>
         </w:rPr>
-        <w:t xml:space="preserve">1. </w:t>
-      </w:r>
-      <w:r>
-        <w:rPr>
-          <w:lang w:val="fr-FR"/>
-        </w:rPr>
-        <w:t>Comment communiquez-vous vos cours, emplois du temps ou annonces aux étudiants ?</w:t>
+        <w:t>1. Comment communiquez-vous vos cours, emplois du temps ou annonces aux étudiants ?</w:t>
       </w:r>
     </w:p>
     <w:p>
@@ -1704,32 +1574,26 @@
         <w:rPr>
           <w:lang w:val="fr-FR"/>
         </w:rPr>
-        <w:t>4. Quels outils numériques utili</w:t>
-      </w:r>
-      <w:r>
-        <w:rPr>
-          <w:lang w:val="fr-FR"/>
-        </w:rPr>
-        <w:t>sez-vous déjà ?</w:t>
-      </w:r>
-    </w:p>
-    <w:p>
-      <w:pPr>
-        <w:spacing w:after="200"/>
-        <w:rPr>
-          <w:lang w:val="fr-FR"/>
-        </w:rPr>
-      </w:pPr>
-      <w:r>
-        <w:rPr>
-          <w:lang w:val="fr-FR"/>
-        </w:rPr>
-        <w:t xml:space="preserve"> </w:t>
-      </w:r>
-    </w:p>
-    <w:p>
-      <w:pPr>
-        <w:pStyle w:val="Titre4"/>
+        <w:t>4. Quels outils numériques utilisez-vous déjà ?</w:t>
+      </w:r>
+    </w:p>
+    <w:p>
+      <w:pPr>
+        <w:spacing w:after="200"/>
+        <w:rPr>
+          <w:lang w:val="fr-FR"/>
+        </w:rPr>
+      </w:pPr>
+      <w:r>
+        <w:rPr>
+          <w:lang w:val="fr-FR"/>
+        </w:rPr>
+        <w:t xml:space="preserve"> </w:t>
+      </w:r>
+    </w:p>
+    <w:p>
+      <w:pPr>
+        <w:pStyle w:val="Heading4"/>
         <w:spacing w:after="200"/>
         <w:rPr>
           <w:lang w:val="fr-FR"/>
@@ -1799,32 +1663,26 @@
         <w:rPr>
           <w:lang w:val="fr-FR"/>
         </w:rPr>
-        <w:t>4. Quelles procédures adminis</w:t>
-      </w:r>
-      <w:r>
-        <w:rPr>
-          <w:lang w:val="fr-FR"/>
-        </w:rPr>
-        <w:t>tratives pourraient être facilitées par un site web ?</w:t>
-      </w:r>
-    </w:p>
-    <w:p>
-      <w:pPr>
-        <w:spacing w:after="200"/>
-        <w:rPr>
-          <w:lang w:val="fr-FR"/>
-        </w:rPr>
-      </w:pPr>
-      <w:r>
-        <w:rPr>
-          <w:lang w:val="fr-FR"/>
-        </w:rPr>
-        <w:t xml:space="preserve"> </w:t>
-      </w:r>
-    </w:p>
-    <w:p>
-      <w:pPr>
-        <w:pStyle w:val="Titre4"/>
+        <w:t>4. Quelles procédures administratives pourraient être facilitées par un site web ?</w:t>
+      </w:r>
+    </w:p>
+    <w:p>
+      <w:pPr>
+        <w:spacing w:after="200"/>
+        <w:rPr>
+          <w:lang w:val="fr-FR"/>
+        </w:rPr>
+      </w:pPr>
+      <w:r>
+        <w:rPr>
+          <w:lang w:val="fr-FR"/>
+        </w:rPr>
+        <w:t xml:space="preserve"> </w:t>
+      </w:r>
+    </w:p>
+    <w:p>
+      <w:pPr>
+        <w:pStyle w:val="Heading4"/>
         <w:spacing w:after="200"/>
         <w:rPr>
           <w:lang w:val="fr-FR"/>
@@ -1898,14 +1756,18 @@
     </w:p>
     <w:p>
       <w:pPr>
-        <w:pStyle w:val="Titre3"/>
-        <w:spacing w:after="200"/>
-      </w:pPr>
-      <w:proofErr w:type="spellStart"/>
-      <w:r>
+        <w:pStyle w:val="Heading3"/>
+        <w:spacing w:after="200"/>
+        <w:rPr>
+          <w:lang w:val="fr-SN"/>
+        </w:rPr>
+      </w:pPr>
+      <w:r>
+        <w:rPr>
+          <w:lang w:val="fr-SN"/>
+        </w:rPr>
         <w:t>Livrable</w:t>
       </w:r>
-      <w:proofErr w:type="spellEnd"/>
     </w:p>
     <w:p>
       <w:pPr>
@@ -1926,15 +1788,7 @@
           <w:bCs/>
           <w:lang w:val="fr-FR"/>
         </w:rPr>
-        <w:t>Compte-r</w:t>
-      </w:r>
-      <w:r>
-        <w:rPr>
-          <w:b/>
-          <w:bCs/>
-          <w:lang w:val="fr-FR"/>
-        </w:rPr>
-        <w:t>endu d'interviews</w:t>
+        <w:t>Compte-rendu d'interviews</w:t>
       </w:r>
       <w:r>
         <w:rPr>
@@ -1945,7 +1799,7 @@
     </w:p>
     <w:p>
       <w:pPr>
-        <w:pStyle w:val="Paragraphedeliste"/>
+        <w:pStyle w:val="ListParagraph"/>
         <w:numPr>
           <w:ilvl w:val="0"/>
           <w:numId w:val="2"/>
@@ -1953,17 +1807,12 @@
         <w:spacing w:after="100"/>
       </w:pPr>
       <w:r>
-        <w:t xml:space="preserve">Date, lieu, </w:t>
-      </w:r>
-      <w:proofErr w:type="spellStart"/>
-      <w:r>
-        <w:t>durée</w:t>
-      </w:r>
-      <w:proofErr w:type="spellEnd"/>
-    </w:p>
-    <w:p>
-      <w:pPr>
-        <w:pStyle w:val="Paragraphedeliste"/>
+        <w:t>Date, lieu, durée</w:t>
+      </w:r>
+    </w:p>
+    <w:p>
+      <w:pPr>
+        <w:pStyle w:val="ListParagraph"/>
         <w:numPr>
           <w:ilvl w:val="0"/>
           <w:numId w:val="2"/>
@@ -1977,26 +1826,12 @@
         <w:rPr>
           <w:lang w:val="fr-FR"/>
         </w:rPr>
-        <w:t>Profil de la personne (</w:t>
-      </w:r>
-      <w:proofErr w:type="spellStart"/>
-      <w:r>
-        <w:rPr>
-          <w:lang w:val="fr-FR"/>
-        </w:rPr>
-        <w:t>anonymisé</w:t>
-      </w:r>
-      <w:proofErr w:type="spellEnd"/>
-      <w:r>
-        <w:rPr>
-          <w:lang w:val="fr-FR"/>
-        </w:rPr>
-        <w:t xml:space="preserve"> : « Étudiant L3, filière D2A »)</w:t>
-      </w:r>
-    </w:p>
-    <w:p>
-      <w:pPr>
-        <w:pStyle w:val="Paragraphedeliste"/>
+        <w:t>Profil de la personne (anonymisé : « Étudiant L3, filière D2A »)</w:t>
+      </w:r>
+    </w:p>
+    <w:p>
+      <w:pPr>
+        <w:pStyle w:val="ListParagraph"/>
         <w:numPr>
           <w:ilvl w:val="0"/>
           <w:numId w:val="2"/>
@@ -2019,7 +1854,7 @@
     </w:p>
     <w:p>
       <w:pPr>
-        <w:pStyle w:val="Paragraphedeliste"/>
+        <w:pStyle w:val="ListParagraph"/>
         <w:numPr>
           <w:ilvl w:val="0"/>
           <w:numId w:val="2"/>
@@ -2029,19 +1864,11 @@
           <w:lang w:val="fr-FR"/>
         </w:rPr>
       </w:pPr>
-      <w:proofErr w:type="spellStart"/>
-      <w:r>
-        <w:rPr>
-          <w:lang w:val="fr-FR"/>
-        </w:rPr>
-        <w:t>Verbatims</w:t>
-      </w:r>
-      <w:proofErr w:type="spellEnd"/>
-      <w:r>
-        <w:rPr>
-          <w:lang w:val="fr-FR"/>
-        </w:rPr>
-        <w:t xml:space="preserve"> clés (citations exactes importantes entre guillemets)</w:t>
+      <w:r>
+        <w:rPr>
+          <w:lang w:val="fr-FR"/>
+        </w:rPr>
+        <w:t>Verbatims clés (citations exactes importantes entre guillemets)</w:t>
       </w:r>
     </w:p>
     <w:p>
@@ -2086,7 +1913,7 @@
     </w:p>
     <w:p>
       <w:pPr>
-        <w:pStyle w:val="Titre2"/>
+        <w:pStyle w:val="Heading2"/>
         <w:spacing w:after="200"/>
         <w:rPr>
           <w:lang w:val="fr-FR"/>
@@ -2165,7 +1992,7 @@
     </w:p>
     <w:p>
       <w:pPr>
-        <w:pStyle w:val="Titre3"/>
+        <w:pStyle w:val="Heading3"/>
         <w:spacing w:after="200"/>
         <w:rPr>
           <w:lang w:val="fr-FR"/>
@@ -2198,23 +2025,42 @@
           <w:bCs/>
           <w:lang w:val="fr-FR"/>
         </w:rPr>
-        <w:t xml:space="preserve">Google </w:t>
-      </w:r>
-      <w:proofErr w:type="spellStart"/>
+        <w:t>Google Forms</w:t>
+      </w:r>
+      <w:r>
+        <w:rPr>
+          <w:lang w:val="fr-FR"/>
+        </w:rPr>
+        <w:t xml:space="preserve"> (10 questions max, temps de réponse &lt; 5 min)</w:t>
+      </w:r>
+    </w:p>
+    <w:p>
+      <w:pPr>
+        <w:spacing w:after="100"/>
+        <w:ind w:left="20"/>
+        <w:rPr>
+          <w:lang w:val="fr-FR"/>
+        </w:rPr>
+      </w:pPr>
+      <w:r>
+        <w:rPr>
+          <w:lang w:val="fr-FR"/>
+        </w:rPr>
+        <w:t xml:space="preserve">2. Diffuser via les groupes </w:t>
+      </w:r>
       <w:r>
         <w:rPr>
           <w:b/>
           <w:bCs/>
           <w:lang w:val="fr-FR"/>
         </w:rPr>
-        <w:t>Forms</w:t>
-      </w:r>
-      <w:proofErr w:type="spellEnd"/>
-      <w:r>
-        <w:rPr>
-          <w:lang w:val="fr-FR"/>
-        </w:rPr>
-        <w:t xml:space="preserve"> (10 questions max, temps de réponse &lt; 5 min)</w:t>
+        <w:t>WhatsApp</w:t>
+      </w:r>
+      <w:r>
+        <w:rPr>
+          <w:lang w:val="fr-FR"/>
+        </w:rPr>
+        <w:t xml:space="preserve"> des promotions, par les délégués de classe</w:t>
       </w:r>
     </w:p>
     <w:p>
@@ -2229,13 +2075,7 @@
         <w:rPr>
           <w:lang w:val="fr-FR"/>
         </w:rPr>
-        <w:t>2. Diffuser via les groupes</w:t>
-      </w:r>
-      <w:r>
-        <w:rPr>
-          <w:lang w:val="fr-FR"/>
-        </w:rPr>
-        <w:t xml:space="preserve"> </w:t>
+        <w:t xml:space="preserve">3. Objectif : </w:t>
       </w:r>
       <w:r>
         <w:rPr>
@@ -2243,35 +2083,6 @@
           <w:bCs/>
           <w:lang w:val="fr-FR"/>
         </w:rPr>
-        <w:t>WhatsApp</w:t>
-      </w:r>
-      <w:r>
-        <w:rPr>
-          <w:lang w:val="fr-FR"/>
-        </w:rPr>
-        <w:t xml:space="preserve"> des promotions, par les délégués de classe</w:t>
-      </w:r>
-    </w:p>
-    <w:p>
-      <w:pPr>
-        <w:spacing w:after="100"/>
-        <w:ind w:left="20"/>
-        <w:rPr>
-          <w:lang w:val="fr-FR"/>
-        </w:rPr>
-      </w:pPr>
-      <w:r>
-        <w:rPr>
-          <w:lang w:val="fr-FR"/>
-        </w:rPr>
-        <w:t xml:space="preserve">3. Objectif : </w:t>
-      </w:r>
-      <w:r>
-        <w:rPr>
-          <w:b/>
-          <w:bCs/>
-          <w:lang w:val="fr-FR"/>
-        </w:rPr>
         <w:t>50 à 80 réponses minimum</w:t>
       </w:r>
     </w:p>
@@ -2291,7 +2102,7 @@
     </w:p>
     <w:p>
       <w:pPr>
-        <w:pStyle w:val="Titre3"/>
+        <w:pStyle w:val="Heading3"/>
         <w:spacing w:after="200"/>
         <w:rPr>
           <w:lang w:val="fr-FR"/>
@@ -2424,13 +2235,8 @@
             <w:tcW w:w="4212" w:type="dxa"/>
           </w:tcPr>
           <w:p>
-            <w:proofErr w:type="spellStart"/>
-            <w:r>
-              <w:t>Choix</w:t>
-            </w:r>
-            <w:proofErr w:type="spellEnd"/>
-            <w:r>
-              <w:t xml:space="preserve"> unique</w:t>
+            <w:r>
+              <w:t>Choix unique</w:t>
             </w:r>
           </w:p>
         </w:tc>
@@ -2469,13 +2275,8 @@
             <w:tcW w:w="4212" w:type="dxa"/>
           </w:tcPr>
           <w:p>
-            <w:proofErr w:type="spellStart"/>
-            <w:r>
-              <w:t>Choix</w:t>
-            </w:r>
-            <w:proofErr w:type="spellEnd"/>
-            <w:r>
-              <w:t xml:space="preserve"> unique</w:t>
+            <w:r>
+              <w:t>Choix unique</w:t>
             </w:r>
           </w:p>
         </w:tc>
@@ -2496,13 +2297,8 @@
             <w:tcW w:w="4446" w:type="dxa"/>
           </w:tcPr>
           <w:p>
-            <w:proofErr w:type="spellStart"/>
-            <w:r>
-              <w:t>Quelle</w:t>
-            </w:r>
-            <w:proofErr w:type="spellEnd"/>
-            <w:r>
-              <w:t xml:space="preserve"> </w:t>
+            <w:r>
+              <w:t xml:space="preserve">Quelle </w:t>
             </w:r>
             <w:proofErr w:type="spellStart"/>
             <w:proofErr w:type="gramStart"/>
@@ -2521,13 +2317,8 @@
             <w:tcW w:w="4212" w:type="dxa"/>
           </w:tcPr>
           <w:p>
-            <w:proofErr w:type="spellStart"/>
-            <w:r>
-              <w:t>Choix</w:t>
-            </w:r>
-            <w:proofErr w:type="spellEnd"/>
-            <w:r>
-              <w:t xml:space="preserve"> unique</w:t>
+            <w:r>
+              <w:t>Choix unique</w:t>
             </w:r>
           </w:p>
         </w:tc>
@@ -2629,21 +2420,7 @@
               <w:rPr>
                 <w:lang w:val="fr-FR"/>
               </w:rPr>
-              <w:t xml:space="preserve">Quelles informations </w:t>
-            </w:r>
-            <w:proofErr w:type="spellStart"/>
-            <w:r>
-              <w:rPr>
-                <w:lang w:val="fr-FR"/>
-              </w:rPr>
-              <w:t>cherchez-vous</w:t>
-            </w:r>
-            <w:proofErr w:type="spellEnd"/>
-            <w:r>
-              <w:rPr>
-                <w:lang w:val="fr-FR"/>
-              </w:rPr>
-              <w:t xml:space="preserve"> le plus ?</w:t>
+              <w:t>Quelles informations cherchez-vous le plus ?</w:t>
             </w:r>
           </w:p>
         </w:tc>
@@ -2700,13 +2477,8 @@
             <w:tcW w:w="4212" w:type="dxa"/>
           </w:tcPr>
           <w:p>
-            <w:proofErr w:type="spellStart"/>
-            <w:r>
-              <w:t>Oui</w:t>
-            </w:r>
-            <w:proofErr w:type="spellEnd"/>
-            <w:r>
-              <w:t xml:space="preserve"> / Non</w:t>
+            <w:r>
+              <w:t>Oui / Non</w:t>
             </w:r>
           </w:p>
         </w:tc>
@@ -2755,13 +2527,8 @@
             <w:tcW w:w="4212" w:type="dxa"/>
           </w:tcPr>
           <w:p>
-            <w:proofErr w:type="spellStart"/>
-            <w:r>
-              <w:t>Réponse</w:t>
-            </w:r>
-            <w:proofErr w:type="spellEnd"/>
-            <w:r>
-              <w:t xml:space="preserve"> </w:t>
+            <w:r>
+              <w:t xml:space="preserve">Réponse </w:t>
             </w:r>
             <w:proofErr w:type="spellStart"/>
             <w:r>
@@ -2796,13 +2563,7 @@
               <w:rPr>
                 <w:lang w:val="fr-FR"/>
               </w:rPr>
-              <w:t>Quel appareil utilisez-v</w:t>
-            </w:r>
-            <w:r>
-              <w:rPr>
-                <w:lang w:val="fr-FR"/>
-              </w:rPr>
-              <w:t>ous le plus pour internet ?</w:t>
+              <w:t>Quel appareil utilisez-vous le plus pour internet ?</w:t>
             </w:r>
           </w:p>
         </w:tc>
@@ -2825,13 +2586,8 @@
             </w:r>
             <w:proofErr w:type="spellEnd"/>
             <w:r>
-              <w:t xml:space="preserve"> / Les </w:t>
-            </w:r>
-            <w:proofErr w:type="spellStart"/>
-            <w:r>
-              <w:t>deux</w:t>
-            </w:r>
-            <w:proofErr w:type="spellEnd"/>
+              <w:t xml:space="preserve"> / Les deux</w:t>
+            </w:r>
           </w:p>
         </w:tc>
       </w:tr>
@@ -2869,13 +2625,8 @@
             <w:tcW w:w="4212" w:type="dxa"/>
           </w:tcPr>
           <w:p>
-            <w:proofErr w:type="spellStart"/>
-            <w:r>
-              <w:t>Choix</w:t>
-            </w:r>
-            <w:proofErr w:type="spellEnd"/>
-            <w:r>
-              <w:t xml:space="preserve"> unique</w:t>
+            <w:r>
+              <w:t>Choix unique</w:t>
             </w:r>
           </w:p>
         </w:tc>
@@ -2913,13 +2664,8 @@
             <w:tcW w:w="4212" w:type="dxa"/>
           </w:tcPr>
           <w:p>
-            <w:proofErr w:type="spellStart"/>
-            <w:r>
-              <w:t>Réponse</w:t>
-            </w:r>
-            <w:proofErr w:type="spellEnd"/>
-            <w:r>
-              <w:t xml:space="preserve"> </w:t>
+            <w:r>
+              <w:t xml:space="preserve">Réponse </w:t>
             </w:r>
             <w:proofErr w:type="spellStart"/>
             <w:r>
@@ -2940,7 +2686,7 @@
     </w:p>
     <w:p>
       <w:pPr>
-        <w:pStyle w:val="Titre3"/>
+        <w:pStyle w:val="Heading3"/>
         <w:spacing w:after="200"/>
       </w:pPr>
       <w:proofErr w:type="spellStart"/>
@@ -2974,26 +2720,12 @@
         <w:rPr>
           <w:lang w:val="fr-FR"/>
         </w:rPr>
-        <w:t xml:space="preserve"> (graphiques Google </w:t>
-      </w:r>
-      <w:proofErr w:type="spellStart"/>
-      <w:r>
-        <w:rPr>
-          <w:lang w:val="fr-FR"/>
-        </w:rPr>
-        <w:t>Forms</w:t>
-      </w:r>
-      <w:proofErr w:type="spellEnd"/>
-      <w:r>
-        <w:rPr>
-          <w:lang w:val="fr-FR"/>
-        </w:rPr>
-        <w:t xml:space="preserve"> + résumé en 1 page) :</w:t>
-      </w:r>
-    </w:p>
-    <w:p>
-      <w:pPr>
-        <w:pStyle w:val="Paragraphedeliste"/>
+        <w:t xml:space="preserve"> (graphiques Google Forms + résumé en 1 page) :</w:t>
+      </w:r>
+    </w:p>
+    <w:p>
+      <w:pPr>
+        <w:pStyle w:val="ListParagraph"/>
         <w:numPr>
           <w:ilvl w:val="0"/>
           <w:numId w:val="2"/>
@@ -3024,7 +2756,7 @@
     </w:p>
     <w:p>
       <w:pPr>
-        <w:pStyle w:val="Paragraphedeliste"/>
+        <w:pStyle w:val="ListParagraph"/>
         <w:numPr>
           <w:ilvl w:val="0"/>
           <w:numId w:val="2"/>
@@ -3043,7 +2775,7 @@
     </w:p>
     <w:p>
       <w:pPr>
-        <w:pStyle w:val="Paragraphedeliste"/>
+        <w:pStyle w:val="ListParagraph"/>
         <w:numPr>
           <w:ilvl w:val="0"/>
           <w:numId w:val="2"/>
@@ -3066,7 +2798,7 @@
     </w:p>
     <w:p>
       <w:pPr>
-        <w:pStyle w:val="Paragraphedeliste"/>
+        <w:pStyle w:val="ListParagraph"/>
         <w:numPr>
           <w:ilvl w:val="0"/>
           <w:numId w:val="2"/>
@@ -3097,7 +2829,7 @@
     </w:p>
     <w:p>
       <w:pPr>
-        <w:pStyle w:val="Paragraphedeliste"/>
+        <w:pStyle w:val="ListParagraph"/>
         <w:numPr>
           <w:ilvl w:val="0"/>
           <w:numId w:val="2"/>
@@ -3152,7 +2884,7 @@
     </w:p>
     <w:p>
       <w:pPr>
-        <w:pStyle w:val="Titre2"/>
+        <w:pStyle w:val="Heading2"/>
         <w:spacing w:after="200"/>
         <w:rPr>
           <w:lang w:val="fr-FR"/>
@@ -3231,7 +2963,7 @@
     </w:p>
     <w:p>
       <w:pPr>
-        <w:pStyle w:val="Titre3"/>
+        <w:pStyle w:val="Heading3"/>
         <w:spacing w:after="200"/>
         <w:rPr>
           <w:lang w:val="fr-FR"/>
@@ -3266,13 +2998,7 @@
         <w:rPr>
           <w:lang w:val="fr-FR"/>
         </w:rPr>
-        <w:t xml:space="preserve"> comparables (Afrique de l'Ouest prioritaireme</w:t>
-      </w:r>
-      <w:r>
-        <w:rPr>
-          <w:lang w:val="fr-FR"/>
-        </w:rPr>
-        <w:t xml:space="preserve">nt). </w:t>
+        <w:t xml:space="preserve"> comparables (Afrique de l'Ouest prioritairement). </w:t>
       </w:r>
       <w:r>
         <w:t xml:space="preserve">Pour </w:t>
@@ -3306,7 +3032,7 @@
     </w:p>
     <w:p>
       <w:pPr>
-        <w:pStyle w:val="Titre3"/>
+        <w:pStyle w:val="Heading3"/>
         <w:spacing w:after="200"/>
       </w:pPr>
       <w:r>
@@ -3784,7 +3510,7 @@
     </w:p>
     <w:p>
       <w:pPr>
-        <w:pStyle w:val="Titre3"/>
+        <w:pStyle w:val="Heading3"/>
         <w:spacing w:after="200"/>
         <w:rPr>
           <w:lang w:val="fr-FR"/>
@@ -3817,31 +3543,71 @@
           <w:bCs/>
           <w:lang w:val="fr-FR"/>
         </w:rPr>
-        <w:t xml:space="preserve">Université Cheikh </w:t>
-      </w:r>
-      <w:proofErr w:type="spellStart"/>
+        <w:t>Université Cheikh Anta Diop (UCAD)</w:t>
+      </w:r>
+      <w:r>
+        <w:rPr>
+          <w:lang w:val="fr-FR"/>
+        </w:rPr>
+        <w:t xml:space="preserve"> — ucad.sn</w:t>
+      </w:r>
+    </w:p>
+    <w:p>
+      <w:pPr>
+        <w:spacing w:after="100"/>
+        <w:ind w:left="20"/>
+        <w:rPr>
+          <w:lang w:val="fr-FR"/>
+        </w:rPr>
+      </w:pPr>
+      <w:r>
+        <w:rPr>
+          <w:lang w:val="fr-FR"/>
+        </w:rPr>
+        <w:t xml:space="preserve">2. </w:t>
+      </w:r>
       <w:r>
         <w:rPr>
           <w:b/>
           <w:bCs/>
           <w:lang w:val="fr-FR"/>
         </w:rPr>
-        <w:t>Anta</w:t>
-      </w:r>
-      <w:proofErr w:type="spellEnd"/>
+        <w:t>Université Gaston Berger (UGB)</w:t>
+      </w:r>
+      <w:r>
+        <w:rPr>
+          <w:lang w:val="fr-FR"/>
+        </w:rPr>
+        <w:t xml:space="preserve"> — ugb.sn</w:t>
+      </w:r>
+    </w:p>
+    <w:p>
+      <w:pPr>
+        <w:spacing w:after="100"/>
+        <w:ind w:left="20"/>
+        <w:rPr>
+          <w:lang w:val="fr-FR"/>
+        </w:rPr>
+      </w:pPr>
+      <w:r>
+        <w:rPr>
+          <w:lang w:val="fr-FR"/>
+        </w:rPr>
+        <w:t xml:space="preserve">3. </w:t>
+      </w:r>
       <w:r>
         <w:rPr>
           <w:b/>
           <w:bCs/>
           <w:lang w:val="fr-FR"/>
         </w:rPr>
-        <w:t xml:space="preserve"> Diop (UCAD)</w:t>
-      </w:r>
-      <w:r>
-        <w:rPr>
-          <w:lang w:val="fr-FR"/>
-        </w:rPr>
-        <w:t xml:space="preserve"> — ucad.sn</w:t>
+        <w:t>Université Assane Seck de Ziguinchor</w:t>
+      </w:r>
+      <w:r>
+        <w:rPr>
+          <w:lang w:val="fr-FR"/>
+        </w:rPr>
+        <w:t xml:space="preserve"> — univ-zig.sn</w:t>
       </w:r>
     </w:p>
     <w:p>
@@ -3856,7 +3622,7 @@
         <w:rPr>
           <w:lang w:val="fr-FR"/>
         </w:rPr>
-        <w:t xml:space="preserve">2. </w:t>
+        <w:t xml:space="preserve">4. </w:t>
       </w:r>
       <w:r>
         <w:rPr>
@@ -3864,13 +3630,13 @@
           <w:bCs/>
           <w:lang w:val="fr-FR"/>
         </w:rPr>
-        <w:t>Université Gaston Berger (UGB)</w:t>
-      </w:r>
-      <w:r>
-        <w:rPr>
-          <w:lang w:val="fr-FR"/>
-        </w:rPr>
-        <w:t xml:space="preserve"> — ugb.sn</w:t>
+        <w:t>Université Virtuelle du Sénégal (UVS)</w:t>
+      </w:r>
+      <w:r>
+        <w:rPr>
+          <w:lang w:val="fr-FR"/>
+        </w:rPr>
+        <w:t xml:space="preserve"> — uvs.sn</w:t>
       </w:r>
     </w:p>
     <w:p>
@@ -3885,7 +3651,7 @@
         <w:rPr>
           <w:lang w:val="fr-FR"/>
         </w:rPr>
-        <w:t xml:space="preserve">3. </w:t>
+        <w:t xml:space="preserve">5. </w:t>
       </w:r>
       <w:r>
         <w:rPr>
@@ -3893,100 +3659,6 @@
           <w:bCs/>
           <w:lang w:val="fr-FR"/>
         </w:rPr>
-        <w:t xml:space="preserve">Université </w:t>
-      </w:r>
-      <w:proofErr w:type="spellStart"/>
-      <w:r>
-        <w:rPr>
-          <w:b/>
-          <w:bCs/>
-          <w:lang w:val="fr-FR"/>
-        </w:rPr>
-        <w:t>Assane</w:t>
-      </w:r>
-      <w:proofErr w:type="spellEnd"/>
-      <w:r>
-        <w:rPr>
-          <w:b/>
-          <w:bCs/>
-          <w:lang w:val="fr-FR"/>
-        </w:rPr>
-        <w:t xml:space="preserve"> </w:t>
-      </w:r>
-      <w:proofErr w:type="spellStart"/>
-      <w:r>
-        <w:rPr>
-          <w:b/>
-          <w:bCs/>
-          <w:lang w:val="fr-FR"/>
-        </w:rPr>
-        <w:t>Seck</w:t>
-      </w:r>
-      <w:proofErr w:type="spellEnd"/>
-      <w:r>
-        <w:rPr>
-          <w:b/>
-          <w:bCs/>
-          <w:lang w:val="fr-FR"/>
-        </w:rPr>
-        <w:t xml:space="preserve"> de Ziguinchor</w:t>
-      </w:r>
-      <w:r>
-        <w:rPr>
-          <w:lang w:val="fr-FR"/>
-        </w:rPr>
-        <w:t xml:space="preserve"> — univ-zig.sn</w:t>
-      </w:r>
-    </w:p>
-    <w:p>
-      <w:pPr>
-        <w:spacing w:after="100"/>
-        <w:ind w:left="20"/>
-        <w:rPr>
-          <w:lang w:val="fr-FR"/>
-        </w:rPr>
-      </w:pPr>
-      <w:r>
-        <w:rPr>
-          <w:lang w:val="fr-FR"/>
-        </w:rPr>
-        <w:t xml:space="preserve">4. </w:t>
-      </w:r>
-      <w:r>
-        <w:rPr>
-          <w:b/>
-          <w:bCs/>
-          <w:lang w:val="fr-FR"/>
-        </w:rPr>
-        <w:t>Université Virtuelle du Sénégal (UVS)</w:t>
-      </w:r>
-      <w:r>
-        <w:rPr>
-          <w:lang w:val="fr-FR"/>
-        </w:rPr>
-        <w:t xml:space="preserve"> — uvs.sn</w:t>
-      </w:r>
-    </w:p>
-    <w:p>
-      <w:pPr>
-        <w:spacing w:after="100"/>
-        <w:ind w:left="20"/>
-        <w:rPr>
-          <w:lang w:val="fr-FR"/>
-        </w:rPr>
-      </w:pPr>
-      <w:r>
-        <w:rPr>
-          <w:lang w:val="fr-FR"/>
-        </w:rPr>
-        <w:t xml:space="preserve">5. </w:t>
-      </w:r>
-      <w:r>
-        <w:rPr>
-          <w:b/>
-          <w:bCs/>
-          <w:lang w:val="fr-FR"/>
-        </w:rPr>
         <w:t>Université de Thiès</w:t>
       </w:r>
       <w:r>
@@ -4042,7 +3714,7 @@
     </w:p>
     <w:p>
       <w:pPr>
-        <w:pStyle w:val="Titre3"/>
+        <w:pStyle w:val="Heading3"/>
         <w:spacing w:after="200"/>
       </w:pPr>
       <w:r>
@@ -4051,7 +3723,7 @@
     </w:p>
     <w:p>
       <w:pPr>
-        <w:pStyle w:val="Paragraphedeliste"/>
+        <w:pStyle w:val="ListParagraph"/>
         <w:numPr>
           <w:ilvl w:val="0"/>
           <w:numId w:val="2"/>
@@ -4070,7 +3742,7 @@
     </w:p>
     <w:p>
       <w:pPr>
-        <w:pStyle w:val="Paragraphedeliste"/>
+        <w:pStyle w:val="ListParagraph"/>
         <w:numPr>
           <w:ilvl w:val="0"/>
           <w:numId w:val="2"/>
@@ -4117,7 +3789,7 @@
     </w:p>
     <w:p>
       <w:pPr>
-        <w:pStyle w:val="Titre3"/>
+        <w:pStyle w:val="Heading3"/>
         <w:spacing w:after="200"/>
       </w:pPr>
       <w:proofErr w:type="spellStart"/>
@@ -4138,14 +3810,7 @@
           <w:b/>
           <w:bCs/>
         </w:rPr>
-        <w:t>Rapport benc</w:t>
-      </w:r>
-      <w:r>
-        <w:rPr>
-          <w:b/>
-          <w:bCs/>
-        </w:rPr>
-        <w:t>hmark</w:t>
+        <w:t>Rapport benchmark</w:t>
       </w:r>
       <w:r>
         <w:t xml:space="preserve"> (2–3 pages</w:t>
@@ -4158,7 +3823,7 @@
     </w:p>
     <w:p>
       <w:pPr>
-        <w:pStyle w:val="Paragraphedeliste"/>
+        <w:pStyle w:val="ListParagraph"/>
         <w:numPr>
           <w:ilvl w:val="0"/>
           <w:numId w:val="2"/>
@@ -4179,7 +3844,7 @@
     </w:p>
     <w:p>
       <w:pPr>
-        <w:pStyle w:val="Paragraphedeliste"/>
+        <w:pStyle w:val="ListParagraph"/>
         <w:numPr>
           <w:ilvl w:val="0"/>
           <w:numId w:val="2"/>
@@ -4197,7 +3862,7 @@
     </w:p>
     <w:p>
       <w:pPr>
-        <w:pStyle w:val="Paragraphedeliste"/>
+        <w:pStyle w:val="ListParagraph"/>
         <w:numPr>
           <w:ilvl w:val="0"/>
           <w:numId w:val="2"/>
@@ -4220,7 +3885,7 @@
     </w:p>
     <w:p>
       <w:pPr>
-        <w:pStyle w:val="Paragraphedeliste"/>
+        <w:pStyle w:val="ListParagraph"/>
         <w:numPr>
           <w:ilvl w:val="0"/>
           <w:numId w:val="2"/>
@@ -4236,15 +3901,7 @@
       </w:r>
       <w:proofErr w:type="spellEnd"/>
       <w:r>
-        <w:t xml:space="preserve"> </w:t>
-      </w:r>
-      <w:proofErr w:type="spellStart"/>
-      <w:r>
-        <w:t>pratiques</w:t>
-      </w:r>
-      <w:proofErr w:type="spellEnd"/>
-      <w:r>
-        <w:t xml:space="preserve"> </w:t>
+        <w:t xml:space="preserve"> pratiques </w:t>
       </w:r>
       <w:proofErr w:type="spellStart"/>
       <w:r>
@@ -4278,19 +3935,12 @@
     </w:p>
     <w:p>
       <w:pPr>
-        <w:pStyle w:val="Titre2"/>
-        <w:spacing w:after="200"/>
-      </w:pPr>
-      <w:proofErr w:type="spellStart"/>
-      <w:r>
-        <w:t>Étape</w:t>
-      </w:r>
-      <w:proofErr w:type="spellEnd"/>
-      <w:r>
-        <w:t xml:space="preserve"> 1.5 — Observation terrain</w:t>
-      </w:r>
-      <w:bookmarkStart w:id="0" w:name="_GoBack"/>
-      <w:bookmarkEnd w:id="0"/>
+        <w:pStyle w:val="Heading2"/>
+        <w:spacing w:after="200"/>
+      </w:pPr>
+      <w:r>
+        <w:t>Étape 1.5 — Observation terrain</w:t>
+      </w:r>
     </w:p>
     <w:p>
       <w:pPr>
@@ -4358,7 +4008,7 @@
     </w:p>
     <w:p>
       <w:pPr>
-        <w:pStyle w:val="Titre3"/>
+        <w:pStyle w:val="Heading3"/>
         <w:shd w:val="clear" w:color="auto" w:fill="3B3838" w:themeFill="background2" w:themeFillShade="40"/>
         <w:spacing w:after="200"/>
         <w:rPr>
@@ -4448,7 +4098,7 @@
     </w:p>
     <w:p>
       <w:pPr>
-        <w:pStyle w:val="Paragraphedeliste"/>
+        <w:pStyle w:val="ListParagraph"/>
         <w:numPr>
           <w:ilvl w:val="1"/>
           <w:numId w:val="2"/>
@@ -4474,7 +4124,7 @@
     </w:p>
     <w:p>
       <w:pPr>
-        <w:pStyle w:val="Paragraphedeliste"/>
+        <w:pStyle w:val="ListParagraph"/>
         <w:numPr>
           <w:ilvl w:val="1"/>
           <w:numId w:val="2"/>
@@ -4493,7 +4143,7 @@
     </w:p>
     <w:p>
       <w:pPr>
-        <w:pStyle w:val="Paragraphedeliste"/>
+        <w:pStyle w:val="ListParagraph"/>
         <w:numPr>
           <w:ilvl w:val="1"/>
           <w:numId w:val="2"/>
@@ -4507,26 +4157,12 @@
         <w:rPr>
           <w:lang w:val="fr-FR"/>
         </w:rPr>
-        <w:t xml:space="preserve">Groupes WhatsApp de promotion (captures d'écran </w:t>
-      </w:r>
-      <w:proofErr w:type="spellStart"/>
-      <w:r>
-        <w:rPr>
-          <w:lang w:val="fr-FR"/>
-        </w:rPr>
-        <w:t>anonymisées</w:t>
-      </w:r>
-      <w:proofErr w:type="spellEnd"/>
-      <w:r>
-        <w:rPr>
-          <w:lang w:val="fr-FR"/>
-        </w:rPr>
-        <w:t xml:space="preserve"> avec accord)</w:t>
-      </w:r>
-    </w:p>
-    <w:p>
-      <w:pPr>
-        <w:pStyle w:val="Paragraphedeliste"/>
+        <w:t>Groupes WhatsApp de promotion (captures d'écran anonymisées avec accord)</w:t>
+      </w:r>
+    </w:p>
+    <w:p>
+      <w:pPr>
+        <w:pStyle w:val="ListParagraph"/>
         <w:numPr>
           <w:ilvl w:val="1"/>
           <w:numId w:val="2"/>
@@ -4575,7 +4211,7 @@
     </w:p>
     <w:p>
       <w:pPr>
-        <w:pStyle w:val="Paragraphedeliste"/>
+        <w:pStyle w:val="ListParagraph"/>
         <w:numPr>
           <w:ilvl w:val="1"/>
           <w:numId w:val="2"/>
@@ -4594,20 +4230,15 @@
     </w:p>
     <w:p>
       <w:pPr>
-        <w:pStyle w:val="Paragraphedeliste"/>
+        <w:pStyle w:val="ListParagraph"/>
         <w:numPr>
           <w:ilvl w:val="1"/>
           <w:numId w:val="2"/>
         </w:numPr>
         <w:spacing w:after="100"/>
       </w:pPr>
-      <w:proofErr w:type="spellStart"/>
-      <w:r>
-        <w:t>Combien</w:t>
-      </w:r>
-      <w:proofErr w:type="spellEnd"/>
-      <w:r>
-        <w:t xml:space="preserve"> de </w:t>
+      <w:r>
+        <w:t xml:space="preserve">Combien de </w:t>
       </w:r>
       <w:proofErr w:type="spellStart"/>
       <w:r>
@@ -4630,7 +4261,7 @@
     </w:p>
     <w:p>
       <w:pPr>
-        <w:pStyle w:val="Paragraphedeliste"/>
+        <w:pStyle w:val="ListParagraph"/>
         <w:numPr>
           <w:ilvl w:val="1"/>
           <w:numId w:val="2"/>
@@ -4663,7 +4294,7 @@
     </w:p>
     <w:p>
       <w:pPr>
-        <w:pStyle w:val="Paragraphedeliste"/>
+        <w:pStyle w:val="ListParagraph"/>
         <w:numPr>
           <w:ilvl w:val="1"/>
           <w:numId w:val="2"/>
@@ -4677,32 +4308,26 @@
         <w:rPr>
           <w:lang w:val="fr-FR"/>
         </w:rPr>
-        <w:t>Combien de temps pour trouver une i</w:t>
-      </w:r>
-      <w:r>
-        <w:rPr>
-          <w:lang w:val="fr-FR"/>
-        </w:rPr>
-        <w:t>nfo ?</w:t>
-      </w:r>
-    </w:p>
-    <w:p>
-      <w:pPr>
-        <w:spacing w:after="200"/>
-        <w:rPr>
-          <w:lang w:val="fr-FR"/>
-        </w:rPr>
-      </w:pPr>
-      <w:r>
-        <w:rPr>
-          <w:lang w:val="fr-FR"/>
-        </w:rPr>
-        <w:t xml:space="preserve"> </w:t>
-      </w:r>
-    </w:p>
-    <w:p>
-      <w:pPr>
-        <w:pStyle w:val="Titre3"/>
+        <w:t>Combien de temps pour trouver une info ?</w:t>
+      </w:r>
+    </w:p>
+    <w:p>
+      <w:pPr>
+        <w:spacing w:after="200"/>
+        <w:rPr>
+          <w:lang w:val="fr-FR"/>
+        </w:rPr>
+      </w:pPr>
+      <w:r>
+        <w:rPr>
+          <w:lang w:val="fr-FR"/>
+        </w:rPr>
+        <w:t xml:space="preserve"> </w:t>
+      </w:r>
+    </w:p>
+    <w:p>
+      <w:pPr>
+        <w:pStyle w:val="Heading3"/>
         <w:spacing w:after="200"/>
         <w:rPr>
           <w:lang w:val="fr-FR"/>
@@ -4784,7 +4409,7 @@
     </w:p>
     <w:p>
       <w:pPr>
-        <w:pStyle w:val="Titre2"/>
+        <w:pStyle w:val="Heading2"/>
         <w:spacing w:after="200"/>
         <w:rPr>
           <w:lang w:val="fr-FR"/>
@@ -4863,7 +4488,7 @@
     </w:p>
     <w:p>
       <w:pPr>
-        <w:pStyle w:val="Titre3"/>
+        <w:pStyle w:val="Heading3"/>
         <w:spacing w:after="200"/>
         <w:rPr>
           <w:lang w:val="fr-FR"/>
@@ -4930,7 +4555,7 @@
     </w:p>
     <w:p>
       <w:pPr>
-        <w:pStyle w:val="Titre3"/>
+        <w:pStyle w:val="Heading3"/>
         <w:spacing w:after="200"/>
         <w:rPr>
           <w:lang w:val="fr-FR"/>
@@ -5008,7 +4633,13 @@
           <w:szCs w:val="20"/>
           <w:lang w:val="fr-FR"/>
         </w:rPr>
-        <w:t xml:space="preserve">    ├─────────</w:t>
+        <w:t xml:space="preserve">    ├─────────────────────────────────────────────┤    </w:t>
+      </w:r>
+      <w:r>
+        <w:rPr>
+          <w:lang w:val="fr-FR"/>
+        </w:rPr>
+        <w:br/>
       </w:r>
       <w:r>
         <w:rPr>
@@ -5018,7 +4649,7 @@
           <w:szCs w:val="20"/>
           <w:lang w:val="fr-FR"/>
         </w:rPr>
-        <w:t xml:space="preserve">────────────────────────────────────┤    </w:t>
+        <w:t xml:space="preserve">    │  Profil    : [Étudiant L2, filière D2A]     │    </w:t>
       </w:r>
       <w:r>
         <w:rPr>
@@ -5034,7 +4665,7 @@
           <w:szCs w:val="20"/>
           <w:lang w:val="fr-FR"/>
         </w:rPr>
-        <w:t xml:space="preserve">    │  Profil    : [Étudiant L2, filière D2A]     │    </w:t>
+        <w:t xml:space="preserve">    │  Âge       : [21 ans]                       │    </w:t>
       </w:r>
       <w:r>
         <w:rPr>
@@ -5050,7 +4681,7 @@
           <w:szCs w:val="20"/>
           <w:lang w:val="fr-FR"/>
         </w:rPr>
-        <w:t xml:space="preserve">    │  Âge       : [21 ans]                       │    </w:t>
+        <w:t xml:space="preserve">    │  Appareil  : [Smartphone Android]           │    </w:t>
       </w:r>
       <w:r>
         <w:rPr>
@@ -5066,7 +4697,7 @@
           <w:szCs w:val="20"/>
           <w:lang w:val="fr-FR"/>
         </w:rPr>
-        <w:t xml:space="preserve">    │  Appareil  : [Smartphone Android]           │    </w:t>
+        <w:t xml:space="preserve">    │  Connexion : [Moyenne, données mobiles]     │    </w:t>
       </w:r>
       <w:r>
         <w:rPr>
@@ -5082,7 +4713,13 @@
           <w:szCs w:val="20"/>
           <w:lang w:val="fr-FR"/>
         </w:rPr>
-        <w:t xml:space="preserve">    │  Connexion : [Moyenne, données mobiles] </w:t>
+        <w:t xml:space="preserve">    ├─────────────────────────────────────────────┤    </w:t>
+      </w:r>
+      <w:r>
+        <w:rPr>
+          <w:lang w:val="fr-FR"/>
+        </w:rPr>
+        <w:br/>
       </w:r>
       <w:r>
         <w:rPr>
@@ -5092,7 +4729,7 @@
           <w:szCs w:val="20"/>
           <w:lang w:val="fr-FR"/>
         </w:rPr>
-        <w:t xml:space="preserve">    │    </w:t>
+        <w:t xml:space="preserve">    │  OBJECTIFS                                  │    </w:t>
       </w:r>
       <w:r>
         <w:rPr>
@@ -5108,7 +4745,8 @@
           <w:szCs w:val="20"/>
           <w:lang w:val="fr-FR"/>
         </w:rPr>
-        <w:t xml:space="preserve">    ├─────────────────────────────────────────────┤    </w:t>
+        <w:lastRenderedPageBreak/>
+        <w:t xml:space="preserve">    │  • Consulter les emplois du temps           │    </w:t>
       </w:r>
       <w:r>
         <w:rPr>
@@ -5124,7 +4762,7 @@
           <w:szCs w:val="20"/>
           <w:lang w:val="fr-FR"/>
         </w:rPr>
-        <w:t xml:space="preserve">    │  OBJECTIFS                                  │    </w:t>
+        <w:t xml:space="preserve">    │  • Vérifier ses notes de CC                 │    </w:t>
       </w:r>
       <w:r>
         <w:rPr>
@@ -5140,8 +4778,7 @@
           <w:szCs w:val="20"/>
           <w:lang w:val="fr-FR"/>
         </w:rPr>
-        <w:lastRenderedPageBreak/>
-        <w:t xml:space="preserve">    │  • Consulter les emplois du temps           │    </w:t>
+        <w:t xml:space="preserve">    │  • Être informé des changements de salle    │    </w:t>
       </w:r>
       <w:r>
         <w:rPr>
@@ -5157,7 +4794,7 @@
           <w:szCs w:val="20"/>
           <w:lang w:val="fr-FR"/>
         </w:rPr>
-        <w:t xml:space="preserve">    │  • Vérifier ses notes de CC                 │    </w:t>
+        <w:t xml:space="preserve">    ├─────────────────────────────────────────────┤    </w:t>
       </w:r>
       <w:r>
         <w:rPr>
@@ -5173,7 +4810,13 @@
           <w:szCs w:val="20"/>
           <w:lang w:val="fr-FR"/>
         </w:rPr>
-        <w:t xml:space="preserve">    │  • Être informé </w:t>
+        <w:t xml:space="preserve">    │  FRUSTRATIONS                               │    </w:t>
+      </w:r>
+      <w:r>
+        <w:rPr>
+          <w:lang w:val="fr-FR"/>
+        </w:rPr>
+        <w:br/>
       </w:r>
       <w:r>
         <w:rPr>
@@ -5183,7 +4826,7 @@
           <w:szCs w:val="20"/>
           <w:lang w:val="fr-FR"/>
         </w:rPr>
-        <w:t xml:space="preserve">des changements de salle    │    </w:t>
+        <w:t xml:space="preserve">    │  • Info dispersée entre WhatsApp et         │    </w:t>
       </w:r>
       <w:r>
         <w:rPr>
@@ -5199,7 +4842,7 @@
           <w:szCs w:val="20"/>
           <w:lang w:val="fr-FR"/>
         </w:rPr>
-        <w:t xml:space="preserve">    ├─────────────────────────────────────────────┤    </w:t>
+        <w:t xml:space="preserve">    │    affichage                                │    </w:t>
       </w:r>
       <w:r>
         <w:rPr>
@@ -5215,7 +4858,7 @@
           <w:szCs w:val="20"/>
           <w:lang w:val="fr-FR"/>
         </w:rPr>
-        <w:t xml:space="preserve">    │  FRUSTRATIONS                               │    </w:t>
+        <w:t xml:space="preserve">    │  • Emploi du temps modifié sans prévenir    │    </w:t>
       </w:r>
       <w:r>
         <w:rPr>
@@ -5231,7 +4874,7 @@
           <w:szCs w:val="20"/>
           <w:lang w:val="fr-FR"/>
         </w:rPr>
-        <w:t xml:space="preserve">    │  • Info dispersée entre WhatsApp et         │    </w:t>
+        <w:t xml:space="preserve">    │  • Pas de source officielle fiable          │    </w:t>
       </w:r>
       <w:r>
         <w:rPr>
@@ -5247,7 +4890,13 @@
           <w:szCs w:val="20"/>
           <w:lang w:val="fr-FR"/>
         </w:rPr>
-        <w:t xml:space="preserve">    │    affichage                                │   </w:t>
+        <w:t xml:space="preserve">    ├─────────────────────────────────────────────┤    </w:t>
+      </w:r>
+      <w:r>
+        <w:rPr>
+          <w:lang w:val="fr-FR"/>
+        </w:rPr>
+        <w:br/>
       </w:r>
       <w:r>
         <w:rPr>
@@ -5257,7 +4906,7 @@
           <w:szCs w:val="20"/>
           <w:lang w:val="fr-FR"/>
         </w:rPr>
-        <w:t xml:space="preserve"> </w:t>
+        <w:t xml:space="preserve">    │  CITATION VERBATIM                          │    </w:t>
       </w:r>
       <w:r>
         <w:rPr>
@@ -5273,7 +4922,7 @@
           <w:szCs w:val="20"/>
           <w:lang w:val="fr-FR"/>
         </w:rPr>
-        <w:t xml:space="preserve">    │  • Emploi du temps modifié sans prévenir    │    </w:t>
+        <w:t xml:space="preserve">    │  « Je demande toujours aux camarades        │    </w:t>
       </w:r>
       <w:r>
         <w:rPr>
@@ -5289,7 +4938,7 @@
           <w:szCs w:val="20"/>
           <w:lang w:val="fr-FR"/>
         </w:rPr>
-        <w:t xml:space="preserve">    │  • Pas de source officielle fiable          │    </w:t>
+        <w:t xml:space="preserve">    │    parce que je ne sais jamais où            │    </w:t>
       </w:r>
       <w:r>
         <w:rPr>
@@ -5305,7 +4954,7 @@
           <w:szCs w:val="20"/>
           <w:lang w:val="fr-FR"/>
         </w:rPr>
-        <w:t xml:space="preserve">    ├─────────────────────────────────────────────┤    </w:t>
+        <w:t xml:space="preserve">    │    chercher »                               │    </w:t>
       </w:r>
       <w:r>
         <w:rPr>
@@ -5321,7 +4970,7 @@
           <w:szCs w:val="20"/>
           <w:lang w:val="fr-FR"/>
         </w:rPr>
-        <w:t xml:space="preserve">    │  CITATION VERBATIM                          │    </w:t>
+        <w:t xml:space="preserve">    └─────────────────────────────────────────────┘    </w:t>
       </w:r>
       <w:r>
         <w:rPr>
@@ -5337,80 +4986,6 @@
           <w:szCs w:val="20"/>
           <w:lang w:val="fr-FR"/>
         </w:rPr>
-        <w:t xml:space="preserve">    │  « Je demande toujours a</w:t>
-      </w:r>
-      <w:r>
-        <w:rPr>
-          <w:rFonts w:ascii="Courier New" w:eastAsia="Courier New" w:hAnsi="Courier New" w:cs="Courier New"/>
-          <w:color w:val="FFFFFF"/>
-          <w:sz w:val="20"/>
-          <w:szCs w:val="20"/>
-          <w:lang w:val="fr-FR"/>
-        </w:rPr>
-        <w:t xml:space="preserve">ux camarades        │    </w:t>
-      </w:r>
-      <w:r>
-        <w:rPr>
-          <w:lang w:val="fr-FR"/>
-        </w:rPr>
-        <w:br/>
-      </w:r>
-      <w:r>
-        <w:rPr>
-          <w:rFonts w:ascii="Courier New" w:eastAsia="Courier New" w:hAnsi="Courier New" w:cs="Courier New"/>
-          <w:color w:val="FFFFFF"/>
-          <w:sz w:val="20"/>
-          <w:szCs w:val="20"/>
-          <w:lang w:val="fr-FR"/>
-        </w:rPr>
-        <w:t xml:space="preserve">    │    parce que je ne sais jamais où            │    </w:t>
-      </w:r>
-      <w:r>
-        <w:rPr>
-          <w:lang w:val="fr-FR"/>
-        </w:rPr>
-        <w:br/>
-      </w:r>
-      <w:r>
-        <w:rPr>
-          <w:rFonts w:ascii="Courier New" w:eastAsia="Courier New" w:hAnsi="Courier New" w:cs="Courier New"/>
-          <w:color w:val="FFFFFF"/>
-          <w:sz w:val="20"/>
-          <w:szCs w:val="20"/>
-          <w:lang w:val="fr-FR"/>
-        </w:rPr>
-        <w:t xml:space="preserve">    │    chercher »                               │    </w:t>
-      </w:r>
-      <w:r>
-        <w:rPr>
-          <w:lang w:val="fr-FR"/>
-        </w:rPr>
-        <w:br/>
-      </w:r>
-      <w:r>
-        <w:rPr>
-          <w:rFonts w:ascii="Courier New" w:eastAsia="Courier New" w:hAnsi="Courier New" w:cs="Courier New"/>
-          <w:color w:val="FFFFFF"/>
-          <w:sz w:val="20"/>
-          <w:szCs w:val="20"/>
-          <w:lang w:val="fr-FR"/>
-        </w:rPr>
-        <w:t xml:space="preserve">    └─────────────────────────────────────────────┘    </w:t>
-      </w:r>
-      <w:r>
-        <w:rPr>
-          <w:lang w:val="fr-FR"/>
-        </w:rPr>
-        <w:br/>
-      </w:r>
-      <w:r>
-        <w:rPr>
-          <w:rFonts w:ascii="Courier New" w:eastAsia="Courier New" w:hAnsi="Courier New" w:cs="Courier New"/>
-          <w:color w:val="FFFFFF"/>
-          <w:sz w:val="20"/>
-          <w:szCs w:val="20"/>
-          <w:lang w:val="fr-FR"/>
-        </w:rPr>
         <w:t xml:space="preserve">         </w:t>
       </w:r>
     </w:p>
@@ -5430,7 +5005,7 @@
     </w:p>
     <w:p>
       <w:pPr>
-        <w:pStyle w:val="Titre3"/>
+        <w:pStyle w:val="Heading3"/>
         <w:spacing w:after="200"/>
       </w:pPr>
       <w:r>
@@ -5543,14 +5118,69 @@
                 <w:b/>
                 <w:bCs/>
               </w:rPr>
-              <w:t>Focu</w:t>
-            </w:r>
+              <w:t>Focus</w:t>
+            </w:r>
+          </w:p>
+        </w:tc>
+      </w:tr>
+      <w:tr>
+        <w:tc>
+          <w:tcPr>
+            <w:tcW w:w="711" w:type="dxa"/>
+          </w:tcPr>
+          <w:p>
+            <w:r>
+              <w:t>1</w:t>
+            </w:r>
+          </w:p>
+        </w:tc>
+        <w:tc>
+          <w:tcPr>
+            <w:tcW w:w="2251" w:type="dxa"/>
+          </w:tcPr>
+          <w:p>
             <w:r>
               <w:rPr>
                 <w:b/>
                 <w:bCs/>
               </w:rPr>
-              <w:t>s</w:t>
+              <w:t>Aminata</w:t>
+            </w:r>
+          </w:p>
+        </w:tc>
+        <w:tc>
+          <w:tcPr>
+            <w:tcW w:w="3436" w:type="dxa"/>
+          </w:tcPr>
+          <w:p>
+            <w:pPr>
+              <w:rPr>
+                <w:lang w:val="fr-FR"/>
+              </w:rPr>
+            </w:pPr>
+            <w:r>
+              <w:rPr>
+                <w:lang w:val="fr-FR"/>
+              </w:rPr>
+              <w:t>Étudiante L2, mobile uniquement, connexion faible</w:t>
+            </w:r>
+          </w:p>
+        </w:tc>
+        <w:tc>
+          <w:tcPr>
+            <w:tcW w:w="2962" w:type="dxa"/>
+          </w:tcPr>
+          <w:p>
+            <w:pPr>
+              <w:rPr>
+                <w:lang w:val="fr-FR"/>
+              </w:rPr>
+            </w:pPr>
+            <w:r>
+              <w:rPr>
+                <w:lang w:val="fr-FR"/>
+              </w:rPr>
+              <w:t>Accès rapide aux infos académiques</w:t>
             </w:r>
           </w:p>
         </w:tc>
@@ -5562,7 +5192,7 @@
           </w:tcPr>
           <w:p>
             <w:r>
-              <w:t>1</w:t>
+              <w:t>2</w:t>
             </w:r>
           </w:p>
         </w:tc>
@@ -5577,9 +5207,16 @@
                 <w:b/>
                 <w:bCs/>
               </w:rPr>
-              <w:t>Aminata</w:t>
+              <w:t>Professeur</w:t>
             </w:r>
             <w:proofErr w:type="spellEnd"/>
+            <w:r>
+              <w:rPr>
+                <w:b/>
+                <w:bCs/>
+              </w:rPr>
+              <w:t xml:space="preserve"> Ndiaye</w:t>
+            </w:r>
           </w:p>
         </w:tc>
         <w:tc>
@@ -5587,6 +5224,26 @@
             <w:tcW w:w="3436" w:type="dxa"/>
           </w:tcPr>
           <w:p>
+            <w:proofErr w:type="spellStart"/>
+            <w:r>
+              <w:t>Enseignant</w:t>
+            </w:r>
+            <w:proofErr w:type="spellEnd"/>
+            <w:r>
+              <w:t xml:space="preserve"> permanent, </w:t>
+            </w:r>
+            <w:proofErr w:type="spellStart"/>
+            <w:r>
+              <w:t>ordinateur</w:t>
+            </w:r>
+            <w:proofErr w:type="spellEnd"/>
+          </w:p>
+        </w:tc>
+        <w:tc>
+          <w:tcPr>
+            <w:tcW w:w="2962" w:type="dxa"/>
+          </w:tcPr>
+          <w:p>
             <w:pPr>
               <w:rPr>
                 <w:lang w:val="fr-FR"/>
@@ -5596,25 +5253,7 @@
               <w:rPr>
                 <w:lang w:val="fr-FR"/>
               </w:rPr>
-              <w:t>Étudiante L2, mobile uniquement, connexion faible</w:t>
-            </w:r>
-          </w:p>
-        </w:tc>
-        <w:tc>
-          <w:tcPr>
-            <w:tcW w:w="2962" w:type="dxa"/>
-          </w:tcPr>
-          <w:p>
-            <w:pPr>
-              <w:rPr>
-                <w:lang w:val="fr-FR"/>
-              </w:rPr>
-            </w:pPr>
-            <w:r>
-              <w:rPr>
-                <w:lang w:val="fr-FR"/>
-              </w:rPr>
-              <w:t>Accès rapide aux infos académiques</w:t>
+              <w:t>Publication de cours et annonces</w:t>
             </w:r>
           </w:p>
         </w:tc>
@@ -5626,7 +5265,7 @@
           </w:tcPr>
           <w:p>
             <w:r>
-              <w:t>2</w:t>
+              <w:t>3</w:t>
             </w:r>
           </w:p>
         </w:tc>
@@ -5635,165 +5274,95 @@
             <w:tcW w:w="2251" w:type="dxa"/>
           </w:tcPr>
           <w:p>
-            <w:proofErr w:type="spellStart"/>
             <w:r>
               <w:rPr>
                 <w:b/>
                 <w:bCs/>
               </w:rPr>
-              <w:t>Professeur</w:t>
-            </w:r>
-            <w:proofErr w:type="spellEnd"/>
+              <w:t>Fatou</w:t>
+            </w:r>
             <w:r>
               <w:rPr>
                 <w:b/>
                 <w:bCs/>
               </w:rPr>
+              <w:t xml:space="preserve"> Diop</w:t>
+            </w:r>
+          </w:p>
+        </w:tc>
+        <w:tc>
+          <w:tcPr>
+            <w:tcW w:w="3436" w:type="dxa"/>
+          </w:tcPr>
+          <w:p>
+            <w:proofErr w:type="spellStart"/>
+            <w:r>
+              <w:t>Secrétaire</w:t>
+            </w:r>
+            <w:proofErr w:type="spellEnd"/>
+            <w:r>
+              <w:t xml:space="preserve"> administrative</w:t>
+            </w:r>
+          </w:p>
+        </w:tc>
+        <w:tc>
+          <w:tcPr>
+            <w:tcW w:w="2962" w:type="dxa"/>
+          </w:tcPr>
+          <w:p>
+            <w:proofErr w:type="spellStart"/>
+            <w:r>
+              <w:t>Réduction</w:t>
+            </w:r>
+            <w:proofErr w:type="spellEnd"/>
+            <w:r>
+              <w:t xml:space="preserve"> des </w:t>
+            </w:r>
+            <w:proofErr w:type="spellStart"/>
+            <w:r>
+              <w:t>demandes</w:t>
+            </w:r>
+            <w:proofErr w:type="spellEnd"/>
+            <w:r>
               <w:t xml:space="preserve"> </w:t>
             </w:r>
             <w:proofErr w:type="spellStart"/>
+            <w:r>
+              <w:t>répétitives</w:t>
+            </w:r>
+            <w:proofErr w:type="spellEnd"/>
+          </w:p>
+        </w:tc>
+      </w:tr>
+      <w:tr>
+        <w:tc>
+          <w:tcPr>
+            <w:tcW w:w="711" w:type="dxa"/>
+          </w:tcPr>
+          <w:p>
+            <w:r>
+              <w:t>4</w:t>
+            </w:r>
+          </w:p>
+        </w:tc>
+        <w:tc>
+          <w:tcPr>
+            <w:tcW w:w="2251" w:type="dxa"/>
+          </w:tcPr>
+          <w:p>
             <w:r>
               <w:rPr>
                 <w:b/>
                 <w:bCs/>
               </w:rPr>
-              <w:t>Ndiaye</w:t>
-            </w:r>
-            <w:proofErr w:type="spellEnd"/>
-          </w:p>
-        </w:tc>
-        <w:tc>
-          <w:tcPr>
-            <w:tcW w:w="3436" w:type="dxa"/>
-          </w:tcPr>
-          <w:p>
-            <w:proofErr w:type="spellStart"/>
-            <w:r>
-              <w:t>Enseignant</w:t>
-            </w:r>
-            <w:proofErr w:type="spellEnd"/>
-            <w:r>
-              <w:t xml:space="preserve"> permanent, </w:t>
-            </w:r>
-            <w:proofErr w:type="spellStart"/>
-            <w:r>
-              <w:t>ordinateur</w:t>
-            </w:r>
-            <w:proofErr w:type="spellEnd"/>
-          </w:p>
-        </w:tc>
-        <w:tc>
-          <w:tcPr>
-            <w:tcW w:w="2962" w:type="dxa"/>
-          </w:tcPr>
-          <w:p>
-            <w:pPr>
-              <w:rPr>
-                <w:lang w:val="fr-FR"/>
-              </w:rPr>
-            </w:pPr>
-            <w:r>
-              <w:rPr>
-                <w:lang w:val="fr-FR"/>
-              </w:rPr>
-              <w:t>Publication de cours et annonces</w:t>
-            </w:r>
-          </w:p>
-        </w:tc>
-      </w:tr>
-      <w:tr>
-        <w:tc>
-          <w:tcPr>
-            <w:tcW w:w="711" w:type="dxa"/>
-          </w:tcPr>
-          <w:p>
-            <w:r>
-              <w:t>3</w:t>
-            </w:r>
-          </w:p>
-        </w:tc>
-        <w:tc>
-          <w:tcPr>
-            <w:tcW w:w="2251" w:type="dxa"/>
-          </w:tcPr>
-          <w:p>
-            <w:proofErr w:type="spellStart"/>
+              <w:t>Moussa</w:t>
+            </w:r>
             <w:r>
               <w:rPr>
                 <w:b/>
                 <w:bCs/>
               </w:rPr>
-              <w:t>Fatou</w:t>
-            </w:r>
-            <w:proofErr w:type="spellEnd"/>
-          </w:p>
-        </w:tc>
-        <w:tc>
-          <w:tcPr>
-            <w:tcW w:w="3436" w:type="dxa"/>
-          </w:tcPr>
-          <w:p>
-            <w:proofErr w:type="spellStart"/>
-            <w:r>
-              <w:t>Secrétaire</w:t>
-            </w:r>
-            <w:proofErr w:type="spellEnd"/>
-            <w:r>
-              <w:t xml:space="preserve"> administrative</w:t>
-            </w:r>
-          </w:p>
-        </w:tc>
-        <w:tc>
-          <w:tcPr>
-            <w:tcW w:w="2962" w:type="dxa"/>
-          </w:tcPr>
-          <w:p>
-            <w:proofErr w:type="spellStart"/>
-            <w:r>
-              <w:t>Réduction</w:t>
-            </w:r>
-            <w:proofErr w:type="spellEnd"/>
-            <w:r>
-              <w:t xml:space="preserve"> des </w:t>
-            </w:r>
-            <w:proofErr w:type="spellStart"/>
-            <w:r>
-              <w:t>demandes</w:t>
-            </w:r>
-            <w:proofErr w:type="spellEnd"/>
-            <w:r>
-              <w:t xml:space="preserve"> </w:t>
-            </w:r>
-            <w:proofErr w:type="spellStart"/>
-            <w:r>
-              <w:t>répétitives</w:t>
-            </w:r>
-            <w:proofErr w:type="spellEnd"/>
-          </w:p>
-        </w:tc>
-      </w:tr>
-      <w:tr>
-        <w:tc>
-          <w:tcPr>
-            <w:tcW w:w="711" w:type="dxa"/>
-          </w:tcPr>
-          <w:p>
-            <w:r>
-              <w:t>4</w:t>
-            </w:r>
-          </w:p>
-        </w:tc>
-        <w:tc>
-          <w:tcPr>
-            <w:tcW w:w="2251" w:type="dxa"/>
-          </w:tcPr>
-          <w:p>
-            <w:r>
-              <w:rPr>
-                <w:b/>
-                <w:bCs/>
-              </w:rPr>
-              <w:t>Moussa</w:t>
+              <w:t xml:space="preserve"> Diallo</w:t>
             </w:r>
           </w:p>
         </w:tc>
@@ -5869,7 +5438,7 @@
     </w:p>
     <w:p>
       <w:pPr>
-        <w:pStyle w:val="Titre3"/>
+        <w:pStyle w:val="Heading3"/>
         <w:spacing w:after="200"/>
         <w:rPr>
           <w:lang w:val="fr-FR"/>
@@ -5961,7 +5530,7 @@
     </w:p>
     <w:p>
       <w:pPr>
-        <w:pStyle w:val="Titre2"/>
+        <w:pStyle w:val="Heading2"/>
         <w:spacing w:after="200"/>
         <w:rPr>
           <w:lang w:val="fr-FR"/>
@@ -6032,27 +5601,17 @@
     </w:p>
     <w:p>
       <w:pPr>
-        <w:pStyle w:val="Titre3"/>
-        <w:spacing w:after="200"/>
-      </w:pPr>
-      <w:r>
-        <w:t xml:space="preserve">Ce </w:t>
-      </w:r>
-      <w:proofErr w:type="spellStart"/>
-      <w:r>
-        <w:t>qu'il</w:t>
-      </w:r>
-      <w:proofErr w:type="spellEnd"/>
-      <w:r>
-        <w:t xml:space="preserve"> </w:t>
-      </w:r>
-      <w:proofErr w:type="spellStart"/>
-      <w:r>
-        <w:t>faut</w:t>
-      </w:r>
-      <w:proofErr w:type="spellEnd"/>
-      <w:r>
-        <w:t xml:space="preserve"> faire</w:t>
+        <w:pStyle w:val="Heading3"/>
+        <w:spacing w:after="200"/>
+        <w:rPr>
+          <w:lang w:val="fr-SN"/>
+        </w:rPr>
+      </w:pPr>
+      <w:r>
+        <w:rPr>
+          <w:lang w:val="fr-SN"/>
+        </w:rPr>
+        <w:t>Ce qu'il faut faire</w:t>
       </w:r>
     </w:p>
     <w:p>
@@ -6179,7 +5738,13 @@
           <w:szCs w:val="20"/>
           <w:lang w:val="fr-FR"/>
         </w:rPr>
-        <w:t xml:space="preserve">    │  PENSE   │  DIT </w:t>
+        <w:t xml:space="preserve">    │  PENSE   │  DIT                       │    </w:t>
+      </w:r>
+      <w:r>
+        <w:rPr>
+          <w:lang w:val="fr-FR"/>
+        </w:rPr>
+        <w:br/>
       </w:r>
       <w:r>
         <w:rPr>
@@ -6189,7 +5754,7 @@
           <w:szCs w:val="20"/>
           <w:lang w:val="fr-FR"/>
         </w:rPr>
-        <w:t xml:space="preserve">                      │    </w:t>
+        <w:t xml:space="preserve">    │  &amp; RESSENT│                           │    </w:t>
       </w:r>
       <w:r>
         <w:rPr>
@@ -6205,7 +5770,7 @@
           <w:szCs w:val="20"/>
           <w:lang w:val="fr-FR"/>
         </w:rPr>
-        <w:t xml:space="preserve">    │  &amp; RESSENT│                           │    </w:t>
+        <w:t xml:space="preserve">    │          │  « ... »                   │    </w:t>
       </w:r>
       <w:r>
         <w:rPr>
@@ -6221,7 +5786,7 @@
           <w:szCs w:val="20"/>
           <w:lang w:val="fr-FR"/>
         </w:rPr>
-        <w:t xml:space="preserve">    │          │  « ... »                   │    </w:t>
+        <w:t xml:space="preserve">    │ (doutes, │  (verbatims des           │    </w:t>
       </w:r>
       <w:r>
         <w:rPr>
@@ -6237,9 +5802,14 @@
           <w:szCs w:val="20"/>
           <w:lang w:val="fr-FR"/>
         </w:rPr>
-        <w:t xml:space="preserve">    │ (doutes, │  (</w:t>
-      </w:r>
-      <w:proofErr w:type="spellStart"/>
+        <w:t xml:space="preserve">    │  espoirs) │   interviews)             │    </w:t>
+      </w:r>
+      <w:r>
+        <w:rPr>
+          <w:lang w:val="fr-FR"/>
+        </w:rPr>
+        <w:br/>
+      </w:r>
       <w:r>
         <w:rPr>
           <w:rFonts w:ascii="Courier New" w:eastAsia="Courier New" w:hAnsi="Courier New" w:cs="Courier New"/>
@@ -6248,9 +5818,14 @@
           <w:szCs w:val="20"/>
           <w:lang w:val="fr-FR"/>
         </w:rPr>
-        <w:t>verbatims</w:t>
-      </w:r>
-      <w:proofErr w:type="spellEnd"/>
+        <w:t xml:space="preserve">    ├──────────┼────────────────────────────┤    </w:t>
+      </w:r>
+      <w:r>
+        <w:rPr>
+          <w:lang w:val="fr-FR"/>
+        </w:rPr>
+        <w:br/>
+      </w:r>
       <w:r>
         <w:rPr>
           <w:rFonts w:ascii="Courier New" w:eastAsia="Courier New" w:hAnsi="Courier New" w:cs="Courier New"/>
@@ -6259,7 +5834,7 @@
           <w:szCs w:val="20"/>
           <w:lang w:val="fr-FR"/>
         </w:rPr>
-        <w:t xml:space="preserve"> des           │    </w:t>
+        <w:t xml:space="preserve">    │  FAIT    │  VOIT                      │    </w:t>
       </w:r>
       <w:r>
         <w:rPr>
@@ -6275,7 +5850,7 @@
           <w:szCs w:val="20"/>
           <w:lang w:val="fr-FR"/>
         </w:rPr>
-        <w:t xml:space="preserve">    │  espoirs) │   interviews)             │    </w:t>
+        <w:t xml:space="preserve">    │          │                            │    </w:t>
       </w:r>
       <w:r>
         <w:rPr>
@@ -6291,7 +5866,13 @@
           <w:szCs w:val="20"/>
           <w:lang w:val="fr-FR"/>
         </w:rPr>
-        <w:t xml:space="preserve">    ├──────────┼─────────────</w:t>
+        <w:t xml:space="preserve">    │ (actions │  (environnement,          │    </w:t>
+      </w:r>
+      <w:r>
+        <w:rPr>
+          <w:lang w:val="fr-FR"/>
+        </w:rPr>
+        <w:br/>
       </w:r>
       <w:r>
         <w:rPr>
@@ -6301,7 +5882,7 @@
           <w:szCs w:val="20"/>
           <w:lang w:val="fr-FR"/>
         </w:rPr>
-        <w:t xml:space="preserve">───────────────┤    </w:t>
+        <w:t xml:space="preserve">    │  actuelles│  ce que font les          │    </w:t>
       </w:r>
       <w:r>
         <w:rPr>
@@ -6317,7 +5898,7 @@
           <w:szCs w:val="20"/>
           <w:lang w:val="fr-FR"/>
         </w:rPr>
-        <w:t xml:space="preserve">    │  FAIT    │  VOIT                      │    </w:t>
+        <w:t xml:space="preserve">    │  pour     │  autres)                  │    </w:t>
       </w:r>
       <w:r>
         <w:rPr>
@@ -6333,7 +5914,7 @@
           <w:szCs w:val="20"/>
           <w:lang w:val="fr-FR"/>
         </w:rPr>
-        <w:t xml:space="preserve">    │          │                            │    </w:t>
+        <w:t xml:space="preserve">    │  s'informer)│                         │    </w:t>
       </w:r>
       <w:r>
         <w:rPr>
@@ -6349,7 +5930,7 @@
           <w:szCs w:val="20"/>
           <w:lang w:val="fr-FR"/>
         </w:rPr>
-        <w:t xml:space="preserve">    │ (actions │  (environnement,          │    </w:t>
+        <w:t xml:space="preserve">    ├──────────┴────────────────────────────┤    </w:t>
       </w:r>
       <w:r>
         <w:rPr>
@@ -6365,7 +5946,7 @@
           <w:szCs w:val="20"/>
           <w:lang w:val="fr-FR"/>
         </w:rPr>
-        <w:t xml:space="preserve">    │  actuelles│  ce que font les          │    </w:t>
+        <w:t xml:space="preserve">    │  FRUSTRATIONS         │  GAINS ESPÉRÉS│    </w:t>
       </w:r>
       <w:r>
         <w:rPr>
@@ -6381,7 +5962,13 @@
           <w:szCs w:val="20"/>
           <w:lang w:val="fr-FR"/>
         </w:rPr>
-        <w:t xml:space="preserve">    │  pour     │  autres)          </w:t>
+        <w:t xml:space="preserve">    │  (douleurs)           │  (bénéfices)  │    </w:t>
+      </w:r>
+      <w:r>
+        <w:rPr>
+          <w:lang w:val="fr-FR"/>
+        </w:rPr>
+        <w:br/>
       </w:r>
       <w:r>
         <w:rPr>
@@ -6391,7 +5978,7 @@
           <w:szCs w:val="20"/>
           <w:lang w:val="fr-FR"/>
         </w:rPr>
-        <w:t xml:space="preserve">        │    </w:t>
+        <w:t xml:space="preserve">    └───────────────────────┴───────────────┘    </w:t>
       </w:r>
       <w:r>
         <w:rPr>
@@ -6407,86 +5994,6 @@
           <w:szCs w:val="20"/>
           <w:lang w:val="fr-FR"/>
         </w:rPr>
-        <w:t xml:space="preserve">    │  s'informer)│                         │    </w:t>
-      </w:r>
-      <w:r>
-        <w:rPr>
-          <w:lang w:val="fr-FR"/>
-        </w:rPr>
-        <w:br/>
-      </w:r>
-      <w:r>
-        <w:rPr>
-          <w:rFonts w:ascii="Courier New" w:eastAsia="Courier New" w:hAnsi="Courier New" w:cs="Courier New"/>
-          <w:color w:val="FFFFFF"/>
-          <w:sz w:val="20"/>
-          <w:szCs w:val="20"/>
-          <w:lang w:val="fr-FR"/>
-        </w:rPr>
-        <w:t xml:space="preserve">    ├──────────┴────────────────────────────┤    </w:t>
-      </w:r>
-      <w:r>
-        <w:rPr>
-          <w:lang w:val="fr-FR"/>
-        </w:rPr>
-        <w:br/>
-      </w:r>
-      <w:r>
-        <w:rPr>
-          <w:rFonts w:ascii="Courier New" w:eastAsia="Courier New" w:hAnsi="Courier New" w:cs="Courier New"/>
-          <w:color w:val="FFFFFF"/>
-          <w:sz w:val="20"/>
-          <w:szCs w:val="20"/>
-          <w:lang w:val="fr-FR"/>
-        </w:rPr>
-        <w:t xml:space="preserve">    │  FRUSTRATIONS         │  GAINS ESPÉRÉS│    </w:t>
-      </w:r>
-      <w:r>
-        <w:rPr>
-          <w:lang w:val="fr-FR"/>
-        </w:rPr>
-        <w:br/>
-      </w:r>
-      <w:r>
-        <w:rPr>
-          <w:rFonts w:ascii="Courier New" w:eastAsia="Courier New" w:hAnsi="Courier New" w:cs="Courier New"/>
-          <w:color w:val="FFFFFF"/>
-          <w:sz w:val="20"/>
-          <w:szCs w:val="20"/>
-          <w:lang w:val="fr-FR"/>
-        </w:rPr>
-        <w:t xml:space="preserve">    │  (douleurs)           │  (bénéfices)  │    </w:t>
-      </w:r>
-      <w:r>
-        <w:rPr>
-          <w:lang w:val="fr-FR"/>
-        </w:rPr>
-        <w:br/>
-      </w:r>
-      <w:r>
-        <w:rPr>
-          <w:rFonts w:ascii="Courier New" w:eastAsia="Courier New" w:hAnsi="Courier New" w:cs="Courier New"/>
-          <w:color w:val="FFFFFF"/>
-          <w:sz w:val="20"/>
-          <w:szCs w:val="20"/>
-          <w:lang w:val="fr-FR"/>
-        </w:rPr>
-        <w:t xml:space="preserve">    └───────────────────────┴───────────────┘    </w:t>
-      </w:r>
-      <w:r>
-        <w:rPr>
-          <w:lang w:val="fr-FR"/>
-        </w:rPr>
-        <w:br/>
-      </w:r>
-      <w:r>
-        <w:rPr>
-          <w:rFonts w:ascii="Courier New" w:eastAsia="Courier New" w:hAnsi="Courier New" w:cs="Courier New"/>
-          <w:color w:val="FFFFFF"/>
-          <w:sz w:val="20"/>
-          <w:szCs w:val="20"/>
-          <w:lang w:val="fr-FR"/>
-        </w:rPr>
         <w:t xml:space="preserve">         </w:t>
       </w:r>
     </w:p>
@@ -6506,7 +6013,7 @@
     </w:p>
     <w:p>
       <w:pPr>
-        <w:pStyle w:val="Titre3"/>
+        <w:pStyle w:val="Heading3"/>
         <w:spacing w:after="200"/>
         <w:rPr>
           <w:lang w:val="fr-FR"/>
@@ -6588,7 +6095,7 @@
     </w:p>
     <w:p>
       <w:pPr>
-        <w:pStyle w:val="Titre2"/>
+        <w:pStyle w:val="Heading2"/>
         <w:spacing w:after="200"/>
         <w:rPr>
           <w:lang w:val="fr-FR"/>
@@ -6659,7 +6166,7 @@
     </w:p>
     <w:p>
       <w:pPr>
-        <w:pStyle w:val="Titre3"/>
+        <w:pStyle w:val="Heading3"/>
         <w:spacing w:after="200"/>
         <w:rPr>
           <w:lang w:val="fr-FR"/>
@@ -6683,13 +6190,7 @@
         <w:rPr>
           <w:lang w:val="fr-FR"/>
         </w:rPr>
-        <w:t>Relire toutes</w:t>
-      </w:r>
-      <w:r>
-        <w:rPr>
-          <w:lang w:val="fr-FR"/>
-        </w:rPr>
-        <w:t xml:space="preserve"> les données et en extraire les </w:t>
+        <w:t xml:space="preserve">Relire toutes les données et en extraire les </w:t>
       </w:r>
       <w:r>
         <w:rPr>
@@ -6722,7 +6223,7 @@
     </w:p>
     <w:p>
       <w:pPr>
-        <w:pStyle w:val="Titre3"/>
+        <w:pStyle w:val="Heading3"/>
         <w:spacing w:after="200"/>
         <w:rPr>
           <w:lang w:val="fr-FR"/>
@@ -6802,7 +6303,22 @@
           <w:iCs/>
           <w:lang w:val="fr-FR"/>
         </w:rPr>
-        <w:t>"Les enseignants n'ont aucun canal numérique pour commu</w:t>
+        <w:t>"Les enseignants n'ont aucun canal numérique pour communiquer avec les étudiants en dehors du cours."</w:t>
+      </w:r>
+    </w:p>
+    <w:p>
+      <w:pPr>
+        <w:spacing w:after="100"/>
+        <w:ind w:left="20"/>
+        <w:rPr>
+          <w:lang w:val="fr-FR"/>
+        </w:rPr>
+      </w:pPr>
+      <w:r>
+        <w:rPr>
+          <w:lang w:val="fr-FR"/>
+        </w:rPr>
+        <w:t xml:space="preserve">4. </w:t>
       </w:r>
       <w:r>
         <w:rPr>
@@ -6810,7 +6326,7 @@
           <w:iCs/>
           <w:lang w:val="fr-FR"/>
         </w:rPr>
-        <w:t>niquer avec les étudiants en dehors du cours."</w:t>
+        <w:t>"Les futurs étudiants ne trouvent aucune information en ligne sur les filières de l'UFR SATIC."</w:t>
       </w:r>
     </w:p>
     <w:p>
@@ -6825,7 +6341,7 @@
         <w:rPr>
           <w:lang w:val="fr-FR"/>
         </w:rPr>
-        <w:t xml:space="preserve">4. </w:t>
+        <w:t xml:space="preserve">5. </w:t>
       </w:r>
       <w:r>
         <w:rPr>
@@ -6833,29 +6349,6 @@
           <w:iCs/>
           <w:lang w:val="fr-FR"/>
         </w:rPr>
-        <w:t>"Les futurs étudiants ne trouvent aucune information en ligne sur les filières de l'UFR SATIC."</w:t>
-      </w:r>
-    </w:p>
-    <w:p>
-      <w:pPr>
-        <w:spacing w:after="100"/>
-        <w:ind w:left="20"/>
-        <w:rPr>
-          <w:lang w:val="fr-FR"/>
-        </w:rPr>
-      </w:pPr>
-      <w:r>
-        <w:rPr>
-          <w:lang w:val="fr-FR"/>
-        </w:rPr>
-        <w:t xml:space="preserve">5. </w:t>
-      </w:r>
-      <w:r>
-        <w:rPr>
-          <w:i/>
-          <w:iCs/>
-          <w:lang w:val="fr-FR"/>
-        </w:rPr>
         <w:t>"Le secrétariat passe 60 % de son temps à répondre aux mêmes questions."</w:t>
       </w:r>
     </w:p>
@@ -6875,7 +6368,7 @@
     </w:p>
     <w:p>
       <w:pPr>
-        <w:pStyle w:val="Titre3"/>
+        <w:pStyle w:val="Heading3"/>
         <w:spacing w:after="200"/>
         <w:rPr>
           <w:lang w:val="fr-FR"/>
@@ -6951,32 +6444,26 @@
         <w:rPr>
           <w:lang w:val="fr-FR"/>
         </w:rPr>
-        <w:t xml:space="preserve"> : Les enseignants communiquent les changements d'emploi du temps oralement ou par message personnel → Le site doit proposer un système d'annonces modifiable par les e</w:t>
-      </w:r>
-      <w:r>
-        <w:rPr>
-          <w:lang w:val="fr-FR"/>
-        </w:rPr>
-        <w:t>nseignants.</w:t>
-      </w:r>
-    </w:p>
-    <w:p>
-      <w:pPr>
-        <w:spacing w:after="200"/>
-        <w:rPr>
-          <w:lang w:val="fr-FR"/>
-        </w:rPr>
-      </w:pPr>
-      <w:r>
-        <w:rPr>
-          <w:lang w:val="fr-FR"/>
-        </w:rPr>
-        <w:t xml:space="preserve"> </w:t>
-      </w:r>
-    </w:p>
-    <w:p>
-      <w:pPr>
-        <w:pStyle w:val="Titre3"/>
+        <w:t xml:space="preserve"> : Les enseignants communiquent les changements d'emploi du temps oralement ou par message personnel → Le site doit proposer un système d'annonces modifiable par les enseignants.</w:t>
+      </w:r>
+    </w:p>
+    <w:p>
+      <w:pPr>
+        <w:spacing w:after="200"/>
+        <w:rPr>
+          <w:lang w:val="fr-FR"/>
+        </w:rPr>
+      </w:pPr>
+      <w:r>
+        <w:rPr>
+          <w:lang w:val="fr-FR"/>
+        </w:rPr>
+        <w:t xml:space="preserve"> </w:t>
+      </w:r>
+    </w:p>
+    <w:p>
+      <w:pPr>
+        <w:pStyle w:val="Heading3"/>
         <w:spacing w:after="200"/>
         <w:rPr>
           <w:lang w:val="fr-FR"/>
@@ -7019,7 +6506,7 @@
     </w:p>
     <w:p>
       <w:pPr>
-        <w:pStyle w:val="Paragraphedeliste"/>
+        <w:pStyle w:val="ListParagraph"/>
         <w:numPr>
           <w:ilvl w:val="0"/>
           <w:numId w:val="2"/>
@@ -7045,7 +6532,7 @@
     </w:p>
     <w:p>
       <w:pPr>
-        <w:pStyle w:val="Paragraphedeliste"/>
+        <w:pStyle w:val="ListParagraph"/>
         <w:numPr>
           <w:ilvl w:val="0"/>
           <w:numId w:val="2"/>
@@ -7064,7 +6551,7 @@
     </w:p>
     <w:p>
       <w:pPr>
-        <w:pStyle w:val="Paragraphedeliste"/>
+        <w:pStyle w:val="ListParagraph"/>
         <w:numPr>
           <w:ilvl w:val="0"/>
           <w:numId w:val="2"/>
@@ -7122,7 +6609,7 @@
     </w:p>
     <w:p>
       <w:pPr>
-        <w:pStyle w:val="Titre1"/>
+        <w:pStyle w:val="Heading1"/>
         <w:spacing w:after="200"/>
         <w:jc w:val="center"/>
         <w:rPr>
@@ -7133,13 +6620,7 @@
         <w:rPr>
           <w:lang w:val="fr-FR"/>
         </w:rPr>
-        <w:t>PHASE 2 : DEFINITION (Semain</w:t>
-      </w:r>
-      <w:r>
-        <w:rPr>
-          <w:lang w:val="fr-FR"/>
-        </w:rPr>
-        <w:t>e 3)</w:t>
+        <w:t>PHASE 2 : DEFINITION (Semaine 3)</w:t>
       </w:r>
     </w:p>
     <w:p>
@@ -7209,7 +6690,7 @@
     </w:p>
     <w:p>
       <w:pPr>
-        <w:pStyle w:val="Titre2"/>
+        <w:pStyle w:val="Heading2"/>
         <w:spacing w:after="200"/>
         <w:rPr>
           <w:lang w:val="fr-FR"/>
@@ -7294,7 +6775,7 @@
     </w:p>
     <w:p>
       <w:pPr>
-        <w:pStyle w:val="Titre3"/>
+        <w:pStyle w:val="Heading3"/>
         <w:spacing w:after="200"/>
         <w:rPr>
           <w:lang w:val="fr-FR"/>
@@ -7321,34 +6802,14 @@
         </w:rPr>
         <w:t xml:space="preserve">1. </w:t>
       </w:r>
-      <w:proofErr w:type="spellStart"/>
       <w:r>
         <w:rPr>
           <w:b/>
           <w:bCs/>
           <w:lang w:val="fr-FR"/>
         </w:rPr>
-        <w:t>Affinity</w:t>
-      </w:r>
-      <w:proofErr w:type="spellEnd"/>
-      <w:r>
-        <w:rPr>
-          <w:b/>
-          <w:bCs/>
-          <w:lang w:val="fr-FR"/>
-        </w:rPr>
-        <w:t xml:space="preserve"> </w:t>
-      </w:r>
-      <w:proofErr w:type="spellStart"/>
-      <w:r>
-        <w:rPr>
-          <w:b/>
-          <w:bCs/>
-          <w:lang w:val="fr-FR"/>
-        </w:rPr>
-        <w:t>mapping</w:t>
-      </w:r>
-      <w:proofErr w:type="spellEnd"/>
+        <w:t>Affinity mapping</w:t>
+      </w:r>
       <w:r>
         <w:rPr>
           <w:lang w:val="fr-FR"/>
@@ -7358,7 +6819,7 @@
     </w:p>
     <w:p>
       <w:pPr>
-        <w:pStyle w:val="Paragraphedeliste"/>
+        <w:pStyle w:val="ListParagraph"/>
         <w:numPr>
           <w:ilvl w:val="1"/>
           <w:numId w:val="2"/>
@@ -7391,7 +6852,7 @@
     </w:p>
     <w:p>
       <w:pPr>
-        <w:pStyle w:val="Paragraphedeliste"/>
+        <w:pStyle w:val="ListParagraph"/>
         <w:numPr>
           <w:ilvl w:val="1"/>
           <w:numId w:val="2"/>
@@ -7411,7 +6872,7 @@
     </w:p>
     <w:p>
       <w:pPr>
-        <w:pStyle w:val="Paragraphedeliste"/>
+        <w:pStyle w:val="ListParagraph"/>
         <w:numPr>
           <w:ilvl w:val="1"/>
           <w:numId w:val="2"/>
@@ -7783,7 +7244,7 @@
     </w:p>
     <w:p>
       <w:pPr>
-        <w:pStyle w:val="Titre3"/>
+        <w:pStyle w:val="Heading3"/>
         <w:spacing w:after="200"/>
       </w:pPr>
       <w:proofErr w:type="spellStart"/>
@@ -7794,7 +7255,7 @@
     </w:p>
     <w:p>
       <w:pPr>
-        <w:pStyle w:val="Paragraphedeliste"/>
+        <w:pStyle w:val="ListParagraph"/>
         <w:numPr>
           <w:ilvl w:val="0"/>
           <w:numId w:val="2"/>
@@ -7835,7 +7296,7 @@
     </w:p>
     <w:p>
       <w:pPr>
-        <w:pStyle w:val="Paragraphedeliste"/>
+        <w:pStyle w:val="ListParagraph"/>
         <w:numPr>
           <w:ilvl w:val="0"/>
           <w:numId w:val="2"/>
@@ -7904,7 +7365,7 @@
     </w:p>
     <w:p>
       <w:pPr>
-        <w:pStyle w:val="Titre3"/>
+        <w:pStyle w:val="Heading3"/>
         <w:spacing w:after="200"/>
         <w:rPr>
           <w:lang w:val="fr-FR"/>
@@ -8014,7 +7475,7 @@
     </w:p>
     <w:p>
       <w:pPr>
-        <w:pStyle w:val="Titre2"/>
+        <w:pStyle w:val="Heading2"/>
         <w:spacing w:after="200"/>
         <w:rPr>
           <w:lang w:val="fr-FR"/>
@@ -8085,7 +7546,7 @@
     </w:p>
     <w:p>
       <w:pPr>
-        <w:pStyle w:val="Titre3"/>
+        <w:pStyle w:val="Heading3"/>
         <w:spacing w:after="200"/>
         <w:rPr>
           <w:lang w:val="fr-FR"/>
@@ -8170,7 +7631,7 @@
     </w:p>
     <w:p>
       <w:pPr>
-        <w:pStyle w:val="Titre3"/>
+        <w:pStyle w:val="Heading3"/>
         <w:spacing w:after="200"/>
       </w:pPr>
       <w:r>
@@ -8333,13 +7794,8 @@
             <w:tcW w:w="2689" w:type="dxa"/>
           </w:tcPr>
           <w:p>
-            <w:proofErr w:type="spellStart"/>
-            <w:r>
-              <w:t>Très</w:t>
-            </w:r>
-            <w:proofErr w:type="spellEnd"/>
-            <w:r>
-              <w:t xml:space="preserve"> </w:t>
+            <w:r>
+              <w:t xml:space="preserve">Très </w:t>
             </w:r>
             <w:proofErr w:type="spellStart"/>
             <w:r>
@@ -8412,11 +7868,9 @@
             <w:tcW w:w="2390" w:type="dxa"/>
           </w:tcPr>
           <w:p>
-            <w:proofErr w:type="spellStart"/>
             <w:r>
               <w:t>Moyenne</w:t>
             </w:r>
-            <w:proofErr w:type="spellEnd"/>
           </w:p>
         </w:tc>
         <w:tc>
@@ -8520,11 +7974,9 @@
             <w:tcW w:w="2390" w:type="dxa"/>
           </w:tcPr>
           <w:p>
-            <w:proofErr w:type="spellStart"/>
             <w:r>
               <w:t>Moyenne</w:t>
             </w:r>
-            <w:proofErr w:type="spellEnd"/>
           </w:p>
         </w:tc>
         <w:tc>
@@ -8562,11 +8014,9 @@
             <w:tcW w:w="2689" w:type="dxa"/>
           </w:tcPr>
           <w:p>
-            <w:proofErr w:type="spellStart"/>
             <w:r>
               <w:t>Moyen</w:t>
             </w:r>
-            <w:proofErr w:type="spellEnd"/>
           </w:p>
         </w:tc>
         <w:tc>
@@ -8574,11 +8024,9 @@
             <w:tcW w:w="2390" w:type="dxa"/>
           </w:tcPr>
           <w:p>
-            <w:proofErr w:type="spellStart"/>
             <w:r>
               <w:t>Moyenne</w:t>
             </w:r>
-            <w:proofErr w:type="spellEnd"/>
           </w:p>
         </w:tc>
         <w:tc>
@@ -8649,7 +8097,7 @@
     </w:p>
     <w:p>
       <w:pPr>
-        <w:pStyle w:val="Titre3"/>
+        <w:pStyle w:val="Heading3"/>
         <w:spacing w:after="200"/>
         <w:rPr>
           <w:lang w:val="fr-FR"/>
@@ -8731,7 +8179,7 @@
     </w:p>
     <w:p>
       <w:pPr>
-        <w:pStyle w:val="Titre2"/>
+        <w:pStyle w:val="Heading2"/>
         <w:spacing w:after="200"/>
         <w:rPr>
           <w:lang w:val="fr-FR"/>
@@ -8824,7 +8272,7 @@
     </w:p>
     <w:p>
       <w:pPr>
-        <w:pStyle w:val="Titre3"/>
+        <w:pStyle w:val="Heading3"/>
         <w:spacing w:after="200"/>
         <w:rPr>
           <w:lang w:val="fr-FR"/>
@@ -8882,34 +8330,20 @@
         <w:rPr>
           <w:lang w:val="fr-FR"/>
         </w:rPr>
-        <w:t xml:space="preserve"> selon la méthode "How </w:t>
+        <w:t xml:space="preserve"> selon la méthode "How Might </w:t>
       </w:r>
       <w:proofErr w:type="spellStart"/>
       <w:r>
         <w:rPr>
           <w:lang w:val="fr-FR"/>
         </w:rPr>
-        <w:t>Might</w:t>
+        <w:t>We</w:t>
       </w:r>
       <w:proofErr w:type="spellEnd"/>
       <w:r>
         <w:rPr>
           <w:lang w:val="fr-FR"/>
         </w:rPr>
-        <w:t xml:space="preserve"> </w:t>
-      </w:r>
-      <w:proofErr w:type="spellStart"/>
-      <w:r>
-        <w:rPr>
-          <w:lang w:val="fr-FR"/>
-        </w:rPr>
-        <w:t>We</w:t>
-      </w:r>
-      <w:proofErr w:type="spellEnd"/>
-      <w:r>
-        <w:rPr>
-          <w:lang w:val="fr-FR"/>
-        </w:rPr>
         <w:t>" (Comment pourrions-nous…).</w:t>
       </w:r>
     </w:p>
@@ -8929,7 +8363,7 @@
     </w:p>
     <w:p>
       <w:pPr>
-        <w:pStyle w:val="Titre3"/>
+        <w:pStyle w:val="Heading3"/>
         <w:spacing w:after="200"/>
         <w:rPr>
           <w:lang w:val="fr-FR"/>
@@ -9033,7 +8467,7 @@
     </w:p>
     <w:p>
       <w:pPr>
-        <w:pStyle w:val="Titre3"/>
+        <w:pStyle w:val="Heading3"/>
         <w:spacing w:after="200"/>
         <w:rPr>
           <w:lang w:val="fr-FR"/>
@@ -9185,15 +8619,7 @@
           <w:iCs/>
           <w:lang w:val="fr-FR"/>
         </w:rPr>
-        <w:t>Comment pourrions-nous permettre aux étudiants de cons</w:t>
-      </w:r>
-      <w:r>
-        <w:rPr>
-          <w:i/>
-          <w:iCs/>
-          <w:lang w:val="fr-FR"/>
-        </w:rPr>
-        <w:t>ulter leurs informations académiques en temps réel, même avec une connexion limitée ?</w:t>
+        <w:t>Comment pourrions-nous permettre aux étudiants de consulter leurs informations académiques en temps réel, même avec une connexion limitée ?</w:t>
       </w:r>
     </w:p>
     <w:p>
@@ -9322,13 +8748,7 @@
         <w:rPr>
           <w:lang w:val="fr-FR"/>
         </w:rPr>
-        <w:t>, parc</w:t>
-      </w:r>
-      <w:r>
-        <w:rPr>
-          <w:lang w:val="fr-FR"/>
-        </w:rPr>
-        <w:t>e qu'il n'existe aucune présence en ligne officielle de l'UFR SATIC.</w:t>
+        <w:t>, parce qu'il n'existe aucune présence en ligne officielle de l'UFR SATIC.</w:t>
       </w:r>
     </w:p>
     <w:p>
@@ -9469,13 +8889,7 @@
         <w:rPr>
           <w:lang w:val="fr-FR"/>
         </w:rPr>
-        <w:t xml:space="preserve">Les enseignants ont </w:t>
-      </w:r>
-      <w:r>
-        <w:rPr>
-          <w:lang w:val="fr-FR"/>
-        </w:rPr>
-        <w:t>besoin d'</w:t>
+        <w:t>Les enseignants ont besoin d'</w:t>
       </w:r>
       <w:r>
         <w:rPr>
@@ -9515,15 +8929,7 @@
           <w:iCs/>
           <w:lang w:val="fr-FR"/>
         </w:rPr>
-        <w:t>Comment pourrions-nous offrir aux enseignants un moyen simple de publier des annonces acce</w:t>
-      </w:r>
-      <w:r>
-        <w:rPr>
-          <w:i/>
-          <w:iCs/>
-          <w:lang w:val="fr-FR"/>
-        </w:rPr>
-        <w:t>ssibles à tous les étudiants ?</w:t>
+        <w:t>Comment pourrions-nous offrir aux enseignants un moyen simple de publier des annonces accessibles à tous les étudiants ?</w:t>
       </w:r>
     </w:p>
     <w:p>
@@ -9808,13 +9214,7 @@
         <w:rPr>
           <w:lang w:val="fr-FR"/>
         </w:rPr>
-        <w:t>, parce qu'un site non mainte</w:t>
-      </w:r>
-      <w:r>
-        <w:rPr>
-          <w:lang w:val="fr-FR"/>
-        </w:rPr>
-        <w:t>nu perdra rapidement sa crédibilité et son utilité.</w:t>
+        <w:t>, parce qu'un site non maintenu perdra rapidement sa crédibilité et son utilité.</w:t>
       </w:r>
     </w:p>
     <w:p>
@@ -9884,7 +9284,7 @@
     </w:p>
     <w:p>
       <w:pPr>
-        <w:pStyle w:val="Titre3"/>
+        <w:pStyle w:val="Heading3"/>
         <w:spacing w:after="200"/>
         <w:rPr>
           <w:lang w:val="fr-FR"/>
@@ -9994,23 +9394,17 @@
     </w:p>
     <w:p>
       <w:pPr>
-        <w:pStyle w:val="Titre2"/>
-        <w:spacing w:after="200"/>
-        <w:rPr>
-          <w:lang w:val="fr-FR"/>
-        </w:rPr>
-      </w:pPr>
-      <w:r>
-        <w:rPr>
-          <w:lang w:val="fr-FR"/>
-        </w:rPr>
-        <w:t>Étape</w:t>
-      </w:r>
-      <w:r>
-        <w:rPr>
-          <w:lang w:val="fr-FR"/>
-        </w:rPr>
-        <w:t xml:space="preserve"> 2.4 — Définition de l'axe principal du projet</w:t>
+        <w:pStyle w:val="Heading2"/>
+        <w:spacing w:after="200"/>
+        <w:rPr>
+          <w:lang w:val="fr-FR"/>
+        </w:rPr>
+      </w:pPr>
+      <w:r>
+        <w:rPr>
+          <w:lang w:val="fr-FR"/>
+        </w:rPr>
+        <w:t>Étape 2.4 — Définition de l'axe principal du projet</w:t>
       </w:r>
     </w:p>
     <w:p>
@@ -10071,7 +9465,7 @@
     </w:p>
     <w:p>
       <w:pPr>
-        <w:pStyle w:val="Titre3"/>
+        <w:pStyle w:val="Heading3"/>
         <w:spacing w:after="200"/>
         <w:rPr>
           <w:lang w:val="fr-FR"/>
@@ -10136,16 +9530,11 @@
     </w:p>
     <w:p>
       <w:pPr>
-        <w:pStyle w:val="Titre3"/>
-        <w:spacing w:after="200"/>
-      </w:pPr>
-      <w:proofErr w:type="spellStart"/>
-      <w:r>
-        <w:t>Matrice</w:t>
-      </w:r>
-      <w:proofErr w:type="spellEnd"/>
-      <w:r>
-        <w:t xml:space="preserve"> de </w:t>
+        <w:pStyle w:val="Heading3"/>
+        <w:spacing w:after="200"/>
+      </w:pPr>
+      <w:r>
+        <w:t xml:space="preserve">Matrice de </w:t>
       </w:r>
       <w:proofErr w:type="spellStart"/>
       <w:r>
@@ -10515,7 +9904,7 @@
     </w:p>
     <w:p>
       <w:pPr>
-        <w:pStyle w:val="Titre3"/>
+        <w:pStyle w:val="Heading3"/>
         <w:spacing w:after="200"/>
       </w:pPr>
       <w:r>
@@ -10588,34 +9977,26 @@
           <w:iCs/>
           <w:lang w:val="fr-FR"/>
         </w:rPr>
-        <w:t>(À adapter selon vos</w:t>
-      </w:r>
-      <w:r>
-        <w:rPr>
-          <w:i/>
-          <w:iCs/>
-          <w:lang w:val="fr-FR"/>
-        </w:rPr>
-        <w:t xml:space="preserve"> résultats réels.)</w:t>
-      </w:r>
-    </w:p>
-    <w:p>
-      <w:pPr>
-        <w:spacing w:after="200"/>
-        <w:rPr>
-          <w:lang w:val="fr-FR"/>
-        </w:rPr>
-      </w:pPr>
-      <w:r>
-        <w:rPr>
-          <w:lang w:val="fr-FR"/>
-        </w:rPr>
-        <w:t xml:space="preserve"> </w:t>
-      </w:r>
-    </w:p>
-    <w:p>
-      <w:pPr>
-        <w:pStyle w:val="Titre3"/>
+        <w:t>(À adapter selon vos résultats réels.)</w:t>
+      </w:r>
+    </w:p>
+    <w:p>
+      <w:pPr>
+        <w:spacing w:after="200"/>
+        <w:rPr>
+          <w:lang w:val="fr-FR"/>
+        </w:rPr>
+      </w:pPr>
+      <w:r>
+        <w:rPr>
+          <w:lang w:val="fr-FR"/>
+        </w:rPr>
+        <w:t xml:space="preserve"> </w:t>
+      </w:r>
+    </w:p>
+    <w:p>
+      <w:pPr>
+        <w:pStyle w:val="Heading3"/>
         <w:spacing w:after="200"/>
         <w:rPr>
           <w:lang w:val="fr-FR"/>
@@ -10697,7 +10078,7 @@
     </w:p>
     <w:p>
       <w:pPr>
-        <w:pStyle w:val="Titre2"/>
+        <w:pStyle w:val="Heading2"/>
         <w:spacing w:after="200"/>
         <w:rPr>
           <w:lang w:val="fr-FR"/>
@@ -10790,7 +10171,7 @@
     </w:p>
     <w:p>
       <w:pPr>
-        <w:pStyle w:val="Titre3"/>
+        <w:pStyle w:val="Heading3"/>
         <w:spacing w:after="200"/>
         <w:rPr>
           <w:lang w:val="fr-FR"/>
@@ -10875,7 +10256,7 @@
     </w:p>
     <w:p>
       <w:pPr>
-        <w:pStyle w:val="Titre3"/>
+        <w:pStyle w:val="Heading3"/>
         <w:spacing w:after="200"/>
       </w:pPr>
       <w:r>
@@ -11077,11 +10458,9 @@
             <w:tcW w:w="2214" w:type="dxa"/>
           </w:tcPr>
           <w:p>
-            <w:proofErr w:type="spellStart"/>
             <w:r>
               <w:t>Tous</w:t>
             </w:r>
-            <w:proofErr w:type="spellEnd"/>
           </w:p>
         </w:tc>
       </w:tr>
@@ -11374,7 +10753,6 @@
             <w:tcW w:w="1409" w:type="dxa"/>
           </w:tcPr>
           <w:p>
-            <w:proofErr w:type="spellStart"/>
             <w:r>
               <w:rPr>
                 <w:b/>
@@ -11382,7 +10760,6 @@
               </w:rPr>
               <w:t>Moyenne</w:t>
             </w:r>
-            <w:proofErr w:type="spellEnd"/>
           </w:p>
         </w:tc>
         <w:tc>
@@ -11445,7 +10822,6 @@
             <w:tcW w:w="1409" w:type="dxa"/>
           </w:tcPr>
           <w:p>
-            <w:proofErr w:type="spellStart"/>
             <w:r>
               <w:rPr>
                 <w:b/>
@@ -11453,7 +10829,6 @@
               </w:rPr>
               <w:t>Moyenne</w:t>
             </w:r>
-            <w:proofErr w:type="spellEnd"/>
           </w:p>
         </w:tc>
         <w:tc>
@@ -11520,13 +10895,7 @@
               <w:rPr>
                 <w:lang w:val="fr-FR"/>
               </w:rPr>
-              <w:t>Réponses aux questio</w:t>
-            </w:r>
-            <w:r>
-              <w:rPr>
-                <w:lang w:val="fr-FR"/>
-              </w:rPr>
-              <w:t>ns les plus fréquentes</w:t>
+              <w:t>Réponses aux questions les plus fréquentes</w:t>
             </w:r>
           </w:p>
         </w:tc>
@@ -11535,7 +10904,6 @@
             <w:tcW w:w="1409" w:type="dxa"/>
           </w:tcPr>
           <w:p>
-            <w:proofErr w:type="spellStart"/>
             <w:r>
               <w:rPr>
                 <w:b/>
@@ -11543,7 +10911,6 @@
               </w:rPr>
               <w:t>Moyenne</w:t>
             </w:r>
-            <w:proofErr w:type="spellEnd"/>
           </w:p>
         </w:tc>
         <w:tc>
@@ -11608,7 +10975,6 @@
             <w:tcW w:w="1409" w:type="dxa"/>
           </w:tcPr>
           <w:p>
-            <w:proofErr w:type="spellStart"/>
             <w:r>
               <w:rPr>
                 <w:b/>
@@ -11616,7 +10982,6 @@
               </w:rPr>
               <w:t>Basse</w:t>
             </w:r>
-            <w:proofErr w:type="spellEnd"/>
           </w:p>
         </w:tc>
         <w:tc>
@@ -11686,7 +11051,6 @@
             <w:tcW w:w="1409" w:type="dxa"/>
           </w:tcPr>
           <w:p>
-            <w:proofErr w:type="spellStart"/>
             <w:r>
               <w:rPr>
                 <w:b/>
@@ -11694,7 +11058,6 @@
               </w:rPr>
               <w:t>Basse</w:t>
             </w:r>
-            <w:proofErr w:type="spellEnd"/>
           </w:p>
         </w:tc>
         <w:tc>
@@ -11702,11 +11065,9 @@
             <w:tcW w:w="2214" w:type="dxa"/>
           </w:tcPr>
           <w:p>
-            <w:proofErr w:type="spellStart"/>
             <w:r>
               <w:t>Tous</w:t>
             </w:r>
-            <w:proofErr w:type="spellEnd"/>
           </w:p>
         </w:tc>
       </w:tr>
@@ -11721,7 +11082,7 @@
     </w:p>
     <w:p>
       <w:pPr>
-        <w:pStyle w:val="Titre3"/>
+        <w:pStyle w:val="Heading3"/>
         <w:spacing w:after="200"/>
       </w:pPr>
       <w:proofErr w:type="spellStart"/>
@@ -11897,22 +11258,72 @@
             <w:tcW w:w="3574" w:type="dxa"/>
           </w:tcPr>
           <w:p>
-            <w:proofErr w:type="spellStart"/>
             <w:r>
               <w:rPr>
                 <w:b/>
                 <w:bCs/>
               </w:rPr>
-              <w:t>Mise</w:t>
-            </w:r>
-            <w:proofErr w:type="spellEnd"/>
+              <w:t>Mise à jour facile</w:t>
+            </w:r>
+          </w:p>
+        </w:tc>
+        <w:tc>
+          <w:tcPr>
+            <w:tcW w:w="5786" w:type="dxa"/>
+          </w:tcPr>
+          <w:p>
+            <w:pPr>
+              <w:rPr>
+                <w:lang w:val="fr-FR"/>
+              </w:rPr>
+            </w:pPr>
+            <w:r>
+              <w:rPr>
+                <w:lang w:val="fr-FR"/>
+              </w:rPr>
+              <w:t>CMS simple (WordPress) ou site statique avec interface d'édition</w:t>
+            </w:r>
+          </w:p>
+        </w:tc>
+      </w:tr>
+      <w:tr>
+        <w:tc>
+          <w:tcPr>
+            <w:tcW w:w="3574" w:type="dxa"/>
+          </w:tcPr>
+          <w:p>
             <w:r>
               <w:rPr>
                 <w:b/>
                 <w:bCs/>
               </w:rPr>
-              <w:t xml:space="preserve"> à jour facile</w:t>
-            </w:r>
+              <w:t xml:space="preserve">Pas de </w:t>
+            </w:r>
+            <w:proofErr w:type="spellStart"/>
+            <w:r>
+              <w:rPr>
+                <w:b/>
+                <w:bCs/>
+              </w:rPr>
+              <w:t>serveur</w:t>
+            </w:r>
+            <w:proofErr w:type="spellEnd"/>
+            <w:r>
+              <w:rPr>
+                <w:b/>
+                <w:bCs/>
+              </w:rPr>
+              <w:t xml:space="preserve"> </w:t>
+            </w:r>
+            <w:proofErr w:type="spellStart"/>
+            <w:r>
+              <w:rPr>
+                <w:b/>
+                <w:bCs/>
+              </w:rPr>
+              <w:t>dédié</w:t>
+            </w:r>
+            <w:proofErr w:type="spellEnd"/>
           </w:p>
         </w:tc>
         <w:tc>
@@ -11929,7 +11340,21 @@
               <w:rPr>
                 <w:lang w:val="fr-FR"/>
               </w:rPr>
-              <w:t>CMS simple (WordPress) ou site statique avec interface d'édition</w:t>
+              <w:t xml:space="preserve">Hébergement mutualisé ou solution gratuite (GitHub Pages, </w:t>
+            </w:r>
+            <w:proofErr w:type="spellStart"/>
+            <w:r>
+              <w:rPr>
+                <w:lang w:val="fr-FR"/>
+              </w:rPr>
+              <w:t>Netlify</w:t>
+            </w:r>
+            <w:proofErr w:type="spellEnd"/>
+            <w:r>
+              <w:rPr>
+                <w:lang w:val="fr-FR"/>
+              </w:rPr>
+              <w:t>)</w:t>
             </w:r>
           </w:p>
         </w:tc>
@@ -11940,93 +11365,20 @@
             <w:tcW w:w="3574" w:type="dxa"/>
           </w:tcPr>
           <w:p>
+            <w:proofErr w:type="spellStart"/>
             <w:r>
               <w:rPr>
                 <w:b/>
                 <w:bCs/>
               </w:rPr>
-              <w:t xml:space="preserve">Pas de </w:t>
-            </w:r>
-            <w:proofErr w:type="spellStart"/>
+              <w:t>Multilingue</w:t>
+            </w:r>
+            <w:proofErr w:type="spellEnd"/>
             <w:r>
               <w:rPr>
                 <w:b/>
                 <w:bCs/>
               </w:rPr>
-              <w:t>serveur</w:t>
-            </w:r>
-            <w:proofErr w:type="spellEnd"/>
-            <w:r>
-              <w:rPr>
-                <w:b/>
-                <w:bCs/>
-              </w:rPr>
-              <w:t xml:space="preserve"> </w:t>
-            </w:r>
-            <w:proofErr w:type="spellStart"/>
-            <w:r>
-              <w:rPr>
-                <w:b/>
-                <w:bCs/>
-              </w:rPr>
-              <w:t>dédié</w:t>
-            </w:r>
-            <w:proofErr w:type="spellEnd"/>
-          </w:p>
-        </w:tc>
-        <w:tc>
-          <w:tcPr>
-            <w:tcW w:w="5786" w:type="dxa"/>
-          </w:tcPr>
-          <w:p>
-            <w:pPr>
-              <w:rPr>
-                <w:lang w:val="fr-FR"/>
-              </w:rPr>
-            </w:pPr>
-            <w:r>
-              <w:rPr>
-                <w:lang w:val="fr-FR"/>
-              </w:rPr>
-              <w:t xml:space="preserve">Hébergement mutualisé ou solution gratuite (GitHub Pages, </w:t>
-            </w:r>
-            <w:proofErr w:type="spellStart"/>
-            <w:r>
-              <w:rPr>
-                <w:lang w:val="fr-FR"/>
-              </w:rPr>
-              <w:t>Netlify</w:t>
-            </w:r>
-            <w:proofErr w:type="spellEnd"/>
-            <w:r>
-              <w:rPr>
-                <w:lang w:val="fr-FR"/>
-              </w:rPr>
-              <w:t>)</w:t>
-            </w:r>
-          </w:p>
-        </w:tc>
-      </w:tr>
-      <w:tr>
-        <w:tc>
-          <w:tcPr>
-            <w:tcW w:w="3574" w:type="dxa"/>
-          </w:tcPr>
-          <w:p>
-            <w:proofErr w:type="spellStart"/>
-            <w:r>
-              <w:rPr>
-                <w:b/>
-                <w:bCs/>
-              </w:rPr>
-              <w:t>Multilingue</w:t>
-            </w:r>
-            <w:proofErr w:type="spellEnd"/>
-            <w:r>
-              <w:rPr>
-                <w:b/>
-                <w:bCs/>
-              </w:rPr>
               <w:t xml:space="preserve"> possible</w:t>
             </w:r>
           </w:p>
@@ -12067,7 +11419,7 @@
     </w:p>
     <w:p>
       <w:pPr>
-        <w:pStyle w:val="Titre3"/>
+        <w:pStyle w:val="Heading3"/>
         <w:spacing w:after="200"/>
         <w:rPr>
           <w:lang w:val="fr-FR"/>
@@ -12110,7 +11462,7 @@
     </w:p>
     <w:p>
       <w:pPr>
-        <w:pStyle w:val="Paragraphedeliste"/>
+        <w:pStyle w:val="ListParagraph"/>
         <w:numPr>
           <w:ilvl w:val="0"/>
           <w:numId w:val="2"/>
@@ -12128,7 +11480,7 @@
     </w:p>
     <w:p>
       <w:pPr>
-        <w:pStyle w:val="Paragraphedeliste"/>
+        <w:pStyle w:val="ListParagraph"/>
         <w:numPr>
           <w:ilvl w:val="0"/>
           <w:numId w:val="2"/>
@@ -12147,7 +11499,7 @@
     </w:p>
     <w:p>
       <w:pPr>
-        <w:pStyle w:val="Paragraphedeliste"/>
+        <w:pStyle w:val="ListParagraph"/>
         <w:numPr>
           <w:ilvl w:val="0"/>
           <w:numId w:val="2"/>
@@ -12205,7 +11557,7 @@
     </w:p>
     <w:p>
       <w:pPr>
-        <w:pStyle w:val="Titre1"/>
+        <w:pStyle w:val="Heading1"/>
         <w:spacing w:after="200"/>
         <w:jc w:val="center"/>
       </w:pPr>
@@ -12215,7 +11567,7 @@
     </w:p>
     <w:p>
       <w:pPr>
-        <w:pStyle w:val="Titre2"/>
+        <w:pStyle w:val="Heading2"/>
         <w:spacing w:after="200"/>
       </w:pPr>
       <w:r>
@@ -12252,9 +11604,11 @@
           <w:sz w:val="20"/>
           <w:szCs w:val="20"/>
         </w:rPr>
-        <w:t xml:space="preserve">    </w:t>
-      </w:r>
-      <w:proofErr w:type="gramStart"/>
+        <w:t xml:space="preserve">    SEMAINE 1 ─────────────────────────────────────────────    </w:t>
+      </w:r>
+      <w:r>
+        <w:br/>
+      </w:r>
       <w:r>
         <w:rPr>
           <w:rFonts w:ascii="Courier New" w:eastAsia="Courier New" w:hAnsi="Courier New" w:cs="Courier New"/>
@@ -12262,11 +11616,9 @@
           <w:sz w:val="20"/>
           <w:szCs w:val="20"/>
         </w:rPr>
-        <w:t xml:space="preserve">SEMAINE 1 ─────────────────────────────────────────────    </w:t>
-      </w:r>
-      <w:r>
-        <w:br/>
-      </w:r>
+        <w:t xml:space="preserve">    │ J1  │ </w:t>
+      </w:r>
+      <w:proofErr w:type="spellStart"/>
       <w:r>
         <w:rPr>
           <w:rFonts w:ascii="Courier New" w:eastAsia="Courier New" w:hAnsi="Courier New" w:cs="Courier New"/>
@@ -12274,9 +11626,9 @@
           <w:sz w:val="20"/>
           <w:szCs w:val="20"/>
         </w:rPr>
-        <w:t xml:space="preserve">    │ J1  │ </w:t>
-      </w:r>
-      <w:proofErr w:type="spellStart"/>
+        <w:t>Cartographie</w:t>
+      </w:r>
+      <w:proofErr w:type="spellEnd"/>
       <w:r>
         <w:rPr>
           <w:rFonts w:ascii="Courier New" w:eastAsia="Courier New" w:hAnsi="Courier New" w:cs="Courier New"/>
@@ -12284,9 +11636,9 @@
           <w:sz w:val="20"/>
           <w:szCs w:val="20"/>
         </w:rPr>
-        <w:t>Cartographie</w:t>
-      </w:r>
-      <w:proofErr w:type="spellEnd"/>
+        <w:t xml:space="preserve"> parties </w:t>
+      </w:r>
+      <w:proofErr w:type="spellStart"/>
       <w:r>
         <w:rPr>
           <w:rFonts w:ascii="Courier New" w:eastAsia="Courier New" w:hAnsi="Courier New" w:cs="Courier New"/>
@@ -12294,9 +11646,9 @@
           <w:sz w:val="20"/>
           <w:szCs w:val="20"/>
         </w:rPr>
-        <w:t xml:space="preserve"> parties </w:t>
-      </w:r>
-      <w:proofErr w:type="spellStart"/>
+        <w:t>prenantes</w:t>
+      </w:r>
+      <w:proofErr w:type="spellEnd"/>
       <w:r>
         <w:rPr>
           <w:rFonts w:ascii="Courier New" w:eastAsia="Courier New" w:hAnsi="Courier New" w:cs="Courier New"/>
@@ -12304,9 +11656,11 @@
           <w:sz w:val="20"/>
           <w:szCs w:val="20"/>
         </w:rPr>
-        <w:t>prenantes</w:t>
-      </w:r>
-      <w:proofErr w:type="spellEnd"/>
+        <w:t xml:space="preserve"> (G1 + G2)    </w:t>
+      </w:r>
+      <w:r>
+        <w:br/>
+      </w:r>
       <w:r>
         <w:rPr>
           <w:rFonts w:ascii="Courier New" w:eastAsia="Courier New" w:hAnsi="Courier New" w:cs="Courier New"/>
@@ -12314,11 +11668,9 @@
           <w:sz w:val="20"/>
           <w:szCs w:val="20"/>
         </w:rPr>
-        <w:t xml:space="preserve"> (G1 + G2)    </w:t>
-      </w:r>
-      <w:r>
-        <w:br/>
-      </w:r>
+        <w:t xml:space="preserve">    │ J2  │ Début interviews + </w:t>
+      </w:r>
+      <w:proofErr w:type="spellStart"/>
       <w:r>
         <w:rPr>
           <w:rFonts w:ascii="Courier New" w:eastAsia="Courier New" w:hAnsi="Courier New" w:cs="Courier New"/>
@@ -12326,9 +11678,9 @@
           <w:sz w:val="20"/>
           <w:szCs w:val="20"/>
         </w:rPr>
-        <w:t xml:space="preserve">    │ J2  │ Début interviews + </w:t>
-      </w:r>
-      <w:proofErr w:type="spellStart"/>
+        <w:t>lancement</w:t>
+      </w:r>
+      <w:proofErr w:type="spellEnd"/>
       <w:r>
         <w:rPr>
           <w:rFonts w:ascii="Courier New" w:eastAsia="Courier New" w:hAnsi="Courier New" w:cs="Courier New"/>
@@ -12336,9 +11688,11 @@
           <w:sz w:val="20"/>
           <w:szCs w:val="20"/>
         </w:rPr>
-        <w:t>lancement</w:t>
-      </w:r>
-      <w:proofErr w:type="spellEnd"/>
+        <w:t xml:space="preserve"> questionnaire (G1)    </w:t>
+      </w:r>
+      <w:r>
+        <w:br/>
+      </w:r>
       <w:r>
         <w:rPr>
           <w:rFonts w:ascii="Courier New" w:eastAsia="Courier New" w:hAnsi="Courier New" w:cs="Courier New"/>
@@ -12346,7 +11700,7 @@
           <w:sz w:val="20"/>
           <w:szCs w:val="20"/>
         </w:rPr>
-        <w:t xml:space="preserve"> questionnaire (G1)    </w:t>
+        <w:t xml:space="preserve">    │ J3  │ Interviews (G1) + Début benchmark (G2)    </w:t>
       </w:r>
       <w:r>
         <w:br/>
@@ -12358,7 +11712,7 @@
           <w:sz w:val="20"/>
           <w:szCs w:val="20"/>
         </w:rPr>
-        <w:t xml:space="preserve">    │ J3  │ Interviews (G1) + Début benchmark (G2)    </w:t>
+        <w:t xml:space="preserve">    │ J4  │ Interviews (G1) + Benchmark (G2)    </w:t>
       </w:r>
       <w:r>
         <w:br/>
@@ -12370,7 +11724,10 @@
           <w:sz w:val="20"/>
           <w:szCs w:val="20"/>
         </w:rPr>
-        <w:t xml:space="preserve">    │ J4  │ Inte</w:t>
+        <w:t xml:space="preserve">    │ J5  │ Fin interviews (G1) + Observations terrain (G2)    </w:t>
+      </w:r>
+      <w:r>
+        <w:br/>
       </w:r>
       <w:r>
         <w:rPr>
@@ -12379,7 +11736,7 @@
           <w:sz w:val="20"/>
           <w:szCs w:val="20"/>
         </w:rPr>
-        <w:t xml:space="preserve">rviews (G1) + Benchmark (G2)    </w:t>
+        <w:t xml:space="preserve">    │    </w:t>
       </w:r>
       <w:r>
         <w:br/>
@@ -12391,7 +11748,7 @@
           <w:sz w:val="20"/>
           <w:szCs w:val="20"/>
         </w:rPr>
-        <w:t xml:space="preserve">    │ J5  │ Fin interviews (G1) + Observations terrain (G2)    </w:t>
+        <w:t xml:space="preserve">    SEMAINE 2 ─────────────────────────────────────────────    </w:t>
       </w:r>
       <w:r>
         <w:br/>
@@ -12403,11 +11760,9 @@
           <w:sz w:val="20"/>
           <w:szCs w:val="20"/>
         </w:rPr>
-        <w:t xml:space="preserve">    │    </w:t>
-      </w:r>
-      <w:r>
-        <w:br/>
-      </w:r>
+        <w:t xml:space="preserve">    │ J1  │ </w:t>
+      </w:r>
+      <w:proofErr w:type="spellStart"/>
       <w:r>
         <w:rPr>
           <w:rFonts w:ascii="Courier New" w:eastAsia="Courier New" w:hAnsi="Courier New" w:cs="Courier New"/>
@@ -12415,11 +11770,9 @@
           <w:sz w:val="20"/>
           <w:szCs w:val="20"/>
         </w:rPr>
-        <w:t xml:space="preserve">    SEMAINE 2 ─────────────────────────────────────────────    </w:t>
-      </w:r>
-      <w:r>
-        <w:br/>
-      </w:r>
+        <w:t>Clôture</w:t>
+      </w:r>
+      <w:proofErr w:type="spellEnd"/>
       <w:r>
         <w:rPr>
           <w:rFonts w:ascii="Courier New" w:eastAsia="Courier New" w:hAnsi="Courier New" w:cs="Courier New"/>
@@ -12427,9 +11780,11 @@
           <w:sz w:val="20"/>
           <w:szCs w:val="20"/>
         </w:rPr>
-        <w:t xml:space="preserve">    │ J1  │ </w:t>
-      </w:r>
-      <w:proofErr w:type="spellStart"/>
+        <w:t xml:space="preserve"> questionnaire + fin benchmark (G2)    </w:t>
+      </w:r>
+      <w:r>
+        <w:br/>
+      </w:r>
       <w:r>
         <w:rPr>
           <w:rFonts w:ascii="Courier New" w:eastAsia="Courier New" w:hAnsi="Courier New" w:cs="Courier New"/>
@@ -12437,9 +11792,9 @@
           <w:sz w:val="20"/>
           <w:szCs w:val="20"/>
         </w:rPr>
-        <w:t>Clôture</w:t>
-      </w:r>
-      <w:proofErr w:type="spellEnd"/>
+        <w:t xml:space="preserve">    │ J2  │ </w:t>
+      </w:r>
+      <w:proofErr w:type="spellStart"/>
       <w:r>
         <w:rPr>
           <w:rFonts w:ascii="Courier New" w:eastAsia="Courier New" w:hAnsi="Courier New" w:cs="Courier New"/>
@@ -12447,11 +11802,9 @@
           <w:sz w:val="20"/>
           <w:szCs w:val="20"/>
         </w:rPr>
-        <w:t xml:space="preserve"> questionnaire + fin benchmark (G2)    </w:t>
-      </w:r>
-      <w:r>
-        <w:br/>
-      </w:r>
+        <w:t>Synthèse</w:t>
+      </w:r>
+      <w:proofErr w:type="spellEnd"/>
       <w:r>
         <w:rPr>
           <w:rFonts w:ascii="Courier New" w:eastAsia="Courier New" w:hAnsi="Courier New" w:cs="Courier New"/>
@@ -12459,9 +11812,11 @@
           <w:sz w:val="20"/>
           <w:szCs w:val="20"/>
         </w:rPr>
-        <w:t xml:space="preserve">    │ J2  │ </w:t>
-      </w:r>
-      <w:proofErr w:type="spellStart"/>
+        <w:t xml:space="preserve"> questionnaire (G1) + Fin observations (G2)    </w:t>
+      </w:r>
+      <w:r>
+        <w:br/>
+      </w:r>
       <w:r>
         <w:rPr>
           <w:rFonts w:ascii="Courier New" w:eastAsia="Courier New" w:hAnsi="Courier New" w:cs="Courier New"/>
@@ -12469,9 +11824,11 @@
           <w:sz w:val="20"/>
           <w:szCs w:val="20"/>
         </w:rPr>
-        <w:t>Synthèse</w:t>
-      </w:r>
-      <w:proofErr w:type="spellEnd"/>
+        <w:t xml:space="preserve">    │ J3  │ Construction personas (G1 + G2)    </w:t>
+      </w:r>
+      <w:r>
+        <w:br/>
+      </w:r>
       <w:r>
         <w:rPr>
           <w:rFonts w:ascii="Courier New" w:eastAsia="Courier New" w:hAnsi="Courier New" w:cs="Courier New"/>
@@ -12479,8 +11836,9 @@
           <w:sz w:val="20"/>
           <w:szCs w:val="20"/>
         </w:rPr>
-        <w:t xml:space="preserve"> quest</w:t>
-      </w:r>
+        <w:t xml:space="preserve">    │ J4  │ Cartes </w:t>
+      </w:r>
+      <w:proofErr w:type="spellStart"/>
       <w:r>
         <w:rPr>
           <w:rFonts w:ascii="Courier New" w:eastAsia="Courier New" w:hAnsi="Courier New" w:cs="Courier New"/>
@@ -12488,11 +11846,9 @@
           <w:sz w:val="20"/>
           <w:szCs w:val="20"/>
         </w:rPr>
-        <w:t xml:space="preserve">ionnaire (G1) + Fin observations (G2)    </w:t>
-      </w:r>
-      <w:r>
-        <w:br/>
-      </w:r>
+        <w:t>d'empathie</w:t>
+      </w:r>
+      <w:proofErr w:type="spellEnd"/>
       <w:r>
         <w:rPr>
           <w:rFonts w:ascii="Courier New" w:eastAsia="Courier New" w:hAnsi="Courier New" w:cs="Courier New"/>
@@ -12500,7 +11856,7 @@
           <w:sz w:val="20"/>
           <w:szCs w:val="20"/>
         </w:rPr>
-        <w:t xml:space="preserve">    │ J3  │ Construction personas (G1 + G2)    </w:t>
+        <w:t xml:space="preserve"> (G1 + G2)    </w:t>
       </w:r>
       <w:r>
         <w:br/>
@@ -12512,7 +11868,7 @@
           <w:sz w:val="20"/>
           <w:szCs w:val="20"/>
         </w:rPr>
-        <w:t xml:space="preserve">    │ J4  │ </w:t>
+        <w:t xml:space="preserve">    │ J5  │ </w:t>
       </w:r>
       <w:proofErr w:type="spellStart"/>
       <w:r>
@@ -12522,7 +11878,7 @@
           <w:sz w:val="20"/>
           <w:szCs w:val="20"/>
         </w:rPr>
-        <w:t>Cartes</w:t>
+        <w:t>Synthèse</w:t>
       </w:r>
       <w:proofErr w:type="spellEnd"/>
       <w:r>
@@ -12532,9 +11888,11 @@
           <w:sz w:val="20"/>
           <w:szCs w:val="20"/>
         </w:rPr>
-        <w:t xml:space="preserve"> </w:t>
-      </w:r>
-      <w:proofErr w:type="spellStart"/>
+        <w:t xml:space="preserve"> des insights (G1 + G2)    </w:t>
+      </w:r>
+      <w:r>
+        <w:br/>
+      </w:r>
       <w:r>
         <w:rPr>
           <w:rFonts w:ascii="Courier New" w:eastAsia="Courier New" w:hAnsi="Courier New" w:cs="Courier New"/>
@@ -12542,9 +11900,11 @@
           <w:sz w:val="20"/>
           <w:szCs w:val="20"/>
         </w:rPr>
-        <w:t>d'empathie</w:t>
-      </w:r>
-      <w:proofErr w:type="spellEnd"/>
+        <w:t xml:space="preserve">    │    </w:t>
+      </w:r>
+      <w:r>
+        <w:br/>
+      </w:r>
       <w:r>
         <w:rPr>
           <w:rFonts w:ascii="Courier New" w:eastAsia="Courier New" w:hAnsi="Courier New" w:cs="Courier New"/>
@@ -12552,7 +11912,7 @@
           <w:sz w:val="20"/>
           <w:szCs w:val="20"/>
         </w:rPr>
-        <w:t xml:space="preserve"> (G1 + G2)    </w:t>
+        <w:t xml:space="preserve">    SEMAINE 3 ─────────────────────────────────────────────    </w:t>
       </w:r>
       <w:r>
         <w:br/>
@@ -12564,9 +11924,11 @@
           <w:sz w:val="20"/>
           <w:szCs w:val="20"/>
         </w:rPr>
-        <w:t xml:space="preserve">    │ J5  │ </w:t>
-      </w:r>
-      <w:proofErr w:type="spellStart"/>
+        <w:t xml:space="preserve">    │ J1  │ Affinity mapping + tri des données (G2)    </w:t>
+      </w:r>
+      <w:r>
+        <w:br/>
+      </w:r>
       <w:r>
         <w:rPr>
           <w:rFonts w:ascii="Courier New" w:eastAsia="Courier New" w:hAnsi="Courier New" w:cs="Courier New"/>
@@ -12574,9 +11936,11 @@
           <w:sz w:val="20"/>
           <w:szCs w:val="20"/>
         </w:rPr>
-        <w:t>Synthèse</w:t>
-      </w:r>
-      <w:proofErr w:type="spellEnd"/>
+        <w:t xml:space="preserve">    │ J2  │ Pain points + Problem Statements (G1 + G2)    </w:t>
+      </w:r>
+      <w:r>
+        <w:br/>
+      </w:r>
       <w:r>
         <w:rPr>
           <w:rFonts w:ascii="Courier New" w:eastAsia="Courier New" w:hAnsi="Courier New" w:cs="Courier New"/>
@@ -12584,11 +11948,9 @@
           <w:sz w:val="20"/>
           <w:szCs w:val="20"/>
         </w:rPr>
-        <w:t xml:space="preserve"> des insights (G1 + G2)    </w:t>
-      </w:r>
-      <w:r>
-        <w:br/>
-      </w:r>
+        <w:t xml:space="preserve">    │ J3  │ Axe principal + début cahier de </w:t>
+      </w:r>
+      <w:proofErr w:type="spellStart"/>
       <w:r>
         <w:rPr>
           <w:rFonts w:ascii="Courier New" w:eastAsia="Courier New" w:hAnsi="Courier New" w:cs="Courier New"/>
@@ -12596,11 +11958,9 @@
           <w:sz w:val="20"/>
           <w:szCs w:val="20"/>
         </w:rPr>
-        <w:t xml:space="preserve">    │    </w:t>
-      </w:r>
-      <w:r>
-        <w:br/>
-      </w:r>
+        <w:t>besoins</w:t>
+      </w:r>
+      <w:proofErr w:type="spellEnd"/>
       <w:r>
         <w:rPr>
           <w:rFonts w:ascii="Courier New" w:eastAsia="Courier New" w:hAnsi="Courier New" w:cs="Courier New"/>
@@ -12608,7 +11968,7 @@
           <w:sz w:val="20"/>
           <w:szCs w:val="20"/>
         </w:rPr>
-        <w:t xml:space="preserve">    SEMAINE 3 ─────────────────────────────────────────────    </w:t>
+        <w:t xml:space="preserve"> (G2)    </w:t>
       </w:r>
       <w:r>
         <w:br/>
@@ -12620,7 +11980,7 @@
           <w:sz w:val="20"/>
           <w:szCs w:val="20"/>
         </w:rPr>
-        <w:t xml:space="preserve">    │ J1  │ Affinity mapping + tri des </w:t>
+        <w:t xml:space="preserve">    │ J4  │ </w:t>
       </w:r>
       <w:proofErr w:type="spellStart"/>
       <w:r>
@@ -12630,7 +11990,7 @@
           <w:sz w:val="20"/>
           <w:szCs w:val="20"/>
         </w:rPr>
-        <w:t>données</w:t>
+        <w:t>Finalisation</w:t>
       </w:r>
       <w:proofErr w:type="spellEnd"/>
       <w:r>
@@ -12640,11 +12000,9 @@
           <w:sz w:val="20"/>
           <w:szCs w:val="20"/>
         </w:rPr>
-        <w:t xml:space="preserve"> (G2)    </w:t>
-      </w:r>
-      <w:r>
-        <w:br/>
-      </w:r>
+        <w:t xml:space="preserve"> cahier de </w:t>
+      </w:r>
+      <w:proofErr w:type="spellStart"/>
       <w:r>
         <w:rPr>
           <w:rFonts w:ascii="Courier New" w:eastAsia="Courier New" w:hAnsi="Courier New" w:cs="Courier New"/>
@@ -12652,11 +12010,9 @@
           <w:sz w:val="20"/>
           <w:szCs w:val="20"/>
         </w:rPr>
-        <w:t xml:space="preserve">    │ J2  │ Pain points + Problem Statements (G1 + G2)    </w:t>
-      </w:r>
-      <w:r>
-        <w:br/>
-      </w:r>
+        <w:t>besoins</w:t>
+      </w:r>
+      <w:proofErr w:type="spellEnd"/>
       <w:r>
         <w:rPr>
           <w:rFonts w:ascii="Courier New" w:eastAsia="Courier New" w:hAnsi="Courier New" w:cs="Courier New"/>
@@ -12664,7 +12020,7 @@
           <w:sz w:val="20"/>
           <w:szCs w:val="20"/>
         </w:rPr>
-        <w:t xml:space="preserve">    │ J3  │ Axe principal + début cahier de </w:t>
+        <w:t xml:space="preserve"> (G2, </w:t>
       </w:r>
       <w:proofErr w:type="spellStart"/>
       <w:r>
@@ -12674,7 +12030,7 @@
           <w:sz w:val="20"/>
           <w:szCs w:val="20"/>
         </w:rPr>
-        <w:t>besoins</w:t>
+        <w:t>validé</w:t>
       </w:r>
       <w:proofErr w:type="spellEnd"/>
       <w:r>
@@ -12684,7 +12040,7 @@
           <w:sz w:val="20"/>
           <w:szCs w:val="20"/>
         </w:rPr>
-        <w:t xml:space="preserve"> (G2)    </w:t>
+        <w:t xml:space="preserve"> G1)    </w:t>
       </w:r>
       <w:r>
         <w:br/>
@@ -12696,7 +12052,7 @@
           <w:sz w:val="20"/>
           <w:szCs w:val="20"/>
         </w:rPr>
-        <w:t xml:space="preserve">    │ J4  │ </w:t>
+        <w:t xml:space="preserve">    │ J5  │ </w:t>
       </w:r>
       <w:proofErr w:type="spellStart"/>
       <w:r>
@@ -12706,7 +12062,7 @@
           <w:sz w:val="20"/>
           <w:szCs w:val="20"/>
         </w:rPr>
-        <w:t>Finalisation</w:t>
+        <w:t>Relecture</w:t>
       </w:r>
       <w:proofErr w:type="spellEnd"/>
       <w:r>
@@ -12716,9 +12072,11 @@
           <w:sz w:val="20"/>
           <w:szCs w:val="20"/>
         </w:rPr>
-        <w:t xml:space="preserve"> cahier de </w:t>
-      </w:r>
-      <w:proofErr w:type="spellStart"/>
+        <w:t xml:space="preserve"> + validation finale (G1 + G2)    </w:t>
+      </w:r>
+      <w:r>
+        <w:br/>
+      </w:r>
       <w:r>
         <w:rPr>
           <w:rFonts w:ascii="Courier New" w:eastAsia="Courier New" w:hAnsi="Courier New" w:cs="Courier New"/>
@@ -12726,90 +12084,6 @@
           <w:sz w:val="20"/>
           <w:szCs w:val="20"/>
         </w:rPr>
-        <w:t>besoins</w:t>
-      </w:r>
-      <w:proofErr w:type="spellEnd"/>
-      <w:r>
-        <w:rPr>
-          <w:rFonts w:ascii="Courier New" w:eastAsia="Courier New" w:hAnsi="Courier New" w:cs="Courier New"/>
-          <w:color w:val="FFFFFF"/>
-          <w:sz w:val="20"/>
-          <w:szCs w:val="20"/>
-        </w:rPr>
-        <w:t xml:space="preserve"> (G2, </w:t>
-      </w:r>
-      <w:proofErr w:type="spellStart"/>
-      <w:r>
-        <w:rPr>
-          <w:rFonts w:ascii="Courier New" w:eastAsia="Courier New" w:hAnsi="Courier New" w:cs="Courier New"/>
-          <w:color w:val="FFFFFF"/>
-          <w:sz w:val="20"/>
-          <w:szCs w:val="20"/>
-        </w:rPr>
-        <w:t>validé</w:t>
-      </w:r>
-      <w:proofErr w:type="spellEnd"/>
-      <w:r>
-        <w:rPr>
-          <w:rFonts w:ascii="Courier New" w:eastAsia="Courier New" w:hAnsi="Courier New" w:cs="Courier New"/>
-          <w:color w:val="FFFFFF"/>
-          <w:sz w:val="20"/>
-          <w:szCs w:val="20"/>
-        </w:rPr>
-        <w:t xml:space="preserve"> G1)    </w:t>
-      </w:r>
-      <w:r>
-        <w:br/>
-      </w:r>
-      <w:r>
-        <w:rPr>
-          <w:rFonts w:ascii="Courier New" w:eastAsia="Courier New" w:hAnsi="Courier New" w:cs="Courier New"/>
-          <w:color w:val="FFFFFF"/>
-          <w:sz w:val="20"/>
-          <w:szCs w:val="20"/>
-        </w:rPr>
-        <w:t xml:space="preserve">    │ J5  │ </w:t>
-      </w:r>
-      <w:proofErr w:type="spellStart"/>
-      <w:r>
-        <w:rPr>
-          <w:rFonts w:ascii="Courier New" w:eastAsia="Courier New" w:hAnsi="Courier New" w:cs="Courier New"/>
-          <w:color w:val="FFFFFF"/>
-          <w:sz w:val="20"/>
-          <w:szCs w:val="20"/>
-        </w:rPr>
-        <w:t>Relec</w:t>
-      </w:r>
-      <w:r>
-        <w:rPr>
-          <w:rFonts w:ascii="Courier New" w:eastAsia="Courier New" w:hAnsi="Courier New" w:cs="Courier New"/>
-          <w:color w:val="FFFFFF"/>
-          <w:sz w:val="20"/>
-          <w:szCs w:val="20"/>
-        </w:rPr>
-        <w:t>ture</w:t>
-      </w:r>
-      <w:proofErr w:type="spellEnd"/>
-      <w:r>
-        <w:rPr>
-          <w:rFonts w:ascii="Courier New" w:eastAsia="Courier New" w:hAnsi="Courier New" w:cs="Courier New"/>
-          <w:color w:val="FFFFFF"/>
-          <w:sz w:val="20"/>
-          <w:szCs w:val="20"/>
-        </w:rPr>
-        <w:t xml:space="preserve"> + validation finale (G1 + G2)    </w:t>
-      </w:r>
-      <w:r>
-        <w:br/>
-      </w:r>
-      <w:proofErr w:type="gramEnd"/>
-      <w:r>
-        <w:rPr>
-          <w:rFonts w:ascii="Courier New" w:eastAsia="Courier New" w:hAnsi="Courier New" w:cs="Courier New"/>
-          <w:color w:val="FFFFFF"/>
-          <w:sz w:val="20"/>
-          <w:szCs w:val="20"/>
-        </w:rPr>
         <w:t xml:space="preserve">         </w:t>
       </w:r>
     </w:p>
@@ -12823,7 +12097,7 @@
     </w:p>
     <w:p>
       <w:pPr>
-        <w:pStyle w:val="Titre2"/>
+        <w:pStyle w:val="Heading2"/>
         <w:spacing w:after="200"/>
       </w:pPr>
       <w:proofErr w:type="spellStart"/>
@@ -12898,93 +12172,226 @@
             <w:tcW w:w="3120" w:type="dxa"/>
           </w:tcPr>
           <w:p>
-            <w:proofErr w:type="spellStart"/>
             <w:r>
               <w:rPr>
                 <w:b/>
                 <w:bCs/>
               </w:rPr>
-              <w:t>Groupe</w:t>
-            </w:r>
-            <w:proofErr w:type="spellEnd"/>
+              <w:t>Groupe 1 (Khady &amp; Mamadou)</w:t>
+            </w:r>
+          </w:p>
+        </w:tc>
+        <w:tc>
+          <w:tcPr>
+            <w:tcW w:w="2971" w:type="dxa"/>
+          </w:tcPr>
+          <w:p>
             <w:r>
               <w:rPr>
                 <w:b/>
                 <w:bCs/>
               </w:rPr>
-              <w:t xml:space="preserve"> 1 (</w:t>
-            </w:r>
+              <w:t>Groupe 2 (Amar &amp; Modou)</w:t>
+            </w:r>
+          </w:p>
+        </w:tc>
+      </w:tr>
+      <w:tr>
+        <w:tc>
+          <w:tcPr>
+            <w:tcW w:w="3269" w:type="dxa"/>
+          </w:tcPr>
+          <w:p>
+            <w:proofErr w:type="spellStart"/>
+            <w:r>
+              <w:t>Cartographie</w:t>
+            </w:r>
+            <w:proofErr w:type="spellEnd"/>
+            <w:r>
+              <w:t xml:space="preserve"> parties </w:t>
+            </w:r>
+            <w:proofErr w:type="spellStart"/>
+            <w:r>
+              <w:t>prenantes</w:t>
+            </w:r>
+            <w:proofErr w:type="spellEnd"/>
+          </w:p>
+        </w:tc>
+        <w:tc>
+          <w:tcPr>
+            <w:tcW w:w="3120" w:type="dxa"/>
+          </w:tcPr>
+          <w:p>
+            <w:r>
+              <w:t>✓ (ensemble)</w:t>
+            </w:r>
+          </w:p>
+        </w:tc>
+        <w:tc>
+          <w:tcPr>
+            <w:tcW w:w="2971" w:type="dxa"/>
+          </w:tcPr>
+          <w:p>
+            <w:r>
+              <w:t>✓ (ensemble)</w:t>
+            </w:r>
+          </w:p>
+        </w:tc>
+      </w:tr>
+      <w:tr>
+        <w:tc>
+          <w:tcPr>
+            <w:tcW w:w="3269" w:type="dxa"/>
+          </w:tcPr>
+          <w:p>
+            <w:r>
+              <w:t>Interviews (12–15)</w:t>
+            </w:r>
+          </w:p>
+        </w:tc>
+        <w:tc>
+          <w:tcPr>
+            <w:tcW w:w="3120" w:type="dxa"/>
+          </w:tcPr>
+          <w:p>
             <w:proofErr w:type="spellStart"/>
             <w:r>
               <w:rPr>
                 <w:b/>
                 <w:bCs/>
               </w:rPr>
-              <w:t>Khady</w:t>
+              <w:t>Responsable</w:t>
             </w:r>
             <w:proofErr w:type="spellEnd"/>
+          </w:p>
+        </w:tc>
+        <w:tc>
+          <w:tcPr>
+            <w:tcW w:w="2971" w:type="dxa"/>
+          </w:tcPr>
+          <w:p>
+            <w:r>
+              <w:t>Support</w:t>
+            </w:r>
+          </w:p>
+        </w:tc>
+      </w:tr>
+      <w:tr>
+        <w:tc>
+          <w:tcPr>
+            <w:tcW w:w="3269" w:type="dxa"/>
+          </w:tcPr>
+          <w:p>
+            <w:r>
+              <w:t>Questionnaire Google Forms</w:t>
+            </w:r>
+          </w:p>
+        </w:tc>
+        <w:tc>
+          <w:tcPr>
+            <w:tcW w:w="3120" w:type="dxa"/>
+          </w:tcPr>
+          <w:p>
+            <w:proofErr w:type="spellStart"/>
             <w:r>
               <w:rPr>
                 <w:b/>
                 <w:bCs/>
               </w:rPr>
-              <w:t xml:space="preserve"> &amp; </w:t>
-            </w:r>
+              <w:t>Responsable</w:t>
+            </w:r>
+            <w:proofErr w:type="spellEnd"/>
+          </w:p>
+        </w:tc>
+        <w:tc>
+          <w:tcPr>
+            <w:tcW w:w="2971" w:type="dxa"/>
+          </w:tcPr>
+          <w:p>
+            <w:r>
+              <w:t>Diffusion</w:t>
+            </w:r>
+          </w:p>
+        </w:tc>
+      </w:tr>
+      <w:tr>
+        <w:tc>
+          <w:tcPr>
+            <w:tcW w:w="3269" w:type="dxa"/>
+          </w:tcPr>
+          <w:p>
+            <w:r>
+              <w:t xml:space="preserve">Benchmark sites </w:t>
+            </w:r>
+            <w:proofErr w:type="spellStart"/>
+            <w:r>
+              <w:t>universitaires</w:t>
+            </w:r>
+            <w:proofErr w:type="spellEnd"/>
+          </w:p>
+        </w:tc>
+        <w:tc>
+          <w:tcPr>
+            <w:tcW w:w="3120" w:type="dxa"/>
+          </w:tcPr>
+          <w:p>
+            <w:r>
+              <w:t>Support</w:t>
+            </w:r>
+          </w:p>
+        </w:tc>
+        <w:tc>
+          <w:tcPr>
+            <w:tcW w:w="2971" w:type="dxa"/>
+          </w:tcPr>
+          <w:p>
             <w:proofErr w:type="spellStart"/>
             <w:r>
               <w:rPr>
                 <w:b/>
                 <w:bCs/>
               </w:rPr>
-              <w:t>Mamadou</w:t>
+              <w:t>Responsable</w:t>
             </w:r>
             <w:proofErr w:type="spellEnd"/>
+          </w:p>
+        </w:tc>
+      </w:tr>
+      <w:tr>
+        <w:tc>
+          <w:tcPr>
+            <w:tcW w:w="3269" w:type="dxa"/>
+          </w:tcPr>
+          <w:p>
+            <w:r>
+              <w:t>Observation terrain</w:t>
+            </w:r>
+          </w:p>
+        </w:tc>
+        <w:tc>
+          <w:tcPr>
+            <w:tcW w:w="3120" w:type="dxa"/>
+          </w:tcPr>
+          <w:p>
+            <w:r>
+              <w:t>Support</w:t>
+            </w:r>
+          </w:p>
+        </w:tc>
+        <w:tc>
+          <w:tcPr>
+            <w:tcW w:w="2971" w:type="dxa"/>
+          </w:tcPr>
+          <w:p>
+            <w:proofErr w:type="spellStart"/>
             <w:r>
               <w:rPr>
                 <w:b/>
                 <w:bCs/>
               </w:rPr>
-              <w:t>)</w:t>
-            </w:r>
-          </w:p>
-        </w:tc>
-        <w:tc>
-          <w:tcPr>
-            <w:tcW w:w="2971" w:type="dxa"/>
-          </w:tcPr>
-          <w:p>
-            <w:proofErr w:type="spellStart"/>
-            <w:r>
-              <w:rPr>
-                <w:b/>
-                <w:bCs/>
-              </w:rPr>
-              <w:t>Groupe</w:t>
+              <w:t>Responsable</w:t>
             </w:r>
             <w:proofErr w:type="spellEnd"/>
-            <w:r>
-              <w:rPr>
-                <w:b/>
-                <w:bCs/>
-              </w:rPr>
-              <w:t xml:space="preserve"> 2 (Amar &amp; </w:t>
-            </w:r>
-            <w:proofErr w:type="spellStart"/>
-            <w:r>
-              <w:rPr>
-                <w:b/>
-                <w:bCs/>
-              </w:rPr>
-              <w:t>Modou</w:t>
-            </w:r>
-            <w:proofErr w:type="spellEnd"/>
-            <w:r>
-              <w:rPr>
-                <w:b/>
-                <w:bCs/>
-              </w:rPr>
-              <w:t>)</w:t>
-            </w:r>
           </w:p>
         </w:tc>
       </w:tr>
@@ -12994,19 +12401,10 @@
             <w:tcW w:w="3269" w:type="dxa"/>
           </w:tcPr>
           <w:p>
-            <w:proofErr w:type="spellStart"/>
-            <w:r>
-              <w:t>Cartographie</w:t>
-            </w:r>
-            <w:proofErr w:type="spellEnd"/>
-            <w:r>
-              <w:t xml:space="preserve"> parties </w:t>
-            </w:r>
-            <w:proofErr w:type="spellStart"/>
-            <w:r>
-              <w:t>prenantes</w:t>
-            </w:r>
-            <w:proofErr w:type="spellEnd"/>
+            <w:r>
+              <w:lastRenderedPageBreak/>
+              <w:t>Personas</w:t>
+            </w:r>
           </w:p>
         </w:tc>
         <w:tc>
@@ -13037,202 +12435,7 @@
           </w:tcPr>
           <w:p>
             <w:r>
-              <w:t>Interviews (12–15)</w:t>
-            </w:r>
-          </w:p>
-        </w:tc>
-        <w:tc>
-          <w:tcPr>
-            <w:tcW w:w="3120" w:type="dxa"/>
-          </w:tcPr>
-          <w:p>
-            <w:proofErr w:type="spellStart"/>
-            <w:r>
-              <w:rPr>
-                <w:b/>
-                <w:bCs/>
-              </w:rPr>
-              <w:t>Responsable</w:t>
-            </w:r>
-            <w:proofErr w:type="spellEnd"/>
-          </w:p>
-        </w:tc>
-        <w:tc>
-          <w:tcPr>
-            <w:tcW w:w="2971" w:type="dxa"/>
-          </w:tcPr>
-          <w:p>
-            <w:r>
-              <w:t>Support</w:t>
-            </w:r>
-          </w:p>
-        </w:tc>
-      </w:tr>
-      <w:tr>
-        <w:tc>
-          <w:tcPr>
-            <w:tcW w:w="3269" w:type="dxa"/>
-          </w:tcPr>
-          <w:p>
-            <w:r>
-              <w:t>Questionnaire Google Forms</w:t>
-            </w:r>
-          </w:p>
-        </w:tc>
-        <w:tc>
-          <w:tcPr>
-            <w:tcW w:w="3120" w:type="dxa"/>
-          </w:tcPr>
-          <w:p>
-            <w:proofErr w:type="spellStart"/>
-            <w:r>
-              <w:rPr>
-                <w:b/>
-                <w:bCs/>
-              </w:rPr>
-              <w:t>Responsable</w:t>
-            </w:r>
-            <w:proofErr w:type="spellEnd"/>
-          </w:p>
-        </w:tc>
-        <w:tc>
-          <w:tcPr>
-            <w:tcW w:w="2971" w:type="dxa"/>
-          </w:tcPr>
-          <w:p>
-            <w:r>
-              <w:t>Diffusion</w:t>
-            </w:r>
-          </w:p>
-        </w:tc>
-      </w:tr>
-      <w:tr>
-        <w:tc>
-          <w:tcPr>
-            <w:tcW w:w="3269" w:type="dxa"/>
-          </w:tcPr>
-          <w:p>
-            <w:r>
-              <w:t xml:space="preserve">Benchmark sites </w:t>
-            </w:r>
-            <w:proofErr w:type="spellStart"/>
-            <w:r>
-              <w:t>universitaires</w:t>
-            </w:r>
-            <w:proofErr w:type="spellEnd"/>
-          </w:p>
-        </w:tc>
-        <w:tc>
-          <w:tcPr>
-            <w:tcW w:w="3120" w:type="dxa"/>
-          </w:tcPr>
-          <w:p>
-            <w:r>
-              <w:t>Support</w:t>
-            </w:r>
-          </w:p>
-        </w:tc>
-        <w:tc>
-          <w:tcPr>
-            <w:tcW w:w="2971" w:type="dxa"/>
-          </w:tcPr>
-          <w:p>
-            <w:proofErr w:type="spellStart"/>
-            <w:r>
-              <w:rPr>
-                <w:b/>
-                <w:bCs/>
-              </w:rPr>
-              <w:t>Responsable</w:t>
-            </w:r>
-            <w:proofErr w:type="spellEnd"/>
-          </w:p>
-        </w:tc>
-      </w:tr>
-      <w:tr>
-        <w:tc>
-          <w:tcPr>
-            <w:tcW w:w="3269" w:type="dxa"/>
-          </w:tcPr>
-          <w:p>
-            <w:r>
-              <w:t>Observation terrain</w:t>
-            </w:r>
-          </w:p>
-        </w:tc>
-        <w:tc>
-          <w:tcPr>
-            <w:tcW w:w="3120" w:type="dxa"/>
-          </w:tcPr>
-          <w:p>
-            <w:r>
-              <w:t>Support</w:t>
-            </w:r>
-          </w:p>
-        </w:tc>
-        <w:tc>
-          <w:tcPr>
-            <w:tcW w:w="2971" w:type="dxa"/>
-          </w:tcPr>
-          <w:p>
-            <w:proofErr w:type="spellStart"/>
-            <w:r>
-              <w:rPr>
-                <w:b/>
-                <w:bCs/>
-              </w:rPr>
-              <w:t>Responsable</w:t>
-            </w:r>
-            <w:proofErr w:type="spellEnd"/>
-          </w:p>
-        </w:tc>
-      </w:tr>
-      <w:tr>
-        <w:tc>
-          <w:tcPr>
-            <w:tcW w:w="3269" w:type="dxa"/>
-          </w:tcPr>
-          <w:p>
-            <w:r>
-              <w:lastRenderedPageBreak/>
-              <w:t>Personas</w:t>
-            </w:r>
-          </w:p>
-        </w:tc>
-        <w:tc>
-          <w:tcPr>
-            <w:tcW w:w="3120" w:type="dxa"/>
-          </w:tcPr>
-          <w:p>
-            <w:r>
-              <w:t>✓ (ensemble)</w:t>
-            </w:r>
-          </w:p>
-        </w:tc>
-        <w:tc>
-          <w:tcPr>
-            <w:tcW w:w="2971" w:type="dxa"/>
-          </w:tcPr>
-          <w:p>
-            <w:r>
-              <w:t>✓ (ensemble)</w:t>
-            </w:r>
-          </w:p>
-        </w:tc>
-      </w:tr>
-      <w:tr>
-        <w:tc>
-          <w:tcPr>
-            <w:tcW w:w="3269" w:type="dxa"/>
-          </w:tcPr>
-          <w:p>
-            <w:proofErr w:type="spellStart"/>
-            <w:r>
-              <w:t>Cartes</w:t>
-            </w:r>
-            <w:proofErr w:type="spellEnd"/>
-            <w:r>
-              <w:t xml:space="preserve"> </w:t>
+              <w:t xml:space="preserve">Cartes </w:t>
             </w:r>
             <w:proofErr w:type="spellStart"/>
             <w:r>
@@ -13439,7 +12642,7 @@
     </w:p>
     <w:p>
       <w:pPr>
-        <w:pStyle w:val="Titre1"/>
+        <w:pStyle w:val="Heading1"/>
         <w:spacing w:after="200"/>
         <w:jc w:val="center"/>
       </w:pPr>
@@ -13505,7 +12708,7 @@
     </w:p>
     <w:p>
       <w:pPr>
-        <w:pStyle w:val="Titre2"/>
+        <w:pStyle w:val="Heading2"/>
         <w:spacing w:after="200"/>
       </w:pPr>
       <w:r>
@@ -13514,7 +12717,7 @@
     </w:p>
     <w:p>
       <w:pPr>
-        <w:pStyle w:val="Paragraphedeliste"/>
+        <w:pStyle w:val="ListParagraph"/>
         <w:numPr>
           <w:ilvl w:val="0"/>
           <w:numId w:val="2"/>
@@ -13540,7 +12743,7 @@
     </w:p>
     <w:p>
       <w:pPr>
-        <w:pStyle w:val="Paragraphedeliste"/>
+        <w:pStyle w:val="ListParagraph"/>
         <w:numPr>
           <w:ilvl w:val="0"/>
           <w:numId w:val="2"/>
@@ -13566,7 +12769,7 @@
     </w:p>
     <w:p>
       <w:pPr>
-        <w:pStyle w:val="Paragraphedeliste"/>
+        <w:pStyle w:val="ListParagraph"/>
         <w:numPr>
           <w:ilvl w:val="0"/>
           <w:numId w:val="2"/>
@@ -13585,7 +12788,7 @@
     </w:p>
     <w:p>
       <w:pPr>
-        <w:pStyle w:val="Paragraphedeliste"/>
+        <w:pStyle w:val="ListParagraph"/>
         <w:numPr>
           <w:ilvl w:val="0"/>
           <w:numId w:val="2"/>
@@ -13604,7 +12807,7 @@
     </w:p>
     <w:p>
       <w:pPr>
-        <w:pStyle w:val="Paragraphedeliste"/>
+        <w:pStyle w:val="ListParagraph"/>
         <w:numPr>
           <w:ilvl w:val="0"/>
           <w:numId w:val="2"/>
@@ -13622,7 +12825,7 @@
     </w:p>
     <w:p>
       <w:pPr>
-        <w:pStyle w:val="Paragraphedeliste"/>
+        <w:pStyle w:val="ListParagraph"/>
         <w:numPr>
           <w:ilvl w:val="0"/>
           <w:numId w:val="2"/>
@@ -13640,7 +12843,7 @@
     </w:p>
     <w:p>
       <w:pPr>
-        <w:pStyle w:val="Paragraphedeliste"/>
+        <w:pStyle w:val="ListParagraph"/>
         <w:numPr>
           <w:ilvl w:val="0"/>
           <w:numId w:val="2"/>
@@ -13674,7 +12877,7 @@
     </w:p>
     <w:p>
       <w:pPr>
-        <w:pStyle w:val="Paragraphedeliste"/>
+        <w:pStyle w:val="ListParagraph"/>
         <w:numPr>
           <w:ilvl w:val="0"/>
           <w:numId w:val="2"/>
@@ -13708,7 +12911,7 @@
     </w:p>
     <w:p>
       <w:pPr>
-        <w:pStyle w:val="Titre2"/>
+        <w:pStyle w:val="Heading2"/>
         <w:spacing w:after="200"/>
       </w:pPr>
       <w:r>
@@ -13717,7 +12920,7 @@
     </w:p>
     <w:p>
       <w:pPr>
-        <w:pStyle w:val="Paragraphedeliste"/>
+        <w:pStyle w:val="ListParagraph"/>
         <w:numPr>
           <w:ilvl w:val="0"/>
           <w:numId w:val="2"/>
@@ -13727,38 +12930,30 @@
           <w:lang w:val="fr-FR"/>
         </w:rPr>
       </w:pPr>
+      <w:r>
+        <w:rPr>
+          <w:lang w:val="fr-FR"/>
+        </w:rPr>
+        <w:t xml:space="preserve">Affinity </w:t>
+      </w:r>
       <w:proofErr w:type="spellStart"/>
       <w:r>
         <w:rPr>
           <w:lang w:val="fr-FR"/>
         </w:rPr>
-        <w:t>Affinity</w:t>
+        <w:t>map</w:t>
       </w:r>
       <w:proofErr w:type="spellEnd"/>
       <w:r>
         <w:rPr>
           <w:lang w:val="fr-FR"/>
         </w:rPr>
-        <w:t xml:space="preserve"> </w:t>
-      </w:r>
-      <w:proofErr w:type="spellStart"/>
-      <w:r>
-        <w:rPr>
-          <w:lang w:val="fr-FR"/>
-        </w:rPr>
-        <w:t>map</w:t>
-      </w:r>
-      <w:proofErr w:type="spellEnd"/>
-      <w:r>
-        <w:rPr>
-          <w:lang w:val="fr-FR"/>
-        </w:rPr>
         <w:t xml:space="preserve"> réalisé (photo/capture)</w:t>
       </w:r>
     </w:p>
     <w:p>
       <w:pPr>
-        <w:pStyle w:val="Paragraphedeliste"/>
+        <w:pStyle w:val="ListParagraph"/>
         <w:numPr>
           <w:ilvl w:val="0"/>
           <w:numId w:val="2"/>
@@ -13777,7 +12972,7 @@
     </w:p>
     <w:p>
       <w:pPr>
-        <w:pStyle w:val="Paragraphedeliste"/>
+        <w:pStyle w:val="ListParagraph"/>
         <w:numPr>
           <w:ilvl w:val="0"/>
           <w:numId w:val="2"/>
@@ -13798,7 +12993,7 @@
     </w:p>
     <w:p>
       <w:pPr>
-        <w:pStyle w:val="Paragraphedeliste"/>
+        <w:pStyle w:val="ListParagraph"/>
         <w:numPr>
           <w:ilvl w:val="0"/>
           <w:numId w:val="2"/>
@@ -13824,7 +13019,7 @@
     </w:p>
     <w:p>
       <w:pPr>
-        <w:pStyle w:val="Paragraphedeliste"/>
+        <w:pStyle w:val="ListParagraph"/>
         <w:numPr>
           <w:ilvl w:val="0"/>
           <w:numId w:val="2"/>
@@ -13883,7 +13078,7 @@
     </w:p>
     <w:p>
       <w:pPr>
-        <w:pStyle w:val="Titre1"/>
+        <w:pStyle w:val="Heading1"/>
         <w:spacing w:after="200"/>
         <w:jc w:val="center"/>
         <w:rPr>
@@ -13899,7 +13094,7 @@
     </w:p>
     <w:p>
       <w:pPr>
-        <w:pStyle w:val="Titre2"/>
+        <w:pStyle w:val="Heading2"/>
         <w:spacing w:after="200"/>
         <w:rPr>
           <w:lang w:val="fr-FR"/>
@@ -13938,19 +13133,16 @@
         <w:rPr>
           <w:lang w:val="fr-FR"/>
         </w:rPr>
-        <w:t xml:space="preserve"> — 80%+ d</w:t>
-      </w:r>
-      <w:r>
-        <w:rPr>
-          <w:lang w:val="fr-FR"/>
-        </w:rPr>
-        <w:t>es utilisateurs seront sur téléphone. Concevoir d'abord pour un écran de 5 pouces.</w:t>
+        <w:t xml:space="preserve"> — 80%+ des utilisateurs seront sur téléphone. Concevoir d'abord pour un écran de 5 pouces.</w:t>
       </w:r>
     </w:p>
     <w:p>
       <w:pPr>
         <w:spacing w:after="100"/>
         <w:ind w:left="20"/>
+        <w:rPr>
+          <w:lang w:val="fr-SN"/>
+        </w:rPr>
       </w:pPr>
       <w:r>
         <w:rPr>
@@ -13973,39 +13165,24 @@
         <w:t xml:space="preserve"> — Chaque page doit charger en moins de 3 secondes sur une connexion 3G. </w:t>
       </w:r>
       <w:r>
-        <w:t xml:space="preserve">Pas de </w:t>
+        <w:rPr>
+          <w:lang w:val="fr-SN"/>
+        </w:rPr>
+        <w:t xml:space="preserve">Pas de vidéos en </w:t>
       </w:r>
       <w:proofErr w:type="spellStart"/>
       <w:r>
-        <w:t>vidéos</w:t>
+        <w:rPr>
+          <w:lang w:val="fr-SN"/>
+        </w:rPr>
+        <w:t>autoplay</w:t>
       </w:r>
       <w:proofErr w:type="spellEnd"/>
       <w:r>
-        <w:t xml:space="preserve"> </w:t>
-      </w:r>
-      <w:proofErr w:type="spellStart"/>
-      <w:r>
-        <w:t>en</w:t>
-      </w:r>
-      <w:proofErr w:type="spellEnd"/>
-      <w:r>
-        <w:t xml:space="preserve"> </w:t>
-      </w:r>
-      <w:proofErr w:type="spellStart"/>
-      <w:r>
-        <w:t>autoplay</w:t>
-      </w:r>
-      <w:proofErr w:type="spellEnd"/>
-      <w:r>
-        <w:t xml:space="preserve">, images </w:t>
-      </w:r>
-      <w:proofErr w:type="spellStart"/>
-      <w:r>
-        <w:t>compressées</w:t>
-      </w:r>
-      <w:proofErr w:type="spellEnd"/>
-      <w:r>
-        <w:t>, CSS minimal.</w:t>
+        <w:rPr>
+          <w:lang w:val="fr-SN"/>
+        </w:rPr>
+        <w:t>, images compressées, CSS minimal.</w:t>
       </w:r>
     </w:p>
     <w:p>
@@ -14028,7 +13205,28 @@
           <w:bCs/>
           <w:lang w:val="fr-FR"/>
         </w:rPr>
-        <w:t>Information &gt; Esthé</w:t>
+        <w:t>Information &gt; Esthétique</w:t>
+      </w:r>
+      <w:r>
+        <w:rPr>
+          <w:lang w:val="fr-FR"/>
+        </w:rPr>
+        <w:t xml:space="preserve"> — Un site utile et à jour vaut mieux qu'un site beau mais vide. Prioriser le contenu.</w:t>
+      </w:r>
+    </w:p>
+    <w:p>
+      <w:pPr>
+        <w:spacing w:after="100"/>
+        <w:ind w:left="20"/>
+        <w:rPr>
+          <w:lang w:val="fr-FR"/>
+        </w:rPr>
+      </w:pPr>
+      <w:r>
+        <w:rPr>
+          <w:lang w:val="fr-FR"/>
+        </w:rPr>
+        <w:t xml:space="preserve">4. </w:t>
       </w:r>
       <w:r>
         <w:rPr>
@@ -14036,28 +13234,67 @@
           <w:bCs/>
           <w:lang w:val="fr-FR"/>
         </w:rPr>
-        <w:t>tique</w:t>
-      </w:r>
-      <w:r>
-        <w:rPr>
-          <w:lang w:val="fr-FR"/>
-        </w:rPr>
-        <w:t xml:space="preserve"> — Un site utile et à jour vaut mieux qu'un site beau mais vide. Prioriser le contenu.</w:t>
+        <w:t>Mise à jour réaliste</w:t>
+      </w:r>
+      <w:r>
+        <w:rPr>
+          <w:lang w:val="fr-FR"/>
+        </w:rPr>
+        <w:t xml:space="preserve"> — Se poser la question dès maintenant : </w:t>
+      </w:r>
+      <w:r>
+        <w:rPr>
+          <w:i/>
+          <w:iCs/>
+          <w:lang w:val="fr-FR"/>
+        </w:rPr>
+        <w:t>qui</w:t>
+      </w:r>
+      <w:r>
+        <w:rPr>
+          <w:lang w:val="fr-FR"/>
+        </w:rPr>
+        <w:t xml:space="preserve"> mettra à jour </w:t>
+      </w:r>
+      <w:r>
+        <w:rPr>
+          <w:i/>
+          <w:iCs/>
+          <w:lang w:val="fr-FR"/>
+        </w:rPr>
+        <w:t>quoi</w:t>
+      </w:r>
+      <w:r>
+        <w:rPr>
+          <w:lang w:val="fr-FR"/>
+        </w:rPr>
+        <w:t xml:space="preserve"> et </w:t>
+      </w:r>
+      <w:r>
+        <w:rPr>
+          <w:i/>
+          <w:iCs/>
+          <w:lang w:val="fr-FR"/>
+        </w:rPr>
+        <w:t>à quelle fréquence</w:t>
+      </w:r>
+      <w:r>
+        <w:rPr>
+          <w:lang w:val="fr-FR"/>
+        </w:rPr>
+        <w:t xml:space="preserve"> ? Si la réponse est floue, simplifier.</w:t>
       </w:r>
     </w:p>
     <w:p>
       <w:pPr>
         <w:spacing w:after="100"/>
         <w:ind w:left="20"/>
-        <w:rPr>
-          <w:lang w:val="fr-FR"/>
-        </w:rPr>
-      </w:pPr>
-      <w:r>
-        <w:rPr>
-          <w:lang w:val="fr-FR"/>
-        </w:rPr>
-        <w:t xml:space="preserve">4. </w:t>
+      </w:pPr>
+      <w:r>
+        <w:rPr>
+          <w:lang w:val="fr-FR"/>
+        </w:rPr>
+        <w:t xml:space="preserve">5. </w:t>
       </w:r>
       <w:r>
         <w:rPr>
@@ -14065,83 +13302,7 @@
           <w:bCs/>
           <w:lang w:val="fr-FR"/>
         </w:rPr>
-        <w:t>Mise à jour réaliste</w:t>
-      </w:r>
-      <w:r>
-        <w:rPr>
-          <w:lang w:val="fr-FR"/>
-        </w:rPr>
-        <w:t xml:space="preserve"> — Se poser la question dès maintenant : </w:t>
-      </w:r>
-      <w:r>
-        <w:rPr>
-          <w:i/>
-          <w:iCs/>
-          <w:lang w:val="fr-FR"/>
-        </w:rPr>
-        <w:t>qui</w:t>
-      </w:r>
-      <w:r>
-        <w:rPr>
-          <w:lang w:val="fr-FR"/>
-        </w:rPr>
-        <w:t xml:space="preserve"> mettra à jour </w:t>
-      </w:r>
-      <w:r>
-        <w:rPr>
-          <w:i/>
-          <w:iCs/>
-          <w:lang w:val="fr-FR"/>
-        </w:rPr>
-        <w:t>quoi</w:t>
-      </w:r>
-      <w:r>
-        <w:rPr>
-          <w:lang w:val="fr-FR"/>
-        </w:rPr>
-        <w:t xml:space="preserve"> et </w:t>
-      </w:r>
-      <w:r>
-        <w:rPr>
-          <w:i/>
-          <w:iCs/>
-          <w:lang w:val="fr-FR"/>
-        </w:rPr>
-        <w:t>à quelle fréquence</w:t>
-      </w:r>
-      <w:r>
-        <w:rPr>
-          <w:lang w:val="fr-FR"/>
-        </w:rPr>
-        <w:t xml:space="preserve"> ? Si la réponse est floue, simplifier.</w:t>
-      </w:r>
-    </w:p>
-    <w:p>
-      <w:pPr>
-        <w:spacing w:after="100"/>
-        <w:ind w:left="20"/>
-      </w:pPr>
-      <w:r>
-        <w:rPr>
-          <w:lang w:val="fr-FR"/>
-        </w:rPr>
-        <w:t xml:space="preserve">5. </w:t>
-      </w:r>
-      <w:r>
-        <w:rPr>
-          <w:b/>
-          <w:bCs/>
-          <w:lang w:val="fr-FR"/>
-        </w:rPr>
-        <w:t>Tester avec d</w:t>
-      </w:r>
-      <w:r>
-        <w:rPr>
-          <w:b/>
-          <w:bCs/>
-          <w:lang w:val="fr-FR"/>
-        </w:rPr>
-        <w:t>e vrais utilisateurs</w:t>
+        <w:t>Tester avec de vrais utilisateurs</w:t>
       </w:r>
       <w:r>
         <w:rPr>
@@ -14164,61 +13325,45 @@
         <w:t xml:space="preserve"> à 5 utilisateurs. </w:t>
       </w:r>
       <w:r>
-        <w:t xml:space="preserve">Observer, </w:t>
+        <w:t xml:space="preserve">Observer, ne pas </w:t>
       </w:r>
       <w:proofErr w:type="spellStart"/>
       <w:r>
-        <w:t>ne</w:t>
+        <w:t>expliquer</w:t>
       </w:r>
       <w:proofErr w:type="spellEnd"/>
       <w:r>
-        <w:t xml:space="preserve"> pas </w:t>
-      </w:r>
+        <w:t>.</w:t>
+      </w:r>
+    </w:p>
+    <w:p>
+      <w:pPr>
+        <w:spacing w:after="200"/>
+      </w:pPr>
+      <w:r>
+        <w:t xml:space="preserve"> </w:t>
+      </w:r>
+    </w:p>
+    <w:p>
+      <w:pPr>
+        <w:pStyle w:val="Heading2"/>
+        <w:spacing w:after="200"/>
+      </w:pPr>
       <w:proofErr w:type="spellStart"/>
       <w:r>
-        <w:t>expliquer</w:t>
+        <w:t>Risques</w:t>
       </w:r>
       <w:proofErr w:type="spellEnd"/>
       <w:r>
-        <w:t>.</w:t>
-      </w:r>
-    </w:p>
-    <w:p>
-      <w:pPr>
-        <w:spacing w:after="200"/>
-      </w:pPr>
-      <w:r>
-        <w:t xml:space="preserve"> </w:t>
-      </w:r>
-    </w:p>
-    <w:p>
-      <w:pPr>
-        <w:pStyle w:val="Titre2"/>
-        <w:spacing w:after="200"/>
-      </w:pPr>
+        <w:t xml:space="preserve"> </w:t>
+      </w:r>
       <w:proofErr w:type="spellStart"/>
       <w:r>
-        <w:t>Risques</w:t>
+        <w:t>identifiés</w:t>
       </w:r>
       <w:proofErr w:type="spellEnd"/>
       <w:r>
-        <w:t xml:space="preserve"> </w:t>
-      </w:r>
-      <w:proofErr w:type="spellStart"/>
-      <w:r>
-        <w:t>identifiés</w:t>
-      </w:r>
-      <w:proofErr w:type="spellEnd"/>
-      <w:r>
-        <w:t xml:space="preserve"> </w:t>
-      </w:r>
-      <w:proofErr w:type="gramStart"/>
-      <w:r>
-        <w:t>et</w:t>
-      </w:r>
-      <w:proofErr w:type="gramEnd"/>
-      <w:r>
-        <w:t xml:space="preserve"> mitigation</w:t>
+        <w:t xml:space="preserve"> et mitigation</w:t>
       </w:r>
     </w:p>
     <w:p>
@@ -14264,7 +13409,6 @@
             <w:tcW w:w="2740" w:type="dxa"/>
           </w:tcPr>
           <w:p>
-            <w:proofErr w:type="spellStart"/>
             <w:r>
               <w:rPr>
                 <w:b/>
@@ -14272,7 +13416,6 @@
               </w:rPr>
               <w:t>Risque</w:t>
             </w:r>
-            <w:proofErr w:type="spellEnd"/>
           </w:p>
         </w:tc>
         <w:tc>
@@ -14401,11 +13544,9 @@
             <w:tcW w:w="1598" w:type="dxa"/>
           </w:tcPr>
           <w:p>
-            <w:proofErr w:type="spellStart"/>
             <w:r>
               <w:t>Moyenne</w:t>
             </w:r>
-            <w:proofErr w:type="spellEnd"/>
           </w:p>
         </w:tc>
         <w:tc>
@@ -14460,27 +13601,25 @@
             <w:tcW w:w="1598" w:type="dxa"/>
           </w:tcPr>
           <w:p>
+            <w:r>
+              <w:t>Moyenne</w:t>
+            </w:r>
+          </w:p>
+        </w:tc>
+        <w:tc>
+          <w:tcPr>
+            <w:tcW w:w="1370" w:type="dxa"/>
+          </w:tcPr>
+          <w:p>
             <w:proofErr w:type="spellStart"/>
             <w:r>
-              <w:t>Moyenne</w:t>
+              <w:t>Élevé</w:t>
             </w:r>
             <w:proofErr w:type="spellEnd"/>
           </w:p>
         </w:tc>
         <w:tc>
           <w:tcPr>
-            <w:tcW w:w="1370" w:type="dxa"/>
-          </w:tcPr>
-          <w:p>
-            <w:proofErr w:type="spellStart"/>
-            <w:r>
-              <w:t>Élevé</w:t>
-            </w:r>
-            <w:proofErr w:type="spellEnd"/>
-          </w:p>
-        </w:tc>
-        <w:tc>
-          <w:tcPr>
             <w:tcW w:w="3652" w:type="dxa"/>
           </w:tcPr>
           <w:p>
@@ -14493,21 +13632,7 @@
               <w:rPr>
                 <w:lang w:val="fr-FR"/>
               </w:rPr>
-              <w:t xml:space="preserve">Choisir une </w:t>
-            </w:r>
-            <w:proofErr w:type="spellStart"/>
-            <w:r>
-              <w:rPr>
-                <w:lang w:val="fr-FR"/>
-              </w:rPr>
-              <w:t>stack</w:t>
-            </w:r>
-            <w:proofErr w:type="spellEnd"/>
-            <w:r>
-              <w:rPr>
-                <w:lang w:val="fr-FR"/>
-              </w:rPr>
-              <w:t xml:space="preserve"> simple (site statique ou WordPress)</w:t>
+              <w:t>Choisir une stack simple (site statique ou WordPress)</w:t>
             </w:r>
           </w:p>
         </w:tc>
@@ -14558,11 +13683,9 @@
             <w:tcW w:w="1370" w:type="dxa"/>
           </w:tcPr>
           <w:p>
-            <w:proofErr w:type="spellStart"/>
             <w:r>
               <w:t>Moyen</w:t>
             </w:r>
-            <w:proofErr w:type="spellEnd"/>
           </w:p>
         </w:tc>
         <w:tc>
@@ -14620,11 +13743,9 @@
             <w:tcW w:w="1370" w:type="dxa"/>
           </w:tcPr>
           <w:p>
-            <w:proofErr w:type="spellStart"/>
             <w:r>
               <w:t>Moyen</w:t>
             </w:r>
-            <w:proofErr w:type="spellEnd"/>
           </w:p>
         </w:tc>
         <w:tc>
@@ -14677,7 +13798,7 @@
     </w:p>
     <w:p>
       <w:pPr>
-        <w:pStyle w:val="Titre2"/>
+        <w:pStyle w:val="Heading2"/>
         <w:spacing w:after="200"/>
       </w:pPr>
       <w:proofErr w:type="spellStart"/>
@@ -14920,7 +14041,6 @@
             <w:tcW w:w="2743" w:type="dxa"/>
           </w:tcPr>
           <w:p>
-            <w:proofErr w:type="spellStart"/>
             <w:r>
               <w:rPr>
                 <w:b/>
@@ -14928,7 +14048,6 @@
               </w:rPr>
               <w:t>Figma</w:t>
             </w:r>
-            <w:proofErr w:type="spellEnd"/>
           </w:p>
         </w:tc>
         <w:tc>
@@ -15017,7 +14136,6 @@
             <w:tcW w:w="2743" w:type="dxa"/>
           </w:tcPr>
           <w:p>
-            <w:proofErr w:type="spellStart"/>
             <w:r>
               <w:rPr>
                 <w:b/>
@@ -15025,7 +14143,6 @@
               </w:rPr>
               <w:t>Canva</w:t>
             </w:r>
-            <w:proofErr w:type="spellEnd"/>
           </w:p>
         </w:tc>
         <w:tc>
@@ -15160,7 +14277,7 @@
 </file>
 
 <file path=word/numbering.xml><?xml version="1.0" encoding="utf-8"?>
-<w:numbering xmlns:wpc="http://schemas.microsoft.com/office/word/2010/wordprocessingCanvas" xmlns:cx="http://schemas.microsoft.com/office/drawing/2014/chartex" xmlns:cx1="http://schemas.microsoft.com/office/drawing/2015/9/8/chartex" xmlns:mc="http://schemas.openxmlformats.org/markup-compatibility/2006" xmlns:o="urn:schemas-microsoft-com:office:office" xmlns:r="http://schemas.openxmlformats.org/officeDocument/2006/relationships" xmlns:m="http://schemas.openxmlformats.org/officeDocument/2006/math" xmlns:v="urn:schemas-microsoft-com:vml" xmlns:wp14="http://schemas.microsoft.com/office/word/2010/wordprocessingDrawing" xmlns:wp="http://schemas.openxmlformats.org/drawingml/2006/wordprocessingDrawing" xmlns:w10="urn:schemas-microsoft-com:office:word" xmlns:w="http://schemas.openxmlformats.org/wordprocessingml/2006/main" xmlns:w14="http://schemas.microsoft.com/office/word/2010/wordml" xmlns:w15="http://schemas.microsoft.com/office/word/2012/wordml" xmlns:w16se="http://schemas.microsoft.com/office/word/2015/wordml/symex" xmlns:wpg="http://schemas.microsoft.com/office/word/2010/wordprocessingGroup" xmlns:wpi="http://schemas.microsoft.com/office/word/2010/wordprocessingInk" xmlns:wne="http://schemas.microsoft.com/office/word/2006/wordml" xmlns:wps="http://schemas.microsoft.com/office/word/2010/wordprocessingShape" mc:Ignorable="w14 w15 w16se wp14">
+<w:numbering xmlns:wpc="http://schemas.microsoft.com/office/word/2010/wordprocessingCanvas" xmlns:cx="http://schemas.microsoft.com/office/drawing/2014/chartex" xmlns:cx1="http://schemas.microsoft.com/office/drawing/2015/9/8/chartex" xmlns:cx2="http://schemas.microsoft.com/office/drawing/2015/10/21/chartex" xmlns:cx3="http://schemas.microsoft.com/office/drawing/2016/5/9/chartex" xmlns:cx4="http://schemas.microsoft.com/office/drawing/2016/5/10/chartex" xmlns:cx5="http://schemas.microsoft.com/office/drawing/2016/5/11/chartex" xmlns:cx6="http://schemas.microsoft.com/office/drawing/2016/5/12/chartex" xmlns:cx7="http://schemas.microsoft.com/office/drawing/2016/5/13/chartex" xmlns:cx8="http://schemas.microsoft.com/office/drawing/2016/5/14/chartex" xmlns:mc="http://schemas.openxmlformats.org/markup-compatibility/2006" xmlns:aink="http://schemas.microsoft.com/office/drawing/2016/ink" xmlns:am3d="http://schemas.microsoft.com/office/drawing/2017/model3d" xmlns:o="urn:schemas-microsoft-com:office:office" xmlns:oel="http://schemas.microsoft.com/office/2019/extlst" xmlns:r="http://schemas.openxmlformats.org/officeDocument/2006/relationships" xmlns:m="http://schemas.openxmlformats.org/officeDocument/2006/math" xmlns:v="urn:schemas-microsoft-com:vml" xmlns:wp14="http://schemas.microsoft.com/office/word/2010/wordprocessingDrawing" xmlns:wp="http://schemas.openxmlformats.org/drawingml/2006/wordprocessingDrawing" xmlns:w10="urn:schemas-microsoft-com:office:word" xmlns:w="http://schemas.openxmlformats.org/wordprocessingml/2006/main" xmlns:w14="http://schemas.microsoft.com/office/word/2010/wordml" xmlns:w15="http://schemas.microsoft.com/office/word/2012/wordml" xmlns:w16cex="http://schemas.microsoft.com/office/word/2018/wordml/cex" xmlns:w16cid="http://schemas.microsoft.com/office/word/2016/wordml/cid" xmlns:w16="http://schemas.microsoft.com/office/word/2018/wordml" xmlns:w16du="http://schemas.microsoft.com/office/word/2023/wordml/word16du" xmlns:w16sdtdh="http://schemas.microsoft.com/office/word/2020/wordml/sdtdatahash" xmlns:w16sdtfl="http://schemas.microsoft.com/office/word/2024/wordml/sdtformatlock" xmlns:w16se="http://schemas.microsoft.com/office/word/2015/wordml/symex" xmlns:wpg="http://schemas.microsoft.com/office/word/2010/wordprocessingGroup" xmlns:wpi="http://schemas.microsoft.com/office/word/2010/wordprocessingInk" xmlns:wne="http://schemas.microsoft.com/office/word/2006/wordml" xmlns:wps="http://schemas.microsoft.com/office/word/2010/wordprocessingShape" mc:Ignorable="w14 w15 w16se w16cid w16 w16cex w16sdtdh w16sdtfl w16du wp14">
   <w:abstractNum w:abstractNumId="0" w15:restartNumberingAfterBreak="0">
     <w:nsid w:val="0F0B3F51"/>
     <w:multiLevelType w:val="hybridMultilevel"/>
@@ -15342,13 +14459,13 @@
       </w:pPr>
     </w:lvl>
   </w:abstractNum>
-  <w:num w:numId="1">
+  <w:num w:numId="1" w16cid:durableId="1070887443">
     <w:abstractNumId w:val="1"/>
     <w:lvlOverride w:ilvl="0">
       <w:startOverride w:val="1"/>
     </w:lvlOverride>
   </w:num>
-  <w:num w:numId="2">
+  <w:num w:numId="2" w16cid:durableId="183593060">
     <w:abstractNumId w:val="0"/>
     <w:lvlOverride w:ilvl="0">
       <w:startOverride w:val="1"/>
@@ -15358,7 +14475,7 @@
 </file>
 
 <file path=word/styles.xml><?xml version="1.0" encoding="utf-8"?>
-<w:styles xmlns:mc="http://schemas.openxmlformats.org/markup-compatibility/2006" xmlns:r="http://schemas.openxmlformats.org/officeDocument/2006/relationships" xmlns:w="http://schemas.openxmlformats.org/wordprocessingml/2006/main" xmlns:w14="http://schemas.microsoft.com/office/word/2010/wordml" xmlns:w15="http://schemas.microsoft.com/office/word/2012/wordml" xmlns:w16se="http://schemas.microsoft.com/office/word/2015/wordml/symex" mc:Ignorable="w14 w15 w16se">
+<w:styles xmlns:mc="http://schemas.openxmlformats.org/markup-compatibility/2006" xmlns:r="http://schemas.openxmlformats.org/officeDocument/2006/relationships" xmlns:w="http://schemas.openxmlformats.org/wordprocessingml/2006/main" xmlns:w14="http://schemas.microsoft.com/office/word/2010/wordml" xmlns:w15="http://schemas.microsoft.com/office/word/2012/wordml" xmlns:w16cex="http://schemas.microsoft.com/office/word/2018/wordml/cex" xmlns:w16cid="http://schemas.microsoft.com/office/word/2016/wordml/cid" xmlns:w16="http://schemas.microsoft.com/office/word/2018/wordml" xmlns:w16du="http://schemas.microsoft.com/office/word/2023/wordml/word16du" xmlns:w16sdtdh="http://schemas.microsoft.com/office/word/2020/wordml/sdtdatahash" xmlns:w16sdtfl="http://schemas.microsoft.com/office/word/2024/wordml/sdtformatlock" xmlns:w16se="http://schemas.microsoft.com/office/word/2015/wordml/symex" mc:Ignorable="w14 w15 w16se w16cid w16 w16cex w16sdtdh w16sdtfl w16du">
   <w:docDefaults>
     <w:rPrDefault>
       <w:rPr>
@@ -15370,7 +14487,7 @@
     </w:rPrDefault>
     <w:pPrDefault/>
   </w:docDefaults>
-  <w:latentStyles w:defLockedState="0" w:defUIPriority="99" w:defSemiHidden="0" w:defUnhideWhenUsed="0" w:defQFormat="0" w:count="371">
+  <w:latentStyles w:defLockedState="0" w:defUIPriority="99" w:defSemiHidden="0" w:defUnhideWhenUsed="0" w:defQFormat="0" w:count="376">
     <w:lsdException w:name="Normal" w:uiPriority="0" w:qFormat="1"/>
     <w:lsdException w:name="heading 1" w:uiPriority="9" w:qFormat="1"/>
     <w:lsdException w:name="heading 2" w:semiHidden="1" w:uiPriority="9" w:unhideWhenUsed="1" w:qFormat="1"/>
@@ -15742,12 +14859,17 @@
     <w:lsdException w:name="List Table 5 Dark Accent 6" w:uiPriority="50"/>
     <w:lsdException w:name="List Table 6 Colorful Accent 6" w:uiPriority="51"/>
     <w:lsdException w:name="List Table 7 Colorful Accent 6" w:uiPriority="52"/>
+    <w:lsdException w:name="Mention" w:semiHidden="1" w:unhideWhenUsed="1"/>
+    <w:lsdException w:name="Smart Hyperlink" w:semiHidden="1" w:unhideWhenUsed="1"/>
+    <w:lsdException w:name="Hashtag" w:semiHidden="1" w:unhideWhenUsed="1"/>
+    <w:lsdException w:name="Unresolved Mention" w:semiHidden="1" w:unhideWhenUsed="1"/>
+    <w:lsdException w:name="Smart Link" w:semiHidden="1" w:unhideWhenUsed="1"/>
   </w:latentStyles>
   <w:style w:type="paragraph" w:default="1" w:styleId="Normal">
     <w:name w:val="Normal"/>
     <w:qFormat/>
   </w:style>
-  <w:style w:type="paragraph" w:styleId="Titre1">
+  <w:style w:type="paragraph" w:styleId="Heading1">
     <w:name w:val="heading 1"/>
     <w:qFormat/>
     <w:pPr>
@@ -15761,7 +14883,7 @@
       <w:szCs w:val="40"/>
     </w:rPr>
   </w:style>
-  <w:style w:type="paragraph" w:styleId="Titre2">
+  <w:style w:type="paragraph" w:styleId="Heading2">
     <w:name w:val="heading 2"/>
     <w:qFormat/>
     <w:pPr>
@@ -15775,7 +14897,7 @@
       <w:szCs w:val="36"/>
     </w:rPr>
   </w:style>
-  <w:style w:type="paragraph" w:styleId="Titre3">
+  <w:style w:type="paragraph" w:styleId="Heading3">
     <w:name w:val="heading 3"/>
     <w:qFormat/>
     <w:pPr>
@@ -15789,7 +14911,7 @@
       <w:szCs w:val="32"/>
     </w:rPr>
   </w:style>
-  <w:style w:type="paragraph" w:styleId="Titre4">
+  <w:style w:type="paragraph" w:styleId="Heading4">
     <w:name w:val="heading 4"/>
     <w:qFormat/>
     <w:pPr>
@@ -15803,7 +14925,7 @@
       <w:szCs w:val="28"/>
     </w:rPr>
   </w:style>
-  <w:style w:type="paragraph" w:styleId="Titre5">
+  <w:style w:type="paragraph" w:styleId="Heading5">
     <w:name w:val="heading 5"/>
     <w:qFormat/>
     <w:pPr>
@@ -15815,7 +14937,7 @@
       <w:color w:val="000000"/>
     </w:rPr>
   </w:style>
-  <w:style w:type="paragraph" w:styleId="Titre6">
+  <w:style w:type="paragraph" w:styleId="Heading6">
     <w:name w:val="heading 6"/>
     <w:qFormat/>
     <w:pPr>
@@ -15829,13 +14951,13 @@
       <w:szCs w:val="20"/>
     </w:rPr>
   </w:style>
-  <w:style w:type="character" w:default="1" w:styleId="Policepardfaut">
+  <w:style w:type="character" w:default="1" w:styleId="DefaultParagraphFont">
     <w:name w:val="Default Paragraph Font"/>
     <w:uiPriority w:val="1"/>
     <w:semiHidden/>
     <w:unhideWhenUsed/>
   </w:style>
-  <w:style w:type="table" w:default="1" w:styleId="TableauNormal">
+  <w:style w:type="table" w:default="1" w:styleId="TableNormal">
     <w:name w:val="Normal Table"/>
     <w:uiPriority w:val="99"/>
     <w:semiHidden/>
@@ -15850,13 +14972,13 @@
       </w:tblCellMar>
     </w:tblPr>
   </w:style>
-  <w:style w:type="numbering" w:default="1" w:styleId="Aucuneliste">
+  <w:style w:type="numbering" w:default="1" w:styleId="NoList">
     <w:name w:val="No List"/>
     <w:uiPriority w:val="99"/>
     <w:semiHidden/>
     <w:unhideWhenUsed/>
   </w:style>
-  <w:style w:type="paragraph" w:styleId="Titre">
+  <w:style w:type="paragraph" w:styleId="Title">
     <w:name w:val="Title"/>
     <w:qFormat/>
     <w:rPr>
@@ -15872,11 +14994,11 @@
       <w:bCs/>
     </w:rPr>
   </w:style>
-  <w:style w:type="paragraph" w:styleId="Paragraphedeliste">
+  <w:style w:type="paragraph" w:styleId="ListParagraph">
     <w:name w:val="List Paragraph"/>
     <w:qFormat/>
   </w:style>
-  <w:style w:type="character" w:styleId="Lienhypertexte">
+  <w:style w:type="character" w:styleId="Hyperlink">
     <w:name w:val="Hyperlink"/>
     <w:uiPriority w:val="99"/>
     <w:unhideWhenUsed/>
@@ -15885,7 +15007,7 @@
       <w:u w:val="single"/>
     </w:rPr>
   </w:style>
-  <w:style w:type="character" w:styleId="Appelnotedebasdep">
+  <w:style w:type="character" w:styleId="FootnoteReference">
     <w:name w:val="footnote reference"/>
     <w:uiPriority w:val="99"/>
     <w:semiHidden/>
@@ -15894,9 +15016,9 @@
       <w:vertAlign w:val="superscript"/>
     </w:rPr>
   </w:style>
-  <w:style w:type="paragraph" w:styleId="Notedebasdepage">
+  <w:style w:type="paragraph" w:styleId="FootnoteText">
     <w:name w:val="footnote text"/>
-    <w:link w:val="NotedebasdepageCar"/>
+    <w:link w:val="FootnoteTextChar"/>
     <w:uiPriority w:val="99"/>
     <w:semiHidden/>
     <w:unhideWhenUsed/>
@@ -15905,9 +15027,9 @@
       <w:szCs w:val="20"/>
     </w:rPr>
   </w:style>
-  <w:style w:type="character" w:customStyle="1" w:styleId="NotedebasdepageCar">
-    <w:name w:val="Note de bas de page Car"/>
-    <w:link w:val="Notedebasdepage"/>
+  <w:style w:type="character" w:customStyle="1" w:styleId="FootnoteTextChar">
+    <w:name w:val="Footnote Text Char"/>
+    <w:link w:val="FootnoteText"/>
     <w:uiPriority w:val="99"/>
     <w:semiHidden/>
     <w:unhideWhenUsed/>
